--- a/modules/08-network-scanning-enumeration/docx/Red-Team-Module-08-Network-Scanning-Enumeration-Omarchy.docx
+++ b/modules/08-network-scanning-enumeration/docx/Red-Team-Module-08-Network-Scanning-Enumeration-Omarchy.docx
@@ -193,127 +193,253 @@
         <w:br w:type="page"/>
       </w:r>
     </w:p>
-    <w:p>
-      <w:pPr>
-        <w:pStyle w:val="Heading1"/>
-      </w:pPr>
-      <w:r>
-        <w:t>1. Tujuan Pembelajaran</w:t>
-      </w:r>
-    </w:p>
-    <w:p>
-      <w:r>
-        <w:rPr>
-          <w:rFonts w:ascii="Liberation Sans" w:hAnsi="Liberation Sans"/>
-          <w:b w:val="0"/>
-        </w:rPr>
-        <w:t>Setelah menyelesaikan module ini, lo harus bisa mengubah daftar target yang sudah authorized menjadi inventory host, port, service, dan bukti teknis yang dapat diverifikasi. Fokusnya bukan "scan sebanyak mungkin", tetapi membuat keputusan yang bisa dijelaskan dan diulang.</w:t>
-      </w:r>
-    </w:p>
-    <w:p>
-      <w:r>
-        <w:rPr>
-          <w:rFonts w:ascii="Liberation Sans" w:hAnsi="Liberation Sans"/>
-          <w:b w:val="0"/>
-        </w:rPr>
-        <w:t>[ ] Membedakan host discovery, port discovery, service detection, dan protocol-specific enumeration.</w:t>
-      </w:r>
-    </w:p>
-    <w:p>
-      <w:r>
-        <w:rPr>
-          <w:rFonts w:ascii="Liberation Sans" w:hAnsi="Liberation Sans"/>
-          <w:b w:val="0"/>
-        </w:rPr>
-        <w:t>[ ] Menjelaskan enam state port Nmap dan kenapa state bergantung pada sudut pandang scanner.</w:t>
-      </w:r>
-    </w:p>
-    <w:p>
-      <w:r>
-        <w:rPr>
-          <w:rFonts w:ascii="Liberation Sans" w:hAnsi="Liberation Sans"/>
-          <w:b w:val="0"/>
-        </w:rPr>
-        <w:t>[ ] Memilih antara TCP connect scan, SYN scan, dan UDP scan sesuai konteks.</w:t>
-      </w:r>
-    </w:p>
-    <w:p>
-      <w:r>
-        <w:rPr>
-          <w:rFonts w:ascii="Liberation Sans" w:hAnsi="Liberation Sans"/>
-          <w:b w:val="0"/>
-        </w:rPr>
-        <w:t>[ ] Menggunakan -sV, output XML, dan NSE secara hati-hati.</w:t>
-      </w:r>
-    </w:p>
-    <w:p>
-      <w:r>
-        <w:rPr>
-          <w:rFonts w:ascii="Liberation Sans" w:hAnsi="Liberation Sans"/>
-          <w:b w:val="0"/>
-        </w:rPr>
-        <w:t>[ ] Melakukan manual verification agar hasil scanner tidak diperlakukan sebagai kebenaran absolut.</w:t>
-      </w:r>
-    </w:p>
-    <w:p>
-      <w:r>
-        <w:rPr>
-          <w:rFonts w:ascii="Liberation Sans" w:hAnsi="Liberation Sans"/>
-          <w:b w:val="0"/>
-        </w:rPr>
-        <w:t>[ ] Menyimpan hasil scan sebagai evidence dan mengubah XML menjadi inventory terstruktur.</w:t>
-      </w:r>
-    </w:p>
-    <w:p>
-      <w:r>
-        <w:rPr>
-          <w:rFonts w:ascii="Liberation Sans" w:hAnsi="Liberation Sans"/>
-          <w:b w:val="0"/>
-        </w:rPr>
-        <w:t>[ ] Melakukan scanning hanya pada target yang sudah masuk scope.</w:t>
-      </w:r>
-    </w:p>
-    <w:p>
-      <w:pPr>
-        <w:pStyle w:val="Heading1"/>
-      </w:pPr>
-      <w:r>
-        <w:t>2. Prerequisite &amp; Tools</w:t>
-      </w:r>
-    </w:p>
-    <w:p>
-      <w:pPr>
-        <w:pStyle w:val="ListBullet"/>
-        <w:spacing w:after="40"/>
-      </w:pPr>
-      <w:r>
-        <w:t>Module 00-07 sudah dipahami, khususnya networking, HTTP, Linux, scope/RoE, dan recon.</w:t>
-      </w:r>
-    </w:p>
-    <w:p>
-      <w:pPr>
-        <w:pStyle w:val="ListBullet"/>
-        <w:spacing w:after="40"/>
-      </w:pPr>
-      <w:r>
-        <w:t>Docker berjalan di Omarchy.</w:t>
-      </w:r>
-    </w:p>
-    <w:p>
-      <w:pPr>
-        <w:pStyle w:val="ListBullet"/>
-        <w:spacing w:after="40"/>
-      </w:pPr>
-      <w:r>
-        <w:t>Tool utama: nmap, curl, openbsd-netcat, jq, Python 3, dan Docker.</w:t>
-      </w:r>
-    </w:p>
     <w:tbl>
       <w:tblPr>
         <w:tblW w:type="auto" w:w="0"/>
         <w:jc w:val="center"/>
         <w:tblLayout w:type="autofit"/>
-        <w:tblLook w:firstColumn="1" w:firstRow="1" w:lastColumn="0" w:lastRow="0" w:noHBand="0" w:noVBand="1" w:val="04A0"/>
+        <w:tblBorders>
+          <w:top w:val="single" w:sz="5" w:space="0" w:color="E5E7EB"/>
+          <w:left w:val="single" w:sz="5" w:space="0" w:color="E5E7EB"/>
+          <w:bottom w:val="single" w:sz="5" w:space="0" w:color="E5E7EB"/>
+          <w:right w:val="single" w:sz="5" w:space="0" w:color="E5E7EB"/>
+          <w:insideH w:val="single" w:sz="5" w:space="0" w:color="E5E7EB"/>
+          <w:insideV w:val="single" w:sz="5" w:space="0" w:color="E5E7EB"/>
+        </w:tblBorders>
+      </w:tblPr>
+      <w:tblGrid>
+        <w:gridCol w:w="4984"/>
+        <w:gridCol w:w="4984"/>
+      </w:tblGrid>
+      <w:tr>
+        <w:tc>
+          <w:tcPr>
+            <w:tcW w:type="dxa" w:w="4984"/>
+            <w:shd w:fill="111827"/>
+            <w:tcMar>
+              <w:top w:w="85" w:type="dxa"/>
+              <w:start w:w="90" w:type="dxa"/>
+              <w:bottom w:w="85" w:type="dxa"/>
+              <w:end w:w="90" w:type="dxa"/>
+            </w:tcMar>
+            <w:vAlign w:val="center"/>
+          </w:tcPr>
+          <w:p>
+            <w:r>
+              <w:rPr>
+                <w:b/>
+                <w:color w:val="FFFFFF"/>
+                <w:sz w:val="16"/>
+              </w:rPr>
+              <w:t xml:space="preserve">Field</w:t>
+            </w:r>
+          </w:p>
+        </w:tc>
+        <w:tc>
+          <w:tcPr>
+            <w:tcW w:type="dxa" w:w="4984"/>
+            <w:shd w:fill="111827"/>
+            <w:tcMar>
+              <w:top w:w="85" w:type="dxa"/>
+              <w:start w:w="90" w:type="dxa"/>
+              <w:bottom w:w="85" w:type="dxa"/>
+              <w:end w:w="90" w:type="dxa"/>
+            </w:tcMar>
+            <w:vAlign w:val="center"/>
+          </w:tcPr>
+          <w:p>
+            <w:r>
+              <w:rPr>
+                <w:b/>
+                <w:color w:val="FFFFFF"/>
+                <w:sz w:val="16"/>
+              </w:rPr>
+              <w:t xml:space="preserve">Value</w:t>
+            </w:r>
+          </w:p>
+        </w:tc>
+      </w:tr>
+      <w:tr>
+        <w:tc>
+          <w:tcPr>
+            <w:tcW w:type="dxa" w:w="4984"/>
+            <w:tcMar>
+              <w:top w:w="85" w:type="dxa"/>
+              <w:start w:w="90" w:type="dxa"/>
+              <w:bottom w:w="85" w:type="dxa"/>
+              <w:end w:w="90" w:type="dxa"/>
+            </w:tcMar>
+          </w:tcPr>
+          <w:p>
+            <w:r>
+              <w:t xml:space="preserve">Prerequisite</w:t>
+            </w:r>
+          </w:p>
+        </w:tc>
+        <w:tc>
+          <w:tcPr>
+            <w:tcW w:type="dxa" w:w="4984"/>
+            <w:tcMar>
+              <w:top w:w="85" w:type="dxa"/>
+              <w:start w:w="90" w:type="dxa"/>
+              <w:bottom w:w="85" w:type="dxa"/>
+              <w:end w:w="90" w:type="dxa"/>
+            </w:tcMar>
+          </w:tcPr>
+          <w:p>
+            <w:r>
+              <w:t xml:space="preserve">Module 00–07, khususnya networking, HTTP, Linux, scope/RoE, recon</w:t>
+            </w:r>
+          </w:p>
+        </w:tc>
+      </w:tr>
+      <w:tr>
+        <w:tc>
+          <w:tcPr>
+            <w:tcW w:type="dxa" w:w="4984"/>
+            <w:tcMar>
+              <w:top w:w="85" w:type="dxa"/>
+              <w:start w:w="90" w:type="dxa"/>
+              <w:bottom w:w="85" w:type="dxa"/>
+              <w:end w:w="90" w:type="dxa"/>
+            </w:tcMar>
+          </w:tcPr>
+          <w:p>
+            <w:r>
+              <w:t xml:space="preserve">Core tools</w:t>
+            </w:r>
+          </w:p>
+        </w:tc>
+        <w:tc>
+          <w:tcPr>
+            <w:tcW w:type="dxa" w:w="4984"/>
+            <w:tcMar>
+              <w:top w:w="85" w:type="dxa"/>
+              <w:start w:w="90" w:type="dxa"/>
+              <w:bottom w:w="85" w:type="dxa"/>
+              <w:end w:w="90" w:type="dxa"/>
+            </w:tcMar>
+          </w:tcPr>
+          <w:p>
+            <w:r>
+              <w:rPr>
+                <w:rFonts w:ascii="Liberation Mono" w:hAnsi="Liberation Mono"/>
+              </w:rPr>
+              <w:t xml:space="preserve">nmap</w:t>
+            </w:r>
+            <w:r>
+              <w:t xml:space="preserve">, </w:t>
+            </w:r>
+            <w:r>
+              <w:rPr>
+                <w:rFonts w:ascii="Liberation Mono" w:hAnsi="Liberation Mono"/>
+              </w:rPr>
+              <w:t xml:space="preserve">curl</w:t>
+            </w:r>
+            <w:r>
+              <w:t xml:space="preserve">, </w:t>
+            </w:r>
+            <w:r>
+              <w:rPr>
+                <w:rFonts w:ascii="Liberation Mono" w:hAnsi="Liberation Mono"/>
+              </w:rPr>
+              <w:t xml:space="preserve">openbsd-netcat</w:t>
+            </w:r>
+            <w:r>
+              <w:t xml:space="preserve">, </w:t>
+            </w:r>
+            <w:r>
+              <w:rPr>
+                <w:rFonts w:ascii="Liberation Mono" w:hAnsi="Liberation Mono"/>
+              </w:rPr>
+              <w:t xml:space="preserve">jq</w:t>
+            </w:r>
+            <w:r>
+              <w:t xml:space="preserve">, Python 3, Docker</w:t>
+            </w:r>
+          </w:p>
+        </w:tc>
+      </w:tr>
+      <w:tr>
+        <w:tc>
+          <w:tcPr>
+            <w:tcW w:type="dxa" w:w="4984"/>
+            <w:tcMar>
+              <w:top w:w="85" w:type="dxa"/>
+              <w:start w:w="90" w:type="dxa"/>
+              <w:bottom w:w="85" w:type="dxa"/>
+              <w:end w:w="90" w:type="dxa"/>
+            </w:tcMar>
+          </w:tcPr>
+          <w:p>
+            <w:r>
+              <w:t xml:space="preserve">Lab subnet</w:t>
+            </w:r>
+          </w:p>
+        </w:tc>
+        <w:tc>
+          <w:tcPr>
+            <w:tcW w:type="dxa" w:w="4984"/>
+            <w:tcMar>
+              <w:top w:w="85" w:type="dxa"/>
+              <w:start w:w="90" w:type="dxa"/>
+              <w:bottom w:w="85" w:type="dxa"/>
+              <w:end w:w="90" w:type="dxa"/>
+            </w:tcMar>
+          </w:tcPr>
+          <w:p>
+            <w:r>
+              <w:rPr>
+                <w:rFonts w:ascii="Liberation Mono" w:hAnsi="Liberation Mono"/>
+              </w:rPr>
+              <w:t xml:space="preserve">172.31.80.0/24</w:t>
+            </w:r>
+            <w:r>
+              <w:t xml:space="preserve"> (Docker bridge, tidak dipublish ke host/LAN)</w:t>
+            </w:r>
+          </w:p>
+        </w:tc>
+      </w:tr>
+      <w:tr>
+        <w:tc>
+          <w:tcPr>
+            <w:tcW w:type="dxa" w:w="4984"/>
+            <w:tcMar>
+              <w:top w:w="85" w:type="dxa"/>
+              <w:start w:w="90" w:type="dxa"/>
+              <w:bottom w:w="85" w:type="dxa"/>
+              <w:end w:w="90" w:type="dxa"/>
+            </w:tcMar>
+          </w:tcPr>
+          <w:p>
+            <w:r>
+              <w:t xml:space="preserve">Outcome</w:t>
+            </w:r>
+          </w:p>
+        </w:tc>
+        <w:tc>
+          <w:tcPr>
+            <w:tcW w:type="dxa" w:w="4984"/>
+            <w:tcMar>
+              <w:top w:w="85" w:type="dxa"/>
+              <w:start w:w="90" w:type="dxa"/>
+              <w:bottom w:w="85" w:type="dxa"/>
+              <w:end w:w="90" w:type="dxa"/>
+            </w:tcMar>
+          </w:tcPr>
+          <w:p>
+            <w:r>
+              <w:t xml:space="preserve">Mengubah daftar target authorized menjadi inventory host/port/service + bukti manual yang dapat diverifikasi</w:t>
+            </w:r>
+          </w:p>
+        </w:tc>
+      </w:tr>
+    </w:tbl>
+    <w:tbl>
+      <w:tblPr>
+        <w:tblW w:type="auto" w:w="0"/>
+        <w:jc w:val="center"/>
+        <w:tblLayout w:type="autofit"/>
       </w:tblPr>
       <w:tblGrid>
         <w:gridCol w:w="9968"/>
@@ -343,7 +469,7 @@
                 <w:color w:val="F9FAFB"/>
                 <w:sz w:val="15"/>
               </w:rPr>
-              <w:t>omarchy pkg add nmap curl openbsd-netcat jq python</w:t>
+              <w:t xml:space="preserve">omarchy pkg add nmap curl openbsd-netcat jq python</w:t>
             </w:r>
           </w:p>
         </w:tc>
@@ -351,68 +477,98 @@
     </w:tbl>
     <w:p>
       <w:pPr>
-        <w:spacing w:after="20"/>
+        <w:pStyle w:val="Heading1"/>
       </w:pPr>
+      <w:r>
+        <w:t xml:space="preserve">1. Learning Objectives</w:t>
+      </w:r>
     </w:p>
-    <w:tbl>
-      <w:tblPr>
-        <w:tblW w:type="auto" w:w="0"/>
-        <w:jc w:val="center"/>
-        <w:tblLook w:firstColumn="1" w:firstRow="1" w:lastColumn="0" w:lastRow="0" w:noHBand="0" w:noVBand="1" w:val="04A0"/>
-      </w:tblPr>
-      <w:tblGrid>
-        <w:gridCol w:w="9968"/>
-      </w:tblGrid>
-      <w:tr>
-        <w:trPr>
-          <w:cantSplit/>
-        </w:trPr>
-        <w:tc>
-          <w:tcPr>
-            <w:tcW w:type="dxa" w:w="9968"/>
-            <w:shd w:fill="EFF6FF"/>
-            <w:tcMar>
-              <w:top w:w="135" w:type="dxa"/>
-              <w:start w:w="165" w:type="dxa"/>
-              <w:bottom w:w="135" w:type="dxa"/>
-              <w:end w:w="165" w:type="dxa"/>
-            </w:tcMar>
-          </w:tcPr>
-          <w:p>
-            <w:pPr>
-              <w:spacing w:after="60"/>
-            </w:pPr>
-            <w:r>
-              <w:rPr>
-                <w:b/>
-                <w:color w:val="1D4ED8"/>
-                <w:sz w:val="19"/>
-              </w:rPr>
-              <w:t>Omarchy note</w:t>
-            </w:r>
-          </w:p>
-          <w:p>
-            <w:pPr>
-              <w:spacing w:after="0" w:line="254" w:lineRule="auto"/>
-            </w:pPr>
-            <w:r>
-              <w:t>Package Nmap tersedia di repository resmi Arch. Gunakan omarchy pkg add untuk package biasa dan omarchy update untuk update sistem, konsisten dengan module sebelumnya.</w:t>
-            </w:r>
-          </w:p>
-        </w:tc>
-      </w:tr>
-    </w:tbl>
     <w:p>
-      <w:pPr>
-        <w:spacing w:after="20"/>
-      </w:pPr>
+      <w:r>
+        <w:t xml:space="preserve">[ ] Membedakan </w:t>
+      </w:r>
+      <w:r>
+        <w:rPr>
+          <w:b/>
+        </w:rPr>
+        <w:t xml:space="preserve">host discovery</w:t>
+      </w:r>
+      <w:r>
+        <w:t xml:space="preserve">, </w:t>
+      </w:r>
+      <w:r>
+        <w:rPr>
+          <w:b/>
+        </w:rPr>
+        <w:t xml:space="preserve">port discovery</w:t>
+      </w:r>
+      <w:r>
+        <w:t xml:space="preserve">, </w:t>
+      </w:r>
+      <w:r>
+        <w:rPr>
+          <w:b/>
+        </w:rPr>
+        <w:t xml:space="preserve">service detection</w:t>
+      </w:r>
+      <w:r>
+        <w:t xml:space="preserve">, dan </w:t>
+      </w:r>
+      <w:r>
+        <w:rPr>
+          <w:b/>
+        </w:rPr>
+        <w:t xml:space="preserve">protocol-specific enumeration</w:t>
+      </w:r>
+      <w:r>
+        <w:t xml:space="preserve"> sebagai empat tahap berbeda.</w:t>
+      </w:r>
+    </w:p>
+    <w:p>
+      <w:r>
+        <w:t xml:space="preserve">[ ] Menjelaskan enam state port Nmap dan kenapa state itu bergantung pada sudut pandang scanner — bukan sifat permanen port.</w:t>
+      </w:r>
+    </w:p>
+    <w:p>
+      <w:r>
+        <w:t xml:space="preserve">[ ] Memilih antara TCP connect scan, SYN scan, dan UDP scan sesuai konteks (privilege, kecepatan, akurasi).</w:t>
+      </w:r>
+    </w:p>
+    <w:p>
+      <w:r>
+        <w:t xml:space="preserve">[ ] Menggunakan </w:t>
+      </w:r>
+      <w:r>
+        <w:rPr>
+          <w:rFonts w:ascii="Liberation Mono" w:hAnsi="Liberation Mono"/>
+        </w:rPr>
+        <w:t xml:space="preserve">-sV</w:t>
+      </w:r>
+      <w:r>
+        <w:t xml:space="preserve">, output XML, dan NSE secara eksplisit dan hati-hati.</w:t>
+      </w:r>
+    </w:p>
+    <w:p>
+      <w:r>
+        <w:t xml:space="preserve">[ ] Melakukan manual verification agar hasil scanner tidak diperlakukan sebagai kebenaran absolut.</w:t>
+      </w:r>
+    </w:p>
+    <w:p>
+      <w:r>
+        <w:t xml:space="preserve">[ ] Menyimpan hasil scan sebagai evidence dan mengubah XML menjadi inventory CSV terstruktur.</w:t>
+      </w:r>
+    </w:p>
+    <w:p>
+      <w:r>
+        <w:t xml:space="preserve">[ ] Melakukan scanning hanya pada target yang sudah masuk scope — guardrail teknis bukan pengganti authorization.</w:t>
+      </w:r>
     </w:p>
     <w:p>
       <w:pPr>
         <w:pStyle w:val="Heading1"/>
       </w:pPr>
       <w:r>
-        <w:t>3. Mental Model: Enumeration Bukan Satu Command</w:t>
+        <w:t xml:space="preserve">2. Mental Model: Enumeration Adalah Loop, Bukan Satu Command</w:t>
       </w:r>
     </w:p>
     <w:p>
@@ -467,15 +623,6 @@
           <w:sz w:val="16"/>
         </w:rPr>
         <w:t>Enumeration pipeline: discovery sampai evidence dan next hypothesis.</w:t>
-      </w:r>
-    </w:p>
-    <w:p>
-      <w:r>
-        <w:rPr>
-          <w:rFonts w:ascii="Liberation Sans" w:hAnsi="Liberation Sans"/>
-          <w:b w:val="0"/>
-        </w:rPr>
-        <w:t>Recon Module 07 menjawab "aset apa yang mungkin ada?". Module 08 menjawab "host mana yang reachable, port apa yang terlihat, service apa yang berjalan, dan apa bukti manualnya?". Enumeration adalah loop observasi -&gt; hipotesis -&gt; validasi -&gt; dokumentasi.</w:t>
       </w:r>
     </w:p>
     <w:p>
@@ -534,7 +681,79 @@
     </w:p>
     <w:p>
       <w:r>
-        <w:br w:type="page"/>
+        <w:t xml:space="preserve">Module 07 menjawab </w:t>
+      </w:r>
+      <w:r>
+        <w:rPr>
+          <w:i/>
+        </w:rPr>
+        <w:t xml:space="preserve">"aset apa yang mungkin ada?"</w:t>
+      </w:r>
+      <w:r>
+        <w:t xml:space="preserve">. Module 08 menjawab </w:t>
+      </w:r>
+      <w:r>
+        <w:rPr>
+          <w:i/>
+        </w:rPr>
+        <w:t xml:space="preserve">"host mana yang reachable, port apa yang terlihat, service apa yang berjalan, dan apa bukti manualnya?"</w:t>
+      </w:r>
+      <w:r>
+        <w:t xml:space="preserve">.</w:t>
+      </w:r>
+    </w:p>
+    <w:tbl>
+      <w:tblPr>
+        <w:tblW w:type="auto" w:w="0"/>
+        <w:jc w:val="center"/>
+        <w:tblLayout w:type="autofit"/>
+      </w:tblPr>
+      <w:tblGrid>
+        <w:gridCol w:w="9968"/>
+      </w:tblGrid>
+      <w:tr>
+        <w:trPr>
+          <w:cantSplit/>
+        </w:trPr>
+        <w:tc>
+          <w:tcPr>
+            <w:tcW w:type="dxa" w:w="9968"/>
+            <w:shd w:fill="111827"/>
+            <w:tcMar>
+              <w:top w:w="125" w:type="dxa"/>
+              <w:start w:w="155" w:type="dxa"/>
+              <w:bottom w:w="125" w:type="dxa"/>
+              <w:end w:w="155" w:type="dxa"/>
+            </w:tcMar>
+          </w:tcPr>
+          <w:p>
+            <w:pPr>
+              <w:spacing w:after="0" w:line="240" w:lineRule="auto"/>
+            </w:pPr>
+            <w:r>
+              <w:rPr>
+                <w:rFonts w:ascii="Liberation Mono" w:hAnsi="Liberation Mono"/>
+                <w:color w:val="F9FAFB"/>
+                <w:sz w:val="15"/>
+              </w:rPr>
+              <w:t xml:space="preserve">Discovery → Hipotesis → Validasi (tool) → Verifikasi (manual) → Evidence → Hipotesis berikutnya</w:t>
+            </w:r>
+          </w:p>
+        </w:tc>
+      </w:tr>
+    </w:tbl>
+    <w:p>
+      <w:r>
+        <w:t xml:space="preserve">Tool (Nmap) membantu mempersempit kemungkinan dengan cepat; </w:t>
+      </w:r>
+      <w:r>
+        <w:rPr>
+          <w:b/>
+        </w:rPr>
+        <w:t xml:space="preserve">manual verification</w:t>
+      </w:r>
+      <w:r>
+        <w:t xml:space="preserve"> menjaga interpretasi lo tetap grounded pada protocol response yang sebenarnya, bukan asumsi dari signature database.</w:t>
       </w:r>
     </w:p>
     <w:p>
@@ -542,16 +761,12 @@
         <w:pStyle w:val="Heading1"/>
       </w:pPr>
       <w:r>
-        <w:t>4. Host Discovery</w:t>
+        <w:t xml:space="preserve">3. Host Discovery</w:t>
       </w:r>
     </w:p>
     <w:p>
       <w:r>
-        <w:rPr>
-          <w:rFonts w:ascii="Liberation Sans" w:hAnsi="Liberation Sans"/>
-          <w:b w:val="0"/>
-        </w:rPr>
-        <w:t>Sebelum memindai ribuan port, kita biasanya mempersempit target menjadi host yang hidup atau menarik. Nmap melakukan host discovery secara default sebelum port scan. Pada Ethernet lokal, ARP/Neighbor Discovery biasanya lebih efektif daripada ICMP saja.</w:t>
+        <w:t xml:space="preserve">Sebelum memindai ribuan port, kita persempit dulu ke host yang hidup/menarik. Nmap melakukan host discovery secara default sebelum port scan.</w:t>
       </w:r>
     </w:p>
     <w:tbl>
@@ -559,7 +774,6 @@
         <w:tblW w:type="auto" w:w="0"/>
         <w:jc w:val="center"/>
         <w:tblLayout w:type="autofit"/>
-        <w:tblLook w:firstColumn="1" w:firstRow="1" w:lastColumn="0" w:lastRow="0" w:noHBand="0" w:noVBand="1" w:val="04A0"/>
         <w:tblBorders>
           <w:top w:val="single" w:sz="5" w:space="0" w:color="E5E7EB"/>
           <w:left w:val="single" w:sz="5" w:space="0" w:color="E5E7EB"/>
@@ -587,16 +801,13 @@
             <w:vAlign w:val="center"/>
           </w:tcPr>
           <w:p>
-            <w:pPr>
-              <w:spacing w:after="0"/>
-            </w:pPr>
             <w:r>
               <w:rPr>
                 <w:b/>
                 <w:color w:val="FFFFFF"/>
                 <w:sz w:val="16"/>
               </w:rPr>
-              <w:t>Command</w:t>
+              <w:t xml:space="preserve">Command</w:t>
             </w:r>
           </w:p>
         </w:tc>
@@ -613,16 +824,13 @@
             <w:vAlign w:val="center"/>
           </w:tcPr>
           <w:p>
-            <w:pPr>
-              <w:spacing w:after="0"/>
-            </w:pPr>
             <w:r>
               <w:rPr>
                 <w:b/>
                 <w:color w:val="FFFFFF"/>
                 <w:sz w:val="16"/>
               </w:rPr>
-              <w:t>Makna</w:t>
+              <w:t xml:space="preserve">Makna</w:t>
             </w:r>
           </w:p>
         </w:tc>
@@ -632,21 +840,18 @@
           <w:tcPr>
             <w:tcW w:type="dxa" w:w="4984"/>
             <w:tcMar>
-              <w:top w:w="70" w:type="dxa"/>
-              <w:start w:w="80" w:type="dxa"/>
-              <w:bottom w:w="70" w:type="dxa"/>
-              <w:end w:w="80" w:type="dxa"/>
+              <w:top w:w="85" w:type="dxa"/>
+              <w:start w:w="90" w:type="dxa"/>
+              <w:bottom w:w="85" w:type="dxa"/>
+              <w:end w:w="90" w:type="dxa"/>
             </w:tcMar>
           </w:tcPr>
           <w:p>
-            <w:pPr>
-              <w:spacing w:after="0"/>
-            </w:pPr>
             <w:r>
               <w:rPr>
-                <w:sz w:val="15"/>
+                <w:rFonts w:ascii="Liberation Mono" w:hAnsi="Liberation Mono"/>
               </w:rPr>
-              <w:t>nmap -sn TARGET</w:t>
+              <w:t xml:space="preserve">nmap -sn TARGET</w:t>
             </w:r>
           </w:p>
         </w:tc>
@@ -654,21 +859,15 @@
           <w:tcPr>
             <w:tcW w:type="dxa" w:w="4984"/>
             <w:tcMar>
-              <w:top w:w="70" w:type="dxa"/>
-              <w:start w:w="80" w:type="dxa"/>
-              <w:bottom w:w="70" w:type="dxa"/>
-              <w:end w:w="80" w:type="dxa"/>
+              <w:top w:w="85" w:type="dxa"/>
+              <w:start w:w="90" w:type="dxa"/>
+              <w:bottom w:w="85" w:type="dxa"/>
+              <w:end w:w="90" w:type="dxa"/>
             </w:tcMar>
           </w:tcPr>
           <w:p>
-            <w:pPr>
-              <w:spacing w:after="0"/>
-            </w:pPr>
             <w:r>
-              <w:rPr>
-                <w:sz w:val="15"/>
-              </w:rPr>
-              <w:t>Host discovery saja, tanpa port scan.</w:t>
+              <w:t xml:space="preserve">Host discovery saja, tanpa port scan</w:t>
             </w:r>
           </w:p>
         </w:tc>
@@ -678,21 +877,18 @@
           <w:tcPr>
             <w:tcW w:type="dxa" w:w="4984"/>
             <w:tcMar>
-              <w:top w:w="70" w:type="dxa"/>
-              <w:start w:w="80" w:type="dxa"/>
-              <w:bottom w:w="70" w:type="dxa"/>
-              <w:end w:w="80" w:type="dxa"/>
+              <w:top w:w="85" w:type="dxa"/>
+              <w:start w:w="90" w:type="dxa"/>
+              <w:bottom w:w="85" w:type="dxa"/>
+              <w:end w:w="90" w:type="dxa"/>
             </w:tcMar>
           </w:tcPr>
           <w:p>
-            <w:pPr>
-              <w:spacing w:after="0"/>
-            </w:pPr>
             <w:r>
               <w:rPr>
-                <w:sz w:val="15"/>
+                <w:rFonts w:ascii="Liberation Mono" w:hAnsi="Liberation Mono"/>
               </w:rPr>
-              <w:t>nmap -sL TARGET</w:t>
+              <w:t xml:space="preserve">nmap -sL TARGET</w:t>
             </w:r>
           </w:p>
         </w:tc>
@@ -700,21 +896,15 @@
           <w:tcPr>
             <w:tcW w:type="dxa" w:w="4984"/>
             <w:tcMar>
-              <w:top w:w="70" w:type="dxa"/>
-              <w:start w:w="80" w:type="dxa"/>
-              <w:bottom w:w="70" w:type="dxa"/>
-              <w:end w:w="80" w:type="dxa"/>
+              <w:top w:w="85" w:type="dxa"/>
+              <w:start w:w="90" w:type="dxa"/>
+              <w:bottom w:w="85" w:type="dxa"/>
+              <w:end w:w="90" w:type="dxa"/>
             </w:tcMar>
           </w:tcPr>
           <w:p>
-            <w:pPr>
-              <w:spacing w:after="0"/>
-            </w:pPr>
             <w:r>
-              <w:rPr>
-                <w:sz w:val="15"/>
-              </w:rPr>
-              <w:t>List scan; daftar target tanpa port scan, tetapi dapat melakukan DNS resolution.</w:t>
+              <w:t xml:space="preserve">List scan — daftar target tanpa port scan, tapi bisa melakukan DNS resolution</w:t>
             </w:r>
           </w:p>
         </w:tc>
@@ -724,21 +914,18 @@
           <w:tcPr>
             <w:tcW w:type="dxa" w:w="4984"/>
             <w:tcMar>
-              <w:top w:w="70" w:type="dxa"/>
-              <w:start w:w="80" w:type="dxa"/>
-              <w:bottom w:w="70" w:type="dxa"/>
-              <w:end w:w="80" w:type="dxa"/>
+              <w:top w:w="85" w:type="dxa"/>
+              <w:start w:w="90" w:type="dxa"/>
+              <w:bottom w:w="85" w:type="dxa"/>
+              <w:end w:w="90" w:type="dxa"/>
             </w:tcMar>
           </w:tcPr>
           <w:p>
-            <w:pPr>
-              <w:spacing w:after="0"/>
-            </w:pPr>
             <w:r>
               <w:rPr>
-                <w:sz w:val="15"/>
+                <w:rFonts w:ascii="Liberation Mono" w:hAnsi="Liberation Mono"/>
               </w:rPr>
-              <w:t>nmap -Pn TARGET</w:t>
+              <w:t xml:space="preserve">nmap -Pn TARGET</w:t>
             </w:r>
           </w:p>
         </w:tc>
@@ -746,21 +933,15 @@
           <w:tcPr>
             <w:tcW w:type="dxa" w:w="4984"/>
             <w:tcMar>
-              <w:top w:w="70" w:type="dxa"/>
-              <w:start w:w="80" w:type="dxa"/>
-              <w:bottom w:w="70" w:type="dxa"/>
-              <w:end w:w="80" w:type="dxa"/>
+              <w:top w:w="85" w:type="dxa"/>
+              <w:start w:w="90" w:type="dxa"/>
+              <w:bottom w:w="85" w:type="dxa"/>
+              <w:end w:w="90" w:type="dxa"/>
             </w:tcMar>
           </w:tcPr>
           <w:p>
-            <w:pPr>
-              <w:spacing w:after="0"/>
-            </w:pPr>
             <w:r>
-              <w:rPr>
-                <w:sz w:val="15"/>
-              </w:rPr>
-              <w:t>Lewati discovery dan perlakukan target seolah online.</w:t>
+              <w:t xml:space="preserve">Lewati discovery, perlakukan semua target seolah online</w:t>
             </w:r>
           </w:p>
         </w:tc>
@@ -770,21 +951,18 @@
           <w:tcPr>
             <w:tcW w:type="dxa" w:w="4984"/>
             <w:tcMar>
-              <w:top w:w="70" w:type="dxa"/>
-              <w:start w:w="80" w:type="dxa"/>
-              <w:bottom w:w="70" w:type="dxa"/>
-              <w:end w:w="80" w:type="dxa"/>
+              <w:top w:w="85" w:type="dxa"/>
+              <w:start w:w="90" w:type="dxa"/>
+              <w:bottom w:w="85" w:type="dxa"/>
+              <w:end w:w="90" w:type="dxa"/>
             </w:tcMar>
           </w:tcPr>
           <w:p>
-            <w:pPr>
-              <w:spacing w:after="0"/>
-            </w:pPr>
             <w:r>
               <w:rPr>
-                <w:sz w:val="15"/>
+                <w:rFonts w:ascii="Liberation Mono" w:hAnsi="Liberation Mono"/>
               </w:rPr>
-              <w:t>nmap -n ...</w:t>
+              <w:t xml:space="preserve">nmap -n ...</w:t>
             </w:r>
           </w:p>
         </w:tc>
@@ -792,36 +970,24 @@
           <w:tcPr>
             <w:tcW w:type="dxa" w:w="4984"/>
             <w:tcMar>
-              <w:top w:w="70" w:type="dxa"/>
-              <w:start w:w="80" w:type="dxa"/>
-              <w:bottom w:w="70" w:type="dxa"/>
-              <w:end w:w="80" w:type="dxa"/>
+              <w:top w:w="85" w:type="dxa"/>
+              <w:start w:w="90" w:type="dxa"/>
+              <w:bottom w:w="85" w:type="dxa"/>
+              <w:end w:w="90" w:type="dxa"/>
             </w:tcMar>
           </w:tcPr>
           <w:p>
-            <w:pPr>
-              <w:spacing w:after="0"/>
-            </w:pPr>
             <w:r>
-              <w:rPr>
-                <w:sz w:val="15"/>
-              </w:rPr>
-              <w:t>Lewati reverse DNS untuk mengurangi noise/latency.</w:t>
+              <w:t xml:space="preserve">Lewati reverse DNS untuk mengurangi noise/latency</w:t>
             </w:r>
           </w:p>
         </w:tc>
       </w:tr>
     </w:tbl>
-    <w:p>
-      <w:pPr>
-        <w:spacing w:after="20"/>
-      </w:pPr>
-    </w:p>
     <w:tbl>
       <w:tblPr>
         <w:tblW w:type="auto" w:w="0"/>
         <w:jc w:val="center"/>
-        <w:tblLook w:firstColumn="1" w:firstRow="1" w:lastColumn="0" w:lastRow="0" w:noHBand="0" w:noVBand="1" w:val="04A0"/>
       </w:tblPr>
       <w:tblGrid>
         <w:gridCol w:w="9968"/>
@@ -851,15 +1017,30 @@
                 <w:color w:val="92400E"/>
                 <w:sz w:val="19"/>
               </w:rPr>
-              <w:t>Common mistake</w:t>
+              <w:t xml:space="preserve">Common mistake.</w:t>
             </w:r>
           </w:p>
           <w:p>
             <w:pPr>
-              <w:spacing w:after="0" w:line="254" w:lineRule="auto"/>
+              <w:spacing w:after="0"/>
             </w:pPr>
             <w:r>
-              <w:t>-Pn bukan "stealth mode". Ia hanya melewati host discovery dan dapat membuat scan lebih lambat karena semua target diperlakukan online.</w:t>
+              <w:rPr>
+                <w:rFonts w:ascii="Liberation Mono" w:hAnsi="Liberation Mono"/>
+              </w:rPr>
+              <w:t xml:space="preserve">-Pn</w:t>
+            </w:r>
+            <w:r>
+              <w:t xml:space="preserve"> </w:t>
+            </w:r>
+            <w:r>
+              <w:rPr>
+                <w:b/>
+              </w:rPr>
+              <w:t xml:space="preserve">bukan</w:t>
+            </w:r>
+            <w:r>
+              <w:t xml:space="preserve"> "stealth mode". Ia cuma melewati host-discovery phase, dan justru bisa membuat scan lebih lambat karena semua target diperlakukan online (semua port di-probe meski host sebenarnya mati).</w:t>
             </w:r>
           </w:p>
         </w:tc>
@@ -867,24 +1048,10 @@
     </w:tbl>
     <w:p>
       <w:pPr>
-        <w:spacing w:after="20"/>
-      </w:pPr>
-    </w:p>
-    <w:p>
-      <w:pPr>
         <w:pStyle w:val="Heading1"/>
       </w:pPr>
       <w:r>
-        <w:t>5. Port Scanning &amp; Port States</w:t>
-      </w:r>
-    </w:p>
-    <w:p>
-      <w:r>
-        <w:rPr>
-          <w:rFonts w:ascii="Liberation Sans" w:hAnsi="Liberation Sans"/>
-          <w:b w:val="0"/>
-        </w:rPr>
-        <w:t>Nmap tidak hanya mengenal open/closed. Ia menggunakan enam state: open, closed, filtered, unfiltered, open|filtered, dan closed|filtered. State tersebut menggambarkan apa yang dilihat scanner dari lokasi dan teknik tertentu, bukan sifat permanen sebuah port.</w:t>
+        <w:t xml:space="preserve">4. Port States: Enam, Bukan Dua</w:t>
       </w:r>
     </w:p>
     <w:p>
@@ -941,12 +1108,25 @@
         <w:t>Simplified intuition for common TCP outcomes.</w:t>
       </w:r>
     </w:p>
+    <w:p>
+      <w:r>
+        <w:t xml:space="preserve">Nmap tidak cuma mengenal open/closed — ada enam state, dan semuanya menggambarkan </w:t>
+      </w:r>
+      <w:r>
+        <w:rPr>
+          <w:b/>
+        </w:rPr>
+        <w:t xml:space="preserve">apa yang dilihat scanner dari lokasi &amp; teknik tertentu</w:t>
+      </w:r>
+      <w:r>
+        <w:t xml:space="preserve">, bukan sifat permanen sebuah port.</w:t>
+      </w:r>
+    </w:p>
     <w:tbl>
       <w:tblPr>
         <w:tblW w:type="auto" w:w="0"/>
         <w:jc w:val="center"/>
         <w:tblLayout w:type="autofit"/>
-        <w:tblLook w:firstColumn="1" w:firstRow="1" w:lastColumn="0" w:lastRow="0" w:noHBand="0" w:noVBand="1" w:val="04A0"/>
         <w:tblBorders>
           <w:top w:val="single" w:sz="5" w:space="0" w:color="E5E7EB"/>
           <w:left w:val="single" w:sz="5" w:space="0" w:color="E5E7EB"/>
@@ -974,16 +1154,13 @@
             <w:vAlign w:val="center"/>
           </w:tcPr>
           <w:p>
-            <w:pPr>
-              <w:spacing w:after="0"/>
-            </w:pPr>
             <w:r>
               <w:rPr>
                 <w:b/>
                 <w:color w:val="FFFFFF"/>
                 <w:sz w:val="16"/>
               </w:rPr>
-              <w:t>State</w:t>
+              <w:t xml:space="preserve">State</w:t>
             </w:r>
           </w:p>
         </w:tc>
@@ -1000,16 +1177,13 @@
             <w:vAlign w:val="center"/>
           </w:tcPr>
           <w:p>
-            <w:pPr>
-              <w:spacing w:after="0"/>
-            </w:pPr>
             <w:r>
               <w:rPr>
                 <w:b/>
                 <w:color w:val="FFFFFF"/>
                 <w:sz w:val="16"/>
               </w:rPr>
-              <w:t>Interpretasi praktis</w:t>
+              <w:t xml:space="preserve">Interpretasi praktis</w:t>
             </w:r>
           </w:p>
         </w:tc>
@@ -1019,21 +1193,18 @@
           <w:tcPr>
             <w:tcW w:type="dxa" w:w="4984"/>
             <w:tcMar>
-              <w:top w:w="70" w:type="dxa"/>
-              <w:start w:w="80" w:type="dxa"/>
-              <w:bottom w:w="70" w:type="dxa"/>
-              <w:end w:w="80" w:type="dxa"/>
+              <w:top w:w="85" w:type="dxa"/>
+              <w:start w:w="90" w:type="dxa"/>
+              <w:bottom w:w="85" w:type="dxa"/>
+              <w:end w:w="90" w:type="dxa"/>
             </w:tcMar>
           </w:tcPr>
           <w:p>
-            <w:pPr>
-              <w:spacing w:after="0"/>
-            </w:pPr>
             <w:r>
               <w:rPr>
-                <w:sz w:val="15"/>
+                <w:rFonts w:ascii="Liberation Mono" w:hAnsi="Liberation Mono"/>
               </w:rPr>
-              <w:t>open</w:t>
+              <w:t xml:space="preserve">open</w:t>
             </w:r>
           </w:p>
         </w:tc>
@@ -1041,21 +1212,15 @@
           <w:tcPr>
             <w:tcW w:type="dxa" w:w="4984"/>
             <w:tcMar>
-              <w:top w:w="70" w:type="dxa"/>
-              <w:start w:w="80" w:type="dxa"/>
-              <w:bottom w:w="70" w:type="dxa"/>
-              <w:end w:w="80" w:type="dxa"/>
+              <w:top w:w="85" w:type="dxa"/>
+              <w:start w:w="90" w:type="dxa"/>
+              <w:bottom w:w="85" w:type="dxa"/>
+              <w:end w:w="90" w:type="dxa"/>
             </w:tcMar>
           </w:tcPr>
           <w:p>
-            <w:pPr>
-              <w:spacing w:after="0"/>
-            </w:pPr>
             <w:r>
-              <w:rPr>
-                <w:sz w:val="15"/>
-              </w:rPr>
-              <w:t>Ada aplikasi yang menerima koneksi/datagram.</w:t>
+              <w:t xml:space="preserve">Ada aplikasi yang menerima koneksi/datagram</w:t>
             </w:r>
           </w:p>
         </w:tc>
@@ -1065,21 +1230,18 @@
           <w:tcPr>
             <w:tcW w:type="dxa" w:w="4984"/>
             <w:tcMar>
-              <w:top w:w="70" w:type="dxa"/>
-              <w:start w:w="80" w:type="dxa"/>
-              <w:bottom w:w="70" w:type="dxa"/>
-              <w:end w:w="80" w:type="dxa"/>
+              <w:top w:w="85" w:type="dxa"/>
+              <w:start w:w="90" w:type="dxa"/>
+              <w:bottom w:w="85" w:type="dxa"/>
+              <w:end w:w="90" w:type="dxa"/>
             </w:tcMar>
           </w:tcPr>
           <w:p>
-            <w:pPr>
-              <w:spacing w:after="0"/>
-            </w:pPr>
             <w:r>
               <w:rPr>
-                <w:sz w:val="15"/>
+                <w:rFonts w:ascii="Liberation Mono" w:hAnsi="Liberation Mono"/>
               </w:rPr>
-              <w:t>closed</w:t>
+              <w:t xml:space="preserve">closed</w:t>
             </w:r>
           </w:p>
         </w:tc>
@@ -1087,21 +1249,15 @@
           <w:tcPr>
             <w:tcW w:type="dxa" w:w="4984"/>
             <w:tcMar>
-              <w:top w:w="70" w:type="dxa"/>
-              <w:start w:w="80" w:type="dxa"/>
-              <w:bottom w:w="70" w:type="dxa"/>
-              <w:end w:w="80" w:type="dxa"/>
+              <w:top w:w="85" w:type="dxa"/>
+              <w:start w:w="90" w:type="dxa"/>
+              <w:bottom w:w="85" w:type="dxa"/>
+              <w:end w:w="90" w:type="dxa"/>
             </w:tcMar>
           </w:tcPr>
           <w:p>
-            <w:pPr>
-              <w:spacing w:after="0"/>
-            </w:pPr>
             <w:r>
-              <w:rPr>
-                <w:sz w:val="15"/>
-              </w:rPr>
-              <w:t>Host reachable, tetapi tidak ada listener pada port tersebut.</w:t>
+              <w:t xml:space="preserve">Host reachable, tapi tidak ada listener di port itu</w:t>
             </w:r>
           </w:p>
         </w:tc>
@@ -1111,21 +1267,18 @@
           <w:tcPr>
             <w:tcW w:type="dxa" w:w="4984"/>
             <w:tcMar>
-              <w:top w:w="70" w:type="dxa"/>
-              <w:start w:w="80" w:type="dxa"/>
-              <w:bottom w:w="70" w:type="dxa"/>
-              <w:end w:w="80" w:type="dxa"/>
+              <w:top w:w="85" w:type="dxa"/>
+              <w:start w:w="90" w:type="dxa"/>
+              <w:bottom w:w="85" w:type="dxa"/>
+              <w:end w:w="90" w:type="dxa"/>
             </w:tcMar>
           </w:tcPr>
           <w:p>
-            <w:pPr>
-              <w:spacing w:after="0"/>
-            </w:pPr>
             <w:r>
               <w:rPr>
-                <w:sz w:val="15"/>
+                <w:rFonts w:ascii="Liberation Mono" w:hAnsi="Liberation Mono"/>
               </w:rPr>
-              <w:t>filtered</w:t>
+              <w:t xml:space="preserve">filtered</w:t>
             </w:r>
           </w:p>
         </w:tc>
@@ -1133,21 +1286,15 @@
           <w:tcPr>
             <w:tcW w:type="dxa" w:w="4984"/>
             <w:tcMar>
-              <w:top w:w="70" w:type="dxa"/>
-              <w:start w:w="80" w:type="dxa"/>
-              <w:bottom w:w="70" w:type="dxa"/>
-              <w:end w:w="80" w:type="dxa"/>
+              <w:top w:w="85" w:type="dxa"/>
+              <w:start w:w="90" w:type="dxa"/>
+              <w:bottom w:w="85" w:type="dxa"/>
+              <w:end w:w="90" w:type="dxa"/>
             </w:tcMar>
           </w:tcPr>
           <w:p>
-            <w:pPr>
-              <w:spacing w:after="0"/>
-            </w:pPr>
             <w:r>
-              <w:rPr>
-                <w:sz w:val="15"/>
-              </w:rPr>
-              <w:t>Filter/network path mencegah Nmap menentukan open vs closed.</w:t>
+              <w:t xml:space="preserve">Filter/network path mencegah Nmap menentukan open vs closed</w:t>
             </w:r>
           </w:p>
         </w:tc>
@@ -1157,21 +1304,18 @@
           <w:tcPr>
             <w:tcW w:type="dxa" w:w="4984"/>
             <w:tcMar>
-              <w:top w:w="70" w:type="dxa"/>
-              <w:start w:w="80" w:type="dxa"/>
-              <w:bottom w:w="70" w:type="dxa"/>
-              <w:end w:w="80" w:type="dxa"/>
+              <w:top w:w="85" w:type="dxa"/>
+              <w:start w:w="90" w:type="dxa"/>
+              <w:bottom w:w="85" w:type="dxa"/>
+              <w:end w:w="90" w:type="dxa"/>
             </w:tcMar>
           </w:tcPr>
           <w:p>
-            <w:pPr>
-              <w:spacing w:after="0"/>
-            </w:pPr>
             <w:r>
               <w:rPr>
-                <w:sz w:val="15"/>
+                <w:rFonts w:ascii="Liberation Mono" w:hAnsi="Liberation Mono"/>
               </w:rPr>
-              <w:t>unfiltered</w:t>
+              <w:t xml:space="preserve">unfiltered</w:t>
             </w:r>
           </w:p>
         </w:tc>
@@ -1179,21 +1323,15 @@
           <w:tcPr>
             <w:tcW w:type="dxa" w:w="4984"/>
             <w:tcMar>
-              <w:top w:w="70" w:type="dxa"/>
-              <w:start w:w="80" w:type="dxa"/>
-              <w:bottom w:w="70" w:type="dxa"/>
-              <w:end w:w="80" w:type="dxa"/>
+              <w:top w:w="85" w:type="dxa"/>
+              <w:start w:w="90" w:type="dxa"/>
+              <w:bottom w:w="85" w:type="dxa"/>
+              <w:end w:w="90" w:type="dxa"/>
             </w:tcMar>
           </w:tcPr>
           <w:p>
-            <w:pPr>
-              <w:spacing w:after="0"/>
-            </w:pPr>
             <w:r>
-              <w:rPr>
-                <w:sz w:val="15"/>
-              </w:rPr>
-              <w:t>Port reachable, tetapi teknik scan tertentu belum menentukan open/closed.</w:t>
+              <w:t xml:space="preserve">Port reachable, tapi teknik scan tertentu belum menentukan open/closed</w:t>
             </w:r>
           </w:p>
         </w:tc>
@@ -1203,21 +1341,18 @@
           <w:tcPr>
             <w:tcW w:type="dxa" w:w="4984"/>
             <w:tcMar>
-              <w:top w:w="70" w:type="dxa"/>
-              <w:start w:w="80" w:type="dxa"/>
-              <w:bottom w:w="70" w:type="dxa"/>
-              <w:end w:w="80" w:type="dxa"/>
+              <w:top w:w="85" w:type="dxa"/>
+              <w:start w:w="90" w:type="dxa"/>
+              <w:bottom w:w="85" w:type="dxa"/>
+              <w:end w:w="90" w:type="dxa"/>
             </w:tcMar>
           </w:tcPr>
           <w:p>
-            <w:pPr>
-              <w:spacing w:after="0"/>
-            </w:pPr>
             <w:r>
               <w:rPr>
-                <w:sz w:val="15"/>
+                <w:rFonts w:ascii="Liberation Mono" w:hAnsi="Liberation Mono"/>
               </w:rPr>
-              <w:t>open|filtered</w:t>
+              <w:t xml:space="preserve">open|filtered</w:t>
             </w:r>
           </w:p>
         </w:tc>
@@ -1225,21 +1360,15 @@
           <w:tcPr>
             <w:tcW w:type="dxa" w:w="4984"/>
             <w:tcMar>
-              <w:top w:w="70" w:type="dxa"/>
-              <w:start w:w="80" w:type="dxa"/>
-              <w:bottom w:w="70" w:type="dxa"/>
-              <w:end w:w="80" w:type="dxa"/>
+              <w:top w:w="85" w:type="dxa"/>
+              <w:start w:w="90" w:type="dxa"/>
+              <w:bottom w:w="85" w:type="dxa"/>
+              <w:end w:w="90" w:type="dxa"/>
             </w:tcMar>
           </w:tcPr>
           <w:p>
-            <w:pPr>
-              <w:spacing w:after="0"/>
-            </w:pPr>
             <w:r>
-              <w:rPr>
-                <w:sz w:val="15"/>
-              </w:rPr>
-              <w:t>Tidak cukup bukti untuk membedakan open dan filtered; umum pada UDP.</w:t>
+              <w:t xml:space="preserve">Tidak cukup bukti untuk membedakan open dan filtered — umum pada UDP</w:t>
             </w:r>
           </w:p>
         </w:tc>
@@ -1249,21 +1378,18 @@
           <w:tcPr>
             <w:tcW w:type="dxa" w:w="4984"/>
             <w:tcMar>
-              <w:top w:w="70" w:type="dxa"/>
-              <w:start w:w="80" w:type="dxa"/>
-              <w:bottom w:w="70" w:type="dxa"/>
-              <w:end w:w="80" w:type="dxa"/>
+              <w:top w:w="85" w:type="dxa"/>
+              <w:start w:w="90" w:type="dxa"/>
+              <w:bottom w:w="85" w:type="dxa"/>
+              <w:end w:w="90" w:type="dxa"/>
             </w:tcMar>
           </w:tcPr>
           <w:p>
-            <w:pPr>
-              <w:spacing w:after="0"/>
-            </w:pPr>
             <w:r>
               <w:rPr>
-                <w:sz w:val="15"/>
+                <w:rFonts w:ascii="Liberation Mono" w:hAnsi="Liberation Mono"/>
               </w:rPr>
-              <w:t>closed|filtered</w:t>
+              <w:t xml:space="preserve">closed|filtered</w:t>
             </w:r>
           </w:p>
         </w:tc>
@@ -1271,21 +1397,15 @@
           <w:tcPr>
             <w:tcW w:type="dxa" w:w="4984"/>
             <w:tcMar>
-              <w:top w:w="70" w:type="dxa"/>
-              <w:start w:w="80" w:type="dxa"/>
-              <w:bottom w:w="70" w:type="dxa"/>
-              <w:end w:w="80" w:type="dxa"/>
+              <w:top w:w="85" w:type="dxa"/>
+              <w:start w:w="90" w:type="dxa"/>
+              <w:bottom w:w="85" w:type="dxa"/>
+              <w:end w:w="90" w:type="dxa"/>
             </w:tcMar>
           </w:tcPr>
           <w:p>
-            <w:pPr>
-              <w:spacing w:after="0"/>
-            </w:pPr>
             <w:r>
-              <w:rPr>
-                <w:sz w:val="15"/>
-              </w:rPr>
-              <w:t>Tidak cukup bukti untuk membedakan closed dan filtered; muncul pada teknik tertentu.</w:t>
+              <w:t xml:space="preserve">Tidak cukup bukti untuk membedakan closed dan filtered — muncul pada teknik tertentu</w:t>
             </w:r>
           </w:p>
         </w:tc>
@@ -1293,15 +1413,10 @@
     </w:tbl>
     <w:p>
       <w:pPr>
-        <w:spacing w:after="20"/>
-      </w:pPr>
-    </w:p>
-    <w:p>
-      <w:pPr>
         <w:pStyle w:val="Heading1"/>
       </w:pPr>
       <w:r>
-        <w:t>6. TCP Connect vs SYN Scan</w:t>
+        <w:t xml:space="preserve">5. TCP Connect vs SYN Scan</w:t>
       </w:r>
     </w:p>
     <w:tbl>
@@ -1309,7 +1424,6 @@
         <w:tblW w:type="auto" w:w="0"/>
         <w:jc w:val="center"/>
         <w:tblLayout w:type="autofit"/>
-        <w:tblLook w:firstColumn="1" w:firstRow="1" w:lastColumn="0" w:lastRow="0" w:noHBand="0" w:noVBand="1" w:val="04A0"/>
         <w:tblBorders>
           <w:top w:val="single" w:sz="5" w:space="0" w:color="E5E7EB"/>
           <w:left w:val="single" w:sz="5" w:space="0" w:color="E5E7EB"/>
@@ -1320,14 +1434,14 @@
         </w:tblBorders>
       </w:tblPr>
       <w:tblGrid>
-        <w:gridCol w:w="3323"/>
-        <w:gridCol w:w="3323"/>
-        <w:gridCol w:w="3323"/>
+        <w:gridCol w:w="3322"/>
+        <w:gridCol w:w="3322"/>
+        <w:gridCol w:w="3322"/>
       </w:tblGrid>
       <w:tr>
         <w:tc>
           <w:tcPr>
-            <w:tcW w:type="dxa" w:w="3323"/>
+            <w:tcW w:type="dxa" w:w="3322"/>
             <w:shd w:fill="111827"/>
             <w:tcMar>
               <w:top w:w="85" w:type="dxa"/>
@@ -1338,22 +1452,19 @@
             <w:vAlign w:val="center"/>
           </w:tcPr>
           <w:p>
-            <w:pPr>
-              <w:spacing w:after="0"/>
-            </w:pPr>
             <w:r>
               <w:rPr>
                 <w:b/>
                 <w:color w:val="FFFFFF"/>
                 <w:sz w:val="16"/>
               </w:rPr>
-              <w:t>Scan</w:t>
+              <w:t xml:space="preserve">Scan</w:t>
             </w:r>
           </w:p>
         </w:tc>
         <w:tc>
           <w:tcPr>
-            <w:tcW w:type="dxa" w:w="3323"/>
+            <w:tcW w:type="dxa" w:w="3322"/>
             <w:shd w:fill="111827"/>
             <w:tcMar>
               <w:top w:w="85" w:type="dxa"/>
@@ -1364,22 +1475,19 @@
             <w:vAlign w:val="center"/>
           </w:tcPr>
           <w:p>
-            <w:pPr>
-              <w:spacing w:after="0"/>
-            </w:pPr>
             <w:r>
               <w:rPr>
                 <w:b/>
                 <w:color w:val="FFFFFF"/>
                 <w:sz w:val="16"/>
               </w:rPr>
-              <w:t>Contoh</w:t>
+              <w:t xml:space="preserve">Contoh</w:t>
             </w:r>
           </w:p>
         </w:tc>
         <w:tc>
           <w:tcPr>
-            <w:tcW w:type="dxa" w:w="3323"/>
+            <w:tcW w:type="dxa" w:w="3322"/>
             <w:shd w:fill="111827"/>
             <w:tcMar>
               <w:top w:w="85" w:type="dxa"/>
@@ -1390,16 +1498,13 @@
             <w:vAlign w:val="center"/>
           </w:tcPr>
           <w:p>
-            <w:pPr>
-              <w:spacing w:after="0"/>
-            </w:pPr>
             <w:r>
               <w:rPr>
                 <w:b/>
                 <w:color w:val="FFFFFF"/>
                 <w:sz w:val="16"/>
               </w:rPr>
-              <w:t>Kapan berguna</w:t>
+              <w:t xml:space="preserve">Kapan berguna</w:t>
             </w:r>
           </w:p>
         </w:tc>
@@ -1407,67 +1512,61 @@
       <w:tr>
         <w:tc>
           <w:tcPr>
-            <w:tcW w:type="dxa" w:w="3323"/>
+            <w:tcW w:type="dxa" w:w="3322"/>
             <w:tcMar>
-              <w:top w:w="70" w:type="dxa"/>
-              <w:start w:w="80" w:type="dxa"/>
-              <w:bottom w:w="70" w:type="dxa"/>
-              <w:end w:w="80" w:type="dxa"/>
+              <w:top w:w="85" w:type="dxa"/>
+              <w:start w:w="90" w:type="dxa"/>
+              <w:bottom w:w="85" w:type="dxa"/>
+              <w:end w:w="90" w:type="dxa"/>
             </w:tcMar>
           </w:tcPr>
           <w:p>
-            <w:pPr>
-              <w:spacing w:after="0"/>
-            </w:pPr>
             <w:r>
-              <w:rPr>
-                <w:sz w:val="15"/>
-              </w:rPr>
-              <w:t>TCP Connect</w:t>
+              <w:t xml:space="preserve">TCP Connect</w:t>
             </w:r>
           </w:p>
         </w:tc>
         <w:tc>
           <w:tcPr>
-            <w:tcW w:type="dxa" w:w="3323"/>
+            <w:tcW w:type="dxa" w:w="3322"/>
             <w:tcMar>
-              <w:top w:w="70" w:type="dxa"/>
-              <w:start w:w="80" w:type="dxa"/>
-              <w:bottom w:w="70" w:type="dxa"/>
-              <w:end w:w="80" w:type="dxa"/>
+              <w:top w:w="85" w:type="dxa"/>
+              <w:start w:w="90" w:type="dxa"/>
+              <w:bottom w:w="85" w:type="dxa"/>
+              <w:end w:w="90" w:type="dxa"/>
             </w:tcMar>
           </w:tcPr>
           <w:p>
-            <w:pPr>
-              <w:spacing w:after="0"/>
-            </w:pPr>
             <w:r>
               <w:rPr>
-                <w:sz w:val="15"/>
+                <w:rFonts w:ascii="Liberation Mono" w:hAnsi="Liberation Mono"/>
               </w:rPr>
-              <w:t>nmap -sT -p 80 TARGET</w:t>
+              <w:t xml:space="preserve">nmap -sT -p 80 TARGET</w:t>
             </w:r>
           </w:p>
         </w:tc>
         <w:tc>
           <w:tcPr>
-            <w:tcW w:type="dxa" w:w="3323"/>
+            <w:tcW w:type="dxa" w:w="3322"/>
             <w:tcMar>
-              <w:top w:w="70" w:type="dxa"/>
-              <w:start w:w="80" w:type="dxa"/>
-              <w:bottom w:w="70" w:type="dxa"/>
-              <w:end w:w="80" w:type="dxa"/>
+              <w:top w:w="85" w:type="dxa"/>
+              <w:start w:w="90" w:type="dxa"/>
+              <w:bottom w:w="85" w:type="dxa"/>
+              <w:end w:w="90" w:type="dxa"/>
             </w:tcMar>
           </w:tcPr>
           <w:p>
-            <w:pPr>
-              <w:spacing w:after="0"/>
-            </w:pPr>
+            <w:r>
+              <w:t xml:space="preserve">Tidak butuh raw-packet privilege; pakai </w:t>
+            </w:r>
             <w:r>
               <w:rPr>
-                <w:sz w:val="15"/>
+                <w:rFonts w:ascii="Liberation Mono" w:hAnsi="Liberation Mono"/>
               </w:rPr>
-              <w:t>Tidak butuh raw packet privilege; menggunakan connect() OS.</w:t>
+              <w:t xml:space="preserve">connect()</w:t>
+            </w:r>
+            <w:r>
+              <w:t xml:space="preserve"> OS secara penuh</w:t>
             </w:r>
           </w:p>
         </w:tc>
@@ -1475,80 +1574,60 @@
       <w:tr>
         <w:tc>
           <w:tcPr>
-            <w:tcW w:type="dxa" w:w="3323"/>
+            <w:tcW w:type="dxa" w:w="3322"/>
             <w:tcMar>
-              <w:top w:w="70" w:type="dxa"/>
-              <w:start w:w="80" w:type="dxa"/>
-              <w:bottom w:w="70" w:type="dxa"/>
-              <w:end w:w="80" w:type="dxa"/>
+              <w:top w:w="85" w:type="dxa"/>
+              <w:start w:w="90" w:type="dxa"/>
+              <w:bottom w:w="85" w:type="dxa"/>
+              <w:end w:w="90" w:type="dxa"/>
             </w:tcMar>
           </w:tcPr>
           <w:p>
-            <w:pPr>
-              <w:spacing w:after="0"/>
-            </w:pPr>
             <w:r>
-              <w:rPr>
-                <w:sz w:val="15"/>
-              </w:rPr>
-              <w:t>SYN Scan</w:t>
+              <w:t xml:space="preserve">SYN Scan</w:t>
             </w:r>
           </w:p>
         </w:tc>
         <w:tc>
           <w:tcPr>
-            <w:tcW w:type="dxa" w:w="3323"/>
+            <w:tcW w:type="dxa" w:w="3322"/>
             <w:tcMar>
-              <w:top w:w="70" w:type="dxa"/>
-              <w:start w:w="80" w:type="dxa"/>
-              <w:bottom w:w="70" w:type="dxa"/>
-              <w:end w:w="80" w:type="dxa"/>
+              <w:top w:w="85" w:type="dxa"/>
+              <w:start w:w="90" w:type="dxa"/>
+              <w:bottom w:w="85" w:type="dxa"/>
+              <w:end w:w="90" w:type="dxa"/>
             </w:tcMar>
           </w:tcPr>
           <w:p>
-            <w:pPr>
-              <w:spacing w:after="0"/>
-            </w:pPr>
             <w:r>
               <w:rPr>
-                <w:sz w:val="15"/>
+                <w:rFonts w:ascii="Liberation Mono" w:hAnsi="Liberation Mono"/>
               </w:rPr>
-              <w:t>sudo nmap -sS -p 80 TARGET</w:t>
+              <w:t xml:space="preserve">sudo nmap -sS -p 80 TARGET</w:t>
             </w:r>
           </w:p>
         </w:tc>
         <w:tc>
           <w:tcPr>
-            <w:tcW w:type="dxa" w:w="3323"/>
+            <w:tcW w:type="dxa" w:w="3322"/>
             <w:tcMar>
-              <w:top w:w="70" w:type="dxa"/>
-              <w:start w:w="80" w:type="dxa"/>
-              <w:bottom w:w="70" w:type="dxa"/>
-              <w:end w:w="80" w:type="dxa"/>
+              <w:top w:w="85" w:type="dxa"/>
+              <w:start w:w="90" w:type="dxa"/>
+              <w:bottom w:w="85" w:type="dxa"/>
+              <w:end w:w="90" w:type="dxa"/>
             </w:tcMar>
           </w:tcPr>
           <w:p>
-            <w:pPr>
-              <w:spacing w:after="0"/>
-            </w:pPr>
             <w:r>
-              <w:rPr>
-                <w:sz w:val="15"/>
-              </w:rPr>
-              <w:t>Raw SYN probe; efisien dan umum saat privilege tersedia.</w:t>
+              <w:t xml:space="preserve">Raw SYN probe; efisien, butuh privilege elevated</w:t>
             </w:r>
           </w:p>
         </w:tc>
       </w:tr>
     </w:tbl>
     <w:p>
-      <w:pPr>
-        <w:spacing w:after="20"/>
-      </w:pPr>
-    </w:p>
-    <w:p>
       <w:r>
-        <w:br w:type="page"/>
+        <w:t xml:space="preserve">Perbedaannya bukan soal "mana yang lebih stealth" — fokus ke mekanisme (full handshake vs half-open) dan telemetry apa yang dihasilkan tiap teknik di sisi defender.</w:t>
       </w:r>
     </w:p>
     <w:p>
@@ -1556,16 +1635,21 @@
         <w:pStyle w:val="Heading1"/>
       </w:pPr>
       <w:r>
-        <w:t>7. Memilih Port dengan Sengaja</w:t>
+        <w:t xml:space="preserve">6. Memilih Port dengan Sengaja</w:t>
       </w:r>
     </w:p>
     <w:p>
       <w:r>
+        <w:t xml:space="preserve">Default Nmap memindai 1.000 port TCP paling umum. Untuk lab atau engagement, pilih port berdasarkan </w:t>
+      </w:r>
+      <w:r>
         <w:rPr>
-          <w:rFonts w:ascii="Liberation Sans" w:hAnsi="Liberation Sans"/>
-          <w:b w:val="0"/>
+          <w:b/>
         </w:rPr>
-        <w:t>Default Nmap memindai 1.000 port TCP yang dianggap paling umum. Untuk lab atau engagement, pilih port berdasarkan tujuan, bukan karena flag terlihat keren.</w:t>
+        <w:t xml:space="preserve">tujuan</w:t>
+      </w:r>
+      <w:r>
+        <w:t xml:space="preserve">, bukan karena flag terlihat keren.</w:t>
       </w:r>
     </w:p>
     <w:tbl>
@@ -1573,7 +1657,6 @@
         <w:tblW w:type="auto" w:w="0"/>
         <w:jc w:val="center"/>
         <w:tblLayout w:type="autofit"/>
-        <w:tblLook w:firstColumn="1" w:firstRow="1" w:lastColumn="0" w:lastRow="0" w:noHBand="0" w:noVBand="1" w:val="04A0"/>
         <w:tblBorders>
           <w:top w:val="single" w:sz="5" w:space="0" w:color="E5E7EB"/>
           <w:left w:val="single" w:sz="5" w:space="0" w:color="E5E7EB"/>
@@ -1584,14 +1667,14 @@
         </w:tblBorders>
       </w:tblPr>
       <w:tblGrid>
-        <w:gridCol w:w="3323"/>
-        <w:gridCol w:w="3323"/>
-        <w:gridCol w:w="3323"/>
+        <w:gridCol w:w="3322"/>
+        <w:gridCol w:w="3322"/>
+        <w:gridCol w:w="3322"/>
       </w:tblGrid>
       <w:tr>
         <w:tc>
           <w:tcPr>
-            <w:tcW w:type="dxa" w:w="3323"/>
+            <w:tcW w:type="dxa" w:w="3322"/>
             <w:shd w:fill="111827"/>
             <w:tcMar>
               <w:top w:w="85" w:type="dxa"/>
@@ -1602,22 +1685,19 @@
             <w:vAlign w:val="center"/>
           </w:tcPr>
           <w:p>
-            <w:pPr>
-              <w:spacing w:after="0"/>
-            </w:pPr>
             <w:r>
               <w:rPr>
                 <w:b/>
                 <w:color w:val="FFFFFF"/>
                 <w:sz w:val="16"/>
               </w:rPr>
-              <w:t>Pilihan</w:t>
+              <w:t xml:space="preserve">Pilihan</w:t>
             </w:r>
           </w:p>
         </w:tc>
         <w:tc>
           <w:tcPr>
-            <w:tcW w:type="dxa" w:w="3323"/>
+            <w:tcW w:type="dxa" w:w="3322"/>
             <w:shd w:fill="111827"/>
             <w:tcMar>
               <w:top w:w="85" w:type="dxa"/>
@@ -1628,22 +1708,19 @@
             <w:vAlign w:val="center"/>
           </w:tcPr>
           <w:p>
-            <w:pPr>
-              <w:spacing w:after="0"/>
-            </w:pPr>
             <w:r>
               <w:rPr>
                 <w:b/>
                 <w:color w:val="FFFFFF"/>
                 <w:sz w:val="16"/>
               </w:rPr>
-              <w:t>Contoh</w:t>
+              <w:t xml:space="preserve">Contoh</w:t>
             </w:r>
           </w:p>
         </w:tc>
         <w:tc>
           <w:tcPr>
-            <w:tcW w:type="dxa" w:w="3323"/>
+            <w:tcW w:type="dxa" w:w="3322"/>
             <w:shd w:fill="111827"/>
             <w:tcMar>
               <w:top w:w="85" w:type="dxa"/>
@@ -1654,16 +1731,13 @@
             <w:vAlign w:val="center"/>
           </w:tcPr>
           <w:p>
-            <w:pPr>
-              <w:spacing w:after="0"/>
-            </w:pPr>
             <w:r>
               <w:rPr>
                 <w:b/>
                 <w:color w:val="FFFFFF"/>
                 <w:sz w:val="16"/>
               </w:rPr>
-              <w:t>Catatan</w:t>
+              <w:t xml:space="preserve">Catatan</w:t>
             </w:r>
           </w:p>
         </w:tc>
@@ -1671,67 +1745,52 @@
       <w:tr>
         <w:tc>
           <w:tcPr>
-            <w:tcW w:type="dxa" w:w="3323"/>
+            <w:tcW w:type="dxa" w:w="3322"/>
             <w:tcMar>
-              <w:top w:w="70" w:type="dxa"/>
-              <w:start w:w="80" w:type="dxa"/>
-              <w:bottom w:w="70" w:type="dxa"/>
-              <w:end w:w="80" w:type="dxa"/>
+              <w:top w:w="85" w:type="dxa"/>
+              <w:start w:w="90" w:type="dxa"/>
+              <w:bottom w:w="85" w:type="dxa"/>
+              <w:end w:w="90" w:type="dxa"/>
             </w:tcMar>
           </w:tcPr>
           <w:p>
-            <w:pPr>
-              <w:spacing w:after="0"/>
-            </w:pPr>
             <w:r>
-              <w:rPr>
-                <w:sz w:val="15"/>
-              </w:rPr>
-              <w:t>Specific ports</w:t>
+              <w:t xml:space="preserve">Specific ports</w:t>
             </w:r>
           </w:p>
         </w:tc>
         <w:tc>
           <w:tcPr>
-            <w:tcW w:type="dxa" w:w="3323"/>
+            <w:tcW w:type="dxa" w:w="3322"/>
             <w:tcMar>
-              <w:top w:w="70" w:type="dxa"/>
-              <w:start w:w="80" w:type="dxa"/>
-              <w:bottom w:w="70" w:type="dxa"/>
-              <w:end w:w="80" w:type="dxa"/>
+              <w:top w:w="85" w:type="dxa"/>
+              <w:start w:w="90" w:type="dxa"/>
+              <w:bottom w:w="85" w:type="dxa"/>
+              <w:end w:w="90" w:type="dxa"/>
             </w:tcMar>
           </w:tcPr>
           <w:p>
-            <w:pPr>
-              <w:spacing w:after="0"/>
-            </w:pPr>
             <w:r>
               <w:rPr>
-                <w:sz w:val="15"/>
+                <w:rFonts w:ascii="Liberation Mono" w:hAnsi="Liberation Mono"/>
               </w:rPr>
-              <w:t>-p 22,80,443</w:t>
+              <w:t xml:space="preserve">-p 22,80,443</w:t>
             </w:r>
           </w:p>
         </w:tc>
         <w:tc>
           <w:tcPr>
-            <w:tcW w:type="dxa" w:w="3323"/>
+            <w:tcW w:type="dxa" w:w="3322"/>
             <w:tcMar>
-              <w:top w:w="70" w:type="dxa"/>
-              <w:start w:w="80" w:type="dxa"/>
-              <w:bottom w:w="70" w:type="dxa"/>
-              <w:end w:w="80" w:type="dxa"/>
+              <w:top w:w="85" w:type="dxa"/>
+              <w:start w:w="90" w:type="dxa"/>
+              <w:bottom w:w="85" w:type="dxa"/>
+              <w:end w:w="90" w:type="dxa"/>
             </w:tcMar>
           </w:tcPr>
           <w:p>
-            <w:pPr>
-              <w:spacing w:after="0"/>
-            </w:pPr>
             <w:r>
-              <w:rPr>
-                <w:sz w:val="15"/>
-              </w:rPr>
-              <w:t>Cepat dan hypothesis-driven.</w:t>
+              <w:t xml:space="preserve">Cepat dan hypothesis-driven</w:t>
             </w:r>
           </w:p>
         </w:tc>
@@ -1739,67 +1798,52 @@
       <w:tr>
         <w:tc>
           <w:tcPr>
-            <w:tcW w:type="dxa" w:w="3323"/>
+            <w:tcW w:type="dxa" w:w="3322"/>
             <w:tcMar>
-              <w:top w:w="70" w:type="dxa"/>
-              <w:start w:w="80" w:type="dxa"/>
-              <w:bottom w:w="70" w:type="dxa"/>
-              <w:end w:w="80" w:type="dxa"/>
+              <w:top w:w="85" w:type="dxa"/>
+              <w:start w:w="90" w:type="dxa"/>
+              <w:bottom w:w="85" w:type="dxa"/>
+              <w:end w:w="90" w:type="dxa"/>
             </w:tcMar>
           </w:tcPr>
           <w:p>
-            <w:pPr>
-              <w:spacing w:after="0"/>
-            </w:pPr>
             <w:r>
-              <w:rPr>
-                <w:sz w:val="15"/>
-              </w:rPr>
-              <w:t>Range</w:t>
+              <w:t xml:space="preserve">Range</w:t>
             </w:r>
           </w:p>
         </w:tc>
         <w:tc>
           <w:tcPr>
-            <w:tcW w:type="dxa" w:w="3323"/>
+            <w:tcW w:type="dxa" w:w="3322"/>
             <w:tcMar>
-              <w:top w:w="70" w:type="dxa"/>
-              <w:start w:w="80" w:type="dxa"/>
-              <w:bottom w:w="70" w:type="dxa"/>
-              <w:end w:w="80" w:type="dxa"/>
+              <w:top w:w="85" w:type="dxa"/>
+              <w:start w:w="90" w:type="dxa"/>
+              <w:bottom w:w="85" w:type="dxa"/>
+              <w:end w:w="90" w:type="dxa"/>
             </w:tcMar>
           </w:tcPr>
           <w:p>
-            <w:pPr>
-              <w:spacing w:after="0"/>
-            </w:pPr>
             <w:r>
               <w:rPr>
-                <w:sz w:val="15"/>
+                <w:rFonts w:ascii="Liberation Mono" w:hAnsi="Liberation Mono"/>
               </w:rPr>
-              <w:t>-p 1-1024</w:t>
+              <w:t xml:space="preserve">-p 1-1024</w:t>
             </w:r>
           </w:p>
         </w:tc>
         <w:tc>
           <w:tcPr>
-            <w:tcW w:type="dxa" w:w="3323"/>
+            <w:tcW w:type="dxa" w:w="3322"/>
             <w:tcMar>
-              <w:top w:w="70" w:type="dxa"/>
-              <w:start w:w="80" w:type="dxa"/>
-              <w:bottom w:w="70" w:type="dxa"/>
-              <w:end w:w="80" w:type="dxa"/>
+              <w:top w:w="85" w:type="dxa"/>
+              <w:start w:w="90" w:type="dxa"/>
+              <w:bottom w:w="85" w:type="dxa"/>
+              <w:end w:w="90" w:type="dxa"/>
             </w:tcMar>
           </w:tcPr>
           <w:p>
-            <w:pPr>
-              <w:spacing w:after="0"/>
-            </w:pPr>
             <w:r>
-              <w:rPr>
-                <w:sz w:val="15"/>
-              </w:rPr>
-              <w:t>Cakupan eksplisit.</w:t>
+              <w:t xml:space="preserve">Cakupan eksplisit</w:t>
             </w:r>
           </w:p>
         </w:tc>
@@ -1807,67 +1851,52 @@
       <w:tr>
         <w:tc>
           <w:tcPr>
-            <w:tcW w:type="dxa" w:w="3323"/>
+            <w:tcW w:type="dxa" w:w="3322"/>
             <w:tcMar>
-              <w:top w:w="70" w:type="dxa"/>
-              <w:start w:w="80" w:type="dxa"/>
-              <w:bottom w:w="70" w:type="dxa"/>
-              <w:end w:w="80" w:type="dxa"/>
+              <w:top w:w="85" w:type="dxa"/>
+              <w:start w:w="90" w:type="dxa"/>
+              <w:bottom w:w="85" w:type="dxa"/>
+              <w:end w:w="90" w:type="dxa"/>
             </w:tcMar>
           </w:tcPr>
           <w:p>
-            <w:pPr>
-              <w:spacing w:after="0"/>
-            </w:pPr>
             <w:r>
-              <w:rPr>
-                <w:sz w:val="15"/>
-              </w:rPr>
-              <w:t>Top ports</w:t>
+              <w:t xml:space="preserve">Top ports</w:t>
             </w:r>
           </w:p>
         </w:tc>
         <w:tc>
           <w:tcPr>
-            <w:tcW w:type="dxa" w:w="3323"/>
+            <w:tcW w:type="dxa" w:w="3322"/>
             <w:tcMar>
-              <w:top w:w="70" w:type="dxa"/>
-              <w:start w:w="80" w:type="dxa"/>
-              <w:bottom w:w="70" w:type="dxa"/>
-              <w:end w:w="80" w:type="dxa"/>
+              <w:top w:w="85" w:type="dxa"/>
+              <w:start w:w="90" w:type="dxa"/>
+              <w:bottom w:w="85" w:type="dxa"/>
+              <w:end w:w="90" w:type="dxa"/>
             </w:tcMar>
           </w:tcPr>
           <w:p>
-            <w:pPr>
-              <w:spacing w:after="0"/>
-            </w:pPr>
             <w:r>
               <w:rPr>
-                <w:sz w:val="15"/>
+                <w:rFonts w:ascii="Liberation Mono" w:hAnsi="Liberation Mono"/>
               </w:rPr>
-              <w:t>--top-ports 100</w:t>
+              <w:t xml:space="preserve">--top-ports 100</w:t>
             </w:r>
           </w:p>
         </w:tc>
         <w:tc>
           <w:tcPr>
-            <w:tcW w:type="dxa" w:w="3323"/>
+            <w:tcW w:type="dxa" w:w="3322"/>
             <w:tcMar>
-              <w:top w:w="70" w:type="dxa"/>
-              <w:start w:w="80" w:type="dxa"/>
-              <w:bottom w:w="70" w:type="dxa"/>
-              <w:end w:w="80" w:type="dxa"/>
+              <w:top w:w="85" w:type="dxa"/>
+              <w:start w:w="90" w:type="dxa"/>
+              <w:bottom w:w="85" w:type="dxa"/>
+              <w:end w:w="90" w:type="dxa"/>
             </w:tcMar>
           </w:tcPr>
           <w:p>
-            <w:pPr>
-              <w:spacing w:after="0"/>
-            </w:pPr>
             <w:r>
-              <w:rPr>
-                <w:sz w:val="15"/>
-              </w:rPr>
-              <w:t>Trade-off antara kecepatan dan coverage.</w:t>
+              <w:t xml:space="preserve">Trade-off kecepatan vs coverage</w:t>
             </w:r>
           </w:p>
         </w:tc>
@@ -1875,67 +1904,52 @@
       <w:tr>
         <w:tc>
           <w:tcPr>
-            <w:tcW w:type="dxa" w:w="3323"/>
+            <w:tcW w:type="dxa" w:w="3322"/>
             <w:tcMar>
-              <w:top w:w="70" w:type="dxa"/>
-              <w:start w:w="80" w:type="dxa"/>
-              <w:bottom w:w="70" w:type="dxa"/>
-              <w:end w:w="80" w:type="dxa"/>
+              <w:top w:w="85" w:type="dxa"/>
+              <w:start w:w="90" w:type="dxa"/>
+              <w:bottom w:w="85" w:type="dxa"/>
+              <w:end w:w="90" w:type="dxa"/>
             </w:tcMar>
           </w:tcPr>
           <w:p>
-            <w:pPr>
-              <w:spacing w:after="0"/>
-            </w:pPr>
             <w:r>
-              <w:rPr>
-                <w:sz w:val="15"/>
-              </w:rPr>
-              <w:t>All TCP ports</w:t>
+              <w:t xml:space="preserve">All TCP ports</w:t>
             </w:r>
           </w:p>
         </w:tc>
         <w:tc>
           <w:tcPr>
-            <w:tcW w:type="dxa" w:w="3323"/>
+            <w:tcW w:type="dxa" w:w="3322"/>
             <w:tcMar>
-              <w:top w:w="70" w:type="dxa"/>
-              <w:start w:w="80" w:type="dxa"/>
-              <w:bottom w:w="70" w:type="dxa"/>
-              <w:end w:w="80" w:type="dxa"/>
+              <w:top w:w="85" w:type="dxa"/>
+              <w:start w:w="90" w:type="dxa"/>
+              <w:bottom w:w="85" w:type="dxa"/>
+              <w:end w:w="90" w:type="dxa"/>
             </w:tcMar>
           </w:tcPr>
           <w:p>
-            <w:pPr>
-              <w:spacing w:after="0"/>
-            </w:pPr>
             <w:r>
               <w:rPr>
-                <w:sz w:val="15"/>
+                <w:rFonts w:ascii="Liberation Mono" w:hAnsi="Liberation Mono"/>
               </w:rPr>
-              <w:t>-p-</w:t>
+              <w:t xml:space="preserve">-p-</w:t>
             </w:r>
           </w:p>
         </w:tc>
         <w:tc>
           <w:tcPr>
-            <w:tcW w:type="dxa" w:w="3323"/>
+            <w:tcW w:type="dxa" w:w="3322"/>
             <w:tcMar>
-              <w:top w:w="70" w:type="dxa"/>
-              <w:start w:w="80" w:type="dxa"/>
-              <w:bottom w:w="70" w:type="dxa"/>
-              <w:end w:w="80" w:type="dxa"/>
+              <w:top w:w="85" w:type="dxa"/>
+              <w:start w:w="90" w:type="dxa"/>
+              <w:bottom w:w="85" w:type="dxa"/>
+              <w:end w:w="90" w:type="dxa"/>
             </w:tcMar>
           </w:tcPr>
           <w:p>
-            <w:pPr>
-              <w:spacing w:after="0"/>
-            </w:pPr>
             <w:r>
-              <w:rPr>
-                <w:sz w:val="15"/>
-              </w:rPr>
-              <w:t>1-65535; mahal dan hanya bila scope/waktu mendukung.</w:t>
+              <w:t xml:space="preserve">1–65535; mahal, hanya kalau scope &amp; waktu mendukung</w:t>
             </w:r>
           </w:p>
         </w:tc>
@@ -1943,82 +1957,61 @@
       <w:tr>
         <w:tc>
           <w:tcPr>
-            <w:tcW w:type="dxa" w:w="3323"/>
+            <w:tcW w:type="dxa" w:w="3322"/>
             <w:tcMar>
-              <w:top w:w="70" w:type="dxa"/>
-              <w:start w:w="80" w:type="dxa"/>
-              <w:bottom w:w="70" w:type="dxa"/>
-              <w:end w:w="80" w:type="dxa"/>
+              <w:top w:w="85" w:type="dxa"/>
+              <w:start w:w="90" w:type="dxa"/>
+              <w:bottom w:w="85" w:type="dxa"/>
+              <w:end w:w="90" w:type="dxa"/>
             </w:tcMar>
           </w:tcPr>
           <w:p>
-            <w:pPr>
-              <w:spacing w:after="0"/>
-            </w:pPr>
             <w:r>
-              <w:rPr>
-                <w:sz w:val="15"/>
-              </w:rPr>
-              <w:t>Open only output</w:t>
+              <w:t xml:space="preserve">Open only</w:t>
             </w:r>
           </w:p>
         </w:tc>
         <w:tc>
           <w:tcPr>
-            <w:tcW w:type="dxa" w:w="3323"/>
+            <w:tcW w:type="dxa" w:w="3322"/>
             <w:tcMar>
-              <w:top w:w="70" w:type="dxa"/>
-              <w:start w:w="80" w:type="dxa"/>
-              <w:bottom w:w="70" w:type="dxa"/>
-              <w:end w:w="80" w:type="dxa"/>
+              <w:top w:w="85" w:type="dxa"/>
+              <w:start w:w="90" w:type="dxa"/>
+              <w:bottom w:w="85" w:type="dxa"/>
+              <w:end w:w="90" w:type="dxa"/>
             </w:tcMar>
           </w:tcPr>
           <w:p>
-            <w:pPr>
-              <w:spacing w:after="0"/>
-            </w:pPr>
             <w:r>
               <w:rPr>
-                <w:sz w:val="15"/>
+                <w:rFonts w:ascii="Liberation Mono" w:hAnsi="Liberation Mono"/>
               </w:rPr>
-              <w:t>--open</w:t>
+              <w:t xml:space="preserve">--open</w:t>
             </w:r>
           </w:p>
         </w:tc>
         <w:tc>
           <w:tcPr>
-            <w:tcW w:type="dxa" w:w="3323"/>
+            <w:tcW w:type="dxa" w:w="3322"/>
             <w:tcMar>
-              <w:top w:w="70" w:type="dxa"/>
-              <w:start w:w="80" w:type="dxa"/>
-              <w:bottom w:w="70" w:type="dxa"/>
-              <w:end w:w="80" w:type="dxa"/>
+              <w:top w:w="85" w:type="dxa"/>
+              <w:start w:w="90" w:type="dxa"/>
+              <w:bottom w:w="85" w:type="dxa"/>
+              <w:end w:w="90" w:type="dxa"/>
             </w:tcMar>
           </w:tcPr>
           <w:p>
-            <w:pPr>
-              <w:spacing w:after="0"/>
-            </w:pPr>
             <w:r>
-              <w:rPr>
-                <w:sz w:val="15"/>
-              </w:rPr>
-              <w:t>Menyederhanakan output, tetapi jangan kehilangan evidence bila audit butuh state lain.</w:t>
+              <w:t xml:space="preserve">Menyederhanakan output — tapi jangan sampai kehilangan evidence state lain kalau audit membutuhkannya</w:t>
             </w:r>
           </w:p>
         </w:tc>
       </w:tr>
     </w:tbl>
-    <w:p>
-      <w:pPr>
-        <w:spacing w:after="20"/>
-      </w:pPr>
-    </w:p>
     <w:tbl>
       <w:tblPr>
         <w:tblW w:type="auto" w:w="0"/>
         <w:jc w:val="center"/>
-        <w:tblLook w:firstColumn="1" w:firstRow="1" w:lastColumn="0" w:lastRow="0" w:noHBand="0" w:noVBand="1" w:val="04A0"/>
       </w:tblPr>
       <w:tblGrid>
         <w:gridCol w:w="9968"/>
@@ -2048,15 +2041,15 @@
                 <w:color w:val="6D28D9"/>
                 <w:sz w:val="19"/>
               </w:rPr>
-              <w:t>Think like an attacker</w:t>
+              <w:t xml:space="preserve">Think like an attacker.</w:t>
             </w:r>
           </w:p>
           <w:p>
             <w:pPr>
-              <w:spacing w:after="0" w:line="254" w:lineRule="auto"/>
+              <w:spacing w:after="0"/>
             </w:pPr>
             <w:r>
-              <w:t>Kalau recon menunjukkan web app pada custom port, scan "top 1000" saja bisa gagal menemukan service penting. Gunakan bukti recon untuk menentukan coverage, bukan hanya default tool.</w:t>
+              <w:t xml:space="preserve">Kalau recon Module 07 sudah menunjukkan web app di custom port, scan "top 1000" saja bisa gagal menemukan service penting. Pakai bukti recon untuk menentukan coverage — bukan default tool begitu saja.</w:t>
             </w:r>
           </w:p>
         </w:tc>
@@ -2064,24 +2057,33 @@
     </w:tbl>
     <w:p>
       <w:pPr>
-        <w:spacing w:after="20"/>
-      </w:pPr>
-    </w:p>
-    <w:p>
-      <w:pPr>
         <w:pStyle w:val="Heading1"/>
       </w:pPr>
       <w:r>
-        <w:t>8. Service &amp; Version Detection</w:t>
+        <w:t xml:space="preserve">7. Service &amp; Version Detection (</w:t>
+      </w:r>
+      <w:r>
+        <w:rPr>
+          <w:rFonts w:ascii="Liberation Mono" w:hAnsi="Liberation Mono"/>
+        </w:rPr>
+        <w:t xml:space="preserve">-sV</w:t>
+      </w:r>
+      <w:r>
+        <w:t xml:space="preserve">)</w:t>
       </w:r>
     </w:p>
     <w:p>
       <w:r>
+        <w:t xml:space="preserve">Nomor port cuma petunjuk — service bisa berjalan di port yang tidak biasa. </w:t>
+      </w:r>
+      <w:r>
         <w:rPr>
-          <w:rFonts w:ascii="Liberation Sans" w:hAnsi="Liberation Sans"/>
-          <w:b w:val="0"/>
+          <w:rFonts w:ascii="Liberation Mono" w:hAnsi="Liberation Mono"/>
         </w:rPr>
-        <w:t>Nomor port hanyalah petunjuk. Service bisa berjalan pada port yang tidak biasa. Opsi -sV mengirim probe dan mencocokkan response dengan signature database untuk mengidentifikasi protocol, product, version, dan kadang CPE.</w:t>
+        <w:t xml:space="preserve">-sV</w:t>
+      </w:r>
+      <w:r>
+        <w:t xml:space="preserve"> mengirim probe dan mencocokkan response dengan signature database untuk mengidentifikasi protocol, product, version, dan kadang CPE.</w:t>
       </w:r>
     </w:p>
     <w:tbl>
@@ -2089,7 +2091,6 @@
         <w:tblW w:type="auto" w:w="0"/>
         <w:jc w:val="center"/>
         <w:tblLayout w:type="autofit"/>
-        <w:tblLook w:firstColumn="1" w:firstRow="1" w:lastColumn="0" w:lastRow="0" w:noHBand="0" w:noVBand="1" w:val="04A0"/>
       </w:tblPr>
       <w:tblGrid>
         <w:gridCol w:w="9968"/>
@@ -2119,33 +2120,29 @@
                 <w:color w:val="F9FAFB"/>
                 <w:sz w:val="15"/>
               </w:rPr>
-              <w:t>nmap -sV -p 80,6379 172.31.80.10</w:t>
+              <w:t xml:space="preserve">nmap -sV -p 80,6379 172.31.80.10</w:t>
             </w:r>
-            <w:r>
-              <w:br/>
-            </w:r>
+          </w:p>
+          <w:p>
+            <w:pPr>
+              <w:spacing w:after="0" w:line="240" w:lineRule="auto"/>
+            </w:pPr>
             <w:r>
               <w:rPr>
                 <w:rFonts w:ascii="Liberation Mono" w:hAnsi="Liberation Mono"/>
                 <w:color w:val="F9FAFB"/>
                 <w:sz w:val="15"/>
               </w:rPr>
-              <w:t>nmap -sV --version-light -p 80 172.31.80.10</w:t>
+              <w:t xml:space="preserve">nmap -sV --version-light -p 80 172.31.80.10</w:t>
             </w:r>
           </w:p>
         </w:tc>
       </w:tr>
     </w:tbl>
-    <w:p>
-      <w:pPr>
-        <w:spacing w:after="20"/>
-      </w:pPr>
-    </w:p>
     <w:tbl>
       <w:tblPr>
         <w:tblW w:type="auto" w:w="0"/>
         <w:jc w:val="center"/>
-        <w:tblLook w:firstColumn="1" w:firstRow="1" w:lastColumn="0" w:lastRow="0" w:noHBand="0" w:noVBand="1" w:val="04A0"/>
       </w:tblPr>
       <w:tblGrid>
         <w:gridCol w:w="9968"/>
@@ -2157,7 +2154,7 @@
         <w:tc>
           <w:tcPr>
             <w:tcW w:type="dxa" w:w="9968"/>
-            <w:shd w:fill="FFFBEB"/>
+            <w:shd w:fill="EFF6FF"/>
             <w:tcMar>
               <w:top w:w="135" w:type="dxa"/>
               <w:start w:w="165" w:type="dxa"/>
@@ -2172,18 +2169,18 @@
             <w:r>
               <w:rPr>
                 <w:b/>
-                <w:color w:val="92400E"/>
+                <w:color w:val="1D4ED8"/>
                 <w:sz w:val="19"/>
               </w:rPr>
-              <w:t>Scanner output is evidence, not verdict</w:t>
+              <w:t xml:space="preserve">Scanner output is evidence, not verdict.</w:t>
             </w:r>
           </w:p>
           <w:p>
             <w:pPr>
-              <w:spacing w:after="0" w:line="254" w:lineRule="auto"/>
+              <w:spacing w:after="0"/>
             </w:pPr>
             <w:r>
-              <w:t>Banner/version detection bisa salah, diubah, diproxy, atau disembunyikan. Selalu cari konfirmasi manual sebelum menarik kesimpulan vulnerability.</w:t>
+              <w:t xml:space="preserve">Banner/version detection bisa salah, diubah, diproxy, atau sengaja disembunyikan. Selalu cari konfirmasi manual (§11) sebelum menarik kesimpulan vulnerability.</w:t>
             </w:r>
           </w:p>
         </w:tc>
@@ -2191,24 +2188,24 @@
     </w:tbl>
     <w:p>
       <w:pPr>
-        <w:spacing w:after="20"/>
-      </w:pPr>
-    </w:p>
-    <w:p>
-      <w:pPr>
         <w:pStyle w:val="Heading1"/>
       </w:pPr>
       <w:r>
-        <w:t>9. UDP Enumeration</w:t>
+        <w:t xml:space="preserve">8. UDP Enumeration</w:t>
       </w:r>
     </w:p>
     <w:p>
       <w:r>
+        <w:t xml:space="preserve">UDP tidak punya handshake seperti TCP. Banyak service UDP tidak merespons probe yang salah, firewall bisa membuang packet diam-diam, dan ICMP error sering dibatasi — makanya UDP scan umumnya lebih lambat dan sering menghasilkan </w:t>
+      </w:r>
+      <w:r>
         <w:rPr>
-          <w:rFonts w:ascii="Liberation Sans" w:hAnsi="Liberation Sans"/>
-          <w:b w:val="0"/>
+          <w:rFonts w:ascii="Liberation Mono" w:hAnsi="Liberation Mono"/>
         </w:rPr>
-        <w:t>UDP tidak memiliki handshake seperti TCP. Banyak service UDP tidak merespons probe yang salah, firewall dapat membuang packet diam-diam, dan ICMP error sering dibatasi. Itu sebabnya UDP scan umumnya lebih lambat dan sering menghasilkan open|filtered.</w:t>
+        <w:t xml:space="preserve">open|filtered</w:t>
+      </w:r>
+      <w:r>
+        <w:t xml:space="preserve">.</w:t>
       </w:r>
     </w:p>
     <w:tbl>
@@ -2216,7 +2213,6 @@
         <w:tblW w:type="auto" w:w="0"/>
         <w:jc w:val="center"/>
         <w:tblLayout w:type="autofit"/>
-        <w:tblLook w:firstColumn="1" w:firstRow="1" w:lastColumn="0" w:lastRow="0" w:noHBand="0" w:noVBand="1" w:val="04A0"/>
       </w:tblPr>
       <w:tblGrid>
         <w:gridCol w:w="9968"/>
@@ -2246,33 +2242,29 @@
                 <w:color w:val="F9FAFB"/>
                 <w:sz w:val="15"/>
               </w:rPr>
-              <w:t>sudo nmap -sU -p 9999 172.31.80.13</w:t>
+              <w:t xml:space="preserve">sudo nmap -sU -p 9999 172.31.80.13</w:t>
             </w:r>
-            <w:r>
-              <w:br/>
-            </w:r>
+          </w:p>
+          <w:p>
+            <w:pPr>
+              <w:spacing w:after="0" w:line="240" w:lineRule="auto"/>
+            </w:pPr>
             <w:r>
               <w:rPr>
                 <w:rFonts w:ascii="Liberation Mono" w:hAnsi="Liberation Mono"/>
                 <w:color w:val="F9FAFB"/>
                 <w:sz w:val="15"/>
               </w:rPr>
-              <w:t>sudo nmap -sU -sV -p 9999 172.31.80.13</w:t>
+              <w:t xml:space="preserve">sudo nmap -sU -sV -p 9999 172.31.80.13</w:t>
             </w:r>
           </w:p>
         </w:tc>
       </w:tr>
     </w:tbl>
-    <w:p>
-      <w:pPr>
-        <w:spacing w:after="20"/>
-      </w:pPr>
-    </w:p>
     <w:tbl>
       <w:tblPr>
         <w:tblW w:type="auto" w:w="0"/>
         <w:jc w:val="center"/>
-        <w:tblLook w:firstColumn="1" w:firstRow="1" w:lastColumn="0" w:lastRow="0" w:noHBand="0" w:noVBand="1" w:val="04A0"/>
       </w:tblPr>
       <w:tblGrid>
         <w:gridCol w:w="9968"/>
@@ -2302,15 +2294,15 @@
                 <w:color w:val="1D4ED8"/>
                 <w:sz w:val="19"/>
               </w:rPr>
-              <w:t>Protocol matters</w:t>
+              <w:t xml:space="preserve">Protocol matters.</w:t>
             </w:r>
           </w:p>
           <w:p>
             <w:pPr>
-              <w:spacing w:after="0" w:line="254" w:lineRule="auto"/>
+              <w:spacing w:after="0"/>
             </w:pPr>
             <w:r>
-              <w:t>DNS, SNMP, DHCP, NTP, dan banyak service lain memakai UDP. Mengabaikan UDP sepenuhnya dapat membuat inventory tidak lengkap.</w:t>
+              <w:t xml:space="preserve">DNS, SNMP, DHCP, NTP, dan banyak service penting lain memakai UDP. Mengabaikan UDP sepenuhnya bisa membuat inventory lo tidak lengkap.</w:t>
             </w:r>
           </w:p>
         </w:tc>
@@ -2318,29 +2310,24 @@
     </w:tbl>
     <w:p>
       <w:pPr>
-        <w:spacing w:after="20"/>
-      </w:pPr>
-    </w:p>
-    <w:p>
-      <w:r>
-        <w:br w:type="page"/>
-      </w:r>
-    </w:p>
-    <w:p>
-      <w:pPr>
         <w:pStyle w:val="Heading1"/>
       </w:pPr>
       <w:r>
-        <w:t>10. Nmap Scripting Engine (NSE)</w:t>
+        <w:t xml:space="preserve">9. Nmap Scripting Engine (NSE)</w:t>
       </w:r>
     </w:p>
     <w:p>
       <w:r>
+        <w:t xml:space="preserve">NSE menjalankan script Lua untuk discovery, version enrichment, authentication checks, vulnerability checks, bahkan kategori intrusive/exploit. </w:t>
+      </w:r>
+      <w:r>
         <w:rPr>
-          <w:rFonts w:ascii="Liberation Sans" w:hAnsi="Liberation Sans"/>
-          <w:b w:val="0"/>
+          <w:b/>
         </w:rPr>
-        <w:t>NSE menjalankan script Lua untuk discovery, version enrichment, authentication checks, vulnerability checks, bahkan kategori yang intrusive atau exploit. Script tidak dijalankan dalam sandbox. Karena itu, gunakan explicit script dan baca dokumentasinya sebelum eksekusi.</w:t>
+        <w:t xml:space="preserve">Script tidak berjalan dalam sandbox</w:t>
+      </w:r>
+      <w:r>
+        <w:t xml:space="preserve"> — selalu baca dokumentasinya dulu sebelum eksekusi.</w:t>
       </w:r>
     </w:p>
     <w:tbl>
@@ -2348,7 +2335,6 @@
         <w:tblW w:type="auto" w:w="0"/>
         <w:jc w:val="center"/>
         <w:tblLayout w:type="autofit"/>
-        <w:tblLook w:firstColumn="1" w:firstRow="1" w:lastColumn="0" w:lastRow="0" w:noHBand="0" w:noVBand="1" w:val="04A0"/>
       </w:tblPr>
       <w:tblGrid>
         <w:gridCol w:w="9968"/>
@@ -2378,18 +2364,148 @@
                 <w:color w:val="F9FAFB"/>
                 <w:sz w:val="15"/>
               </w:rPr>
-              <w:t>nmap --script-help http-title</w:t>
+              <w:t xml:space="preserve">nmap --script-help http-title</w:t>
             </w:r>
-            <w:r>
-              <w:br/>
-            </w:r>
+          </w:p>
+          <w:p>
+            <w:pPr>
+              <w:spacing w:after="0" w:line="240" w:lineRule="auto"/>
+            </w:pPr>
             <w:r>
               <w:rPr>
                 <w:rFonts w:ascii="Liberation Mono" w:hAnsi="Liberation Mono"/>
                 <w:color w:val="F9FAFB"/>
                 <w:sz w:val="15"/>
               </w:rPr>
-              <w:t>nmap --script-help redis-info</w:t>
+              <w:t xml:space="preserve">nmap --script-help redis-info</w:t>
+            </w:r>
+          </w:p>
+          <w:p>
+            <w:pPr>
+              <w:spacing w:after="0" w:line="240" w:lineRule="auto"/>
+            </w:pPr>
+            <w:r>
+              <w:rPr>
+                <w:rFonts w:ascii="Liberation Mono" w:hAnsi="Liberation Mono"/>
+                <w:color w:val="F9FAFB"/>
+                <w:sz w:val="15"/>
+              </w:rPr>
+              <w:t xml:space="preserve"> </w:t>
+            </w:r>
+          </w:p>
+          <w:p>
+            <w:pPr>
+              <w:spacing w:after="0" w:line="240" w:lineRule="auto"/>
+            </w:pPr>
+            <w:r>
+              <w:rPr>
+                <w:rFonts w:ascii="Liberation Mono" w:hAnsi="Liberation Mono"/>
+                <w:color w:val="F9FAFB"/>
+                <w:sz w:val="15"/>
+              </w:rPr>
+              <w:t xml:space="preserve">nmap -p 80 --script http-title,http-headers 172.31.80.10</w:t>
+            </w:r>
+          </w:p>
+          <w:p>
+            <w:pPr>
+              <w:spacing w:after="0" w:line="240" w:lineRule="auto"/>
+            </w:pPr>
+            <w:r>
+              <w:rPr>
+                <w:rFonts w:ascii="Liberation Mono" w:hAnsi="Liberation Mono"/>
+                <w:color w:val="F9FAFB"/>
+                <w:sz w:val="15"/>
+              </w:rPr>
+              <w:t xml:space="preserve">nmap -p 6379 --script redis-info 172.31.80.12</w:t>
+            </w:r>
+          </w:p>
+        </w:tc>
+      </w:tr>
+    </w:tbl>
+    <w:tbl>
+      <w:tblPr>
+        <w:tblW w:type="auto" w:w="0"/>
+        <w:jc w:val="center"/>
+      </w:tblPr>
+      <w:tblGrid>
+        <w:gridCol w:w="9968"/>
+      </w:tblGrid>
+      <w:tr>
+        <w:trPr>
+          <w:cantSplit/>
+        </w:trPr>
+        <w:tc>
+          <w:tcPr>
+            <w:tcW w:type="dxa" w:w="9968"/>
+            <w:shd w:fill="EFF6FF"/>
+            <w:tcMar>
+              <w:top w:w="135" w:type="dxa"/>
+              <w:start w:w="165" w:type="dxa"/>
+              <w:bottom w:w="135" w:type="dxa"/>
+              <w:end w:w="165" w:type="dxa"/>
+            </w:tcMar>
+          </w:tcPr>
+          <w:p>
+            <w:pPr>
+              <w:spacing w:after="60"/>
+            </w:pPr>
+            <w:r>
+              <w:rPr>
+                <w:b/>
+                <w:color w:val="1D4ED8"/>
+                <w:sz w:val="19"/>
+              </w:rPr>
+              <w:t xml:space="preserve">Peringatan `-sC`.</w:t>
+            </w:r>
+          </w:p>
+          <w:p>
+            <w:pPr>
+              <w:spacing w:after="0"/>
+            </w:pPr>
+            <w:r>
+              <w:rPr>
+                <w:rFonts w:ascii="Liberation Mono" w:hAnsi="Liberation Mono"/>
+              </w:rPr>
+              <w:t xml:space="preserve">-sC</w:t>
+            </w:r>
+            <w:r>
+              <w:t xml:space="preserve"> setara dengan </w:t>
+            </w:r>
+            <w:r>
+              <w:rPr>
+                <w:rFonts w:ascii="Liberation Mono" w:hAnsi="Liberation Mono"/>
+              </w:rPr>
+              <w:t xml:space="preserve">--script=default</w:t>
+            </w:r>
+            <w:r>
+              <w:t xml:space="preserve">, dan dokumentasi Nmap sendiri menyatakan sebagian default script dianggap intrusive. Di module ini, </w:t>
+            </w:r>
+            <w:r>
+              <w:rPr>
+                <w:rFonts w:ascii="Liberation Mono" w:hAnsi="Liberation Mono"/>
+              </w:rPr>
+              <w:t xml:space="preserve">-sC</w:t>
+            </w:r>
+            <w:r>
+              <w:t xml:space="preserve"> hanya boleh dicoba pada lab lokal milik sendiri. Untuk engagement nyata, pilih script </w:t>
+            </w:r>
+            <w:r>
+              <w:rPr>
+                <w:b/>
+              </w:rPr>
+              <w:t xml:space="preserve">eksplisit</w:t>
+            </w:r>
+            <w:r>
+              <w:t xml:space="preserve"> berdasarkan RoE — jangan pernah </w:t>
+            </w:r>
+            <w:r>
+              <w:rPr>
+                <w:rFonts w:ascii="Liberation Mono" w:hAnsi="Liberation Mono"/>
+              </w:rPr>
+              <w:t xml:space="preserve">--script all/vuln/exploit/dos/brute</w:t>
+            </w:r>
+            <w:r>
+              <w:t xml:space="preserve"> tanpa izin tertulis yang menyebutkan dampaknya.</w:t>
             </w:r>
           </w:p>
         </w:tc>
@@ -2397,15 +2513,31 @@
     </w:tbl>
     <w:p>
       <w:pPr>
-        <w:spacing w:after="20"/>
+        <w:pStyle w:val="Heading1"/>
       </w:pPr>
+      <w:r>
+        <w:t xml:space="preserve">10. Output &amp; Evidence</w:t>
+      </w:r>
+    </w:p>
+    <w:p>
+      <w:r>
+        <w:t xml:space="preserve">Jangan cuma copy-paste terminal. </w:t>
+      </w:r>
+      <w:r>
+        <w:rPr>
+          <w:rFonts w:ascii="Liberation Mono" w:hAnsi="Liberation Mono"/>
+        </w:rPr>
+        <w:t xml:space="preserve">-oA</w:t>
+      </w:r>
+      <w:r>
+        <w:t xml:space="preserve"> menyimpan beberapa format sekaligus:</w:t>
+      </w:r>
     </w:p>
     <w:tbl>
       <w:tblPr>
         <w:tblW w:type="auto" w:w="0"/>
         <w:jc w:val="center"/>
         <w:tblLayout w:type="autofit"/>
-        <w:tblLook w:firstColumn="1" w:firstRow="1" w:lastColumn="0" w:lastRow="0" w:noHBand="0" w:noVBand="1" w:val="04A0"/>
       </w:tblPr>
       <w:tblGrid>
         <w:gridCol w:w="9968"/>
@@ -2435,123 +2567,9 @@
                 <w:color w:val="F9FAFB"/>
                 <w:sz w:val="15"/>
               </w:rPr>
-              <w:t>nmap -p 80 --script http-title,http-headers 172.31.80.10</w:t>
-            </w:r>
-            <w:r>
-              <w:br/>
-            </w:r>
-            <w:r>
-              <w:rPr>
-                <w:rFonts w:ascii="Liberation Mono" w:hAnsi="Liberation Mono"/>
-                <w:color w:val="F9FAFB"/>
-                <w:sz w:val="15"/>
-              </w:rPr>
-              <w:t>nmap -p 6379 --script redis-info 172.31.80.12</w:t>
+              <w:t xml:space="preserve">mkdir -p module08-enum/02-scans</w:t>
             </w:r>
           </w:p>
-        </w:tc>
-      </w:tr>
-    </w:tbl>
-    <w:p>
-      <w:pPr>
-        <w:spacing w:after="20"/>
-      </w:pPr>
-    </w:p>
-    <w:tbl>
-      <w:tblPr>
-        <w:tblW w:type="auto" w:w="0"/>
-        <w:jc w:val="center"/>
-        <w:tblLook w:firstColumn="1" w:firstRow="1" w:lastColumn="0" w:lastRow="0" w:noHBand="0" w:noVBand="1" w:val="04A0"/>
-      </w:tblPr>
-      <w:tblGrid>
-        <w:gridCol w:w="9968"/>
-      </w:tblGrid>
-      <w:tr>
-        <w:trPr>
-          <w:cantSplit/>
-        </w:trPr>
-        <w:tc>
-          <w:tcPr>
-            <w:tcW w:type="dxa" w:w="9968"/>
-            <w:shd w:fill="FEF2F2"/>
-            <w:tcMar>
-              <w:top w:w="135" w:type="dxa"/>
-              <w:start w:w="165" w:type="dxa"/>
-              <w:bottom w:w="135" w:type="dxa"/>
-              <w:end w:w="165" w:type="dxa"/>
-            </w:tcMar>
-          </w:tcPr>
-          <w:p>
-            <w:pPr>
-              <w:spacing w:after="60"/>
-            </w:pPr>
-            <w:r>
-              <w:rPr>
-                <w:b/>
-                <w:color w:val="991B1B"/>
-                <w:sz w:val="19"/>
-              </w:rPr>
-              <w:t>Peringatan -sC</w:t>
-            </w:r>
-          </w:p>
-          <w:p>
-            <w:pPr>
-              <w:spacing w:after="0" w:line="254" w:lineRule="auto"/>
-            </w:pPr>
-            <w:r>
-              <w:t>-sC sama dengan --script=default. Dokumentasi Nmap menyatakan sebagian default scripts dianggap intrusive. Di module ini, -sC hanya boleh dicoba pada lab lokal yang lo bangun sendiri. Untuk engagement nyata, pilih script eksplisit berdasarkan RoE.</w:t>
-            </w:r>
-          </w:p>
-        </w:tc>
-      </w:tr>
-    </w:tbl>
-    <w:p>
-      <w:pPr>
-        <w:spacing w:after="20"/>
-      </w:pPr>
-    </w:p>
-    <w:p>
-      <w:pPr>
-        <w:pStyle w:val="Heading1"/>
-      </w:pPr>
-      <w:r>
-        <w:t>11. Output &amp; Evidence</w:t>
-      </w:r>
-    </w:p>
-    <w:p>
-      <w:r>
-        <w:rPr>
-          <w:rFonts w:ascii="Liberation Sans" w:hAnsi="Liberation Sans"/>
-          <w:b w:val="0"/>
-        </w:rPr>
-        <w:t>Jangan hanya copy-paste terminal. Nmap dapat menyimpan beberapa format sekaligus dengan -oA. Format XML paling berguna untuk automation karena memiliki struktur yang stabil.</w:t>
-      </w:r>
-    </w:p>
-    <w:tbl>
-      <w:tblPr>
-        <w:tblW w:type="auto" w:w="0"/>
-        <w:jc w:val="center"/>
-        <w:tblLayout w:type="autofit"/>
-        <w:tblLook w:firstColumn="1" w:firstRow="1" w:lastColumn="0" w:lastRow="0" w:noHBand="0" w:noVBand="1" w:val="04A0"/>
-      </w:tblPr>
-      <w:tblGrid>
-        <w:gridCol w:w="9968"/>
-      </w:tblGrid>
-      <w:tr>
-        <w:trPr>
-          <w:cantSplit/>
-        </w:trPr>
-        <w:tc>
-          <w:tcPr>
-            <w:tcW w:type="dxa" w:w="9968"/>
-            <w:shd w:fill="111827"/>
-            <w:tcMar>
-              <w:top w:w="125" w:type="dxa"/>
-              <w:start w:w="155" w:type="dxa"/>
-              <w:bottom w:w="125" w:type="dxa"/>
-              <w:end w:w="155" w:type="dxa"/>
-            </w:tcMar>
-          </w:tcPr>
           <w:p>
             <w:pPr>
               <w:spacing w:after="0" w:line="240" w:lineRule="auto"/>
@@ -2562,60 +2580,194 @@
                 <w:color w:val="F9FAFB"/>
                 <w:sz w:val="15"/>
               </w:rPr>
-              <w:t>mkdir -p module08-enum/02-scans</w:t>
-            </w:r>
-            <w:r>
-              <w:br/>
-            </w:r>
-            <w:r>
-              <w:rPr>
-                <w:rFonts w:ascii="Liberation Mono" w:hAnsi="Liberation Mono"/>
-                <w:color w:val="F9FAFB"/>
-                <w:sz w:val="15"/>
-              </w:rPr>
-              <w:t>nmap -sV -p 80 -oA module08-enum/02-scans/nginx 172.31.80.10</w:t>
+              <w:t xml:space="preserve">nmap -sV -p 80 -oA module08-enum/02-scans/nginx 172.31.80.10</w:t>
             </w:r>
           </w:p>
         </w:tc>
       </w:tr>
     </w:tbl>
-    <w:p>
-      <w:pPr>
-        <w:spacing w:after="20"/>
-      </w:pPr>
-    </w:p>
-    <w:p>
-      <w:pPr>
-        <w:pStyle w:val="ListBullet"/>
-        <w:spacing w:after="40"/>
-      </w:pPr>
-      <w:r>
-        <w:t>.nmap - human-readable normal output.</w:t>
-      </w:r>
-    </w:p>
-    <w:p>
-      <w:pPr>
-        <w:pStyle w:val="ListBullet"/>
-        <w:spacing w:after="40"/>
-      </w:pPr>
-      <w:r>
-        <w:t>.gnmap - legacy grepable output; praktis tapi tidak sekaya XML.</w:t>
-      </w:r>
-    </w:p>
-    <w:p>
-      <w:pPr>
-        <w:pStyle w:val="ListBullet"/>
-        <w:spacing w:after="40"/>
-      </w:pPr>
-      <w:r>
-        <w:t>.xml - paling cocok untuk parser, inventory, dan tooling berikutnya.</w:t>
-      </w:r>
-    </w:p>
     <w:tbl>
       <w:tblPr>
         <w:tblW w:type="auto" w:w="0"/>
         <w:jc w:val="center"/>
-        <w:tblLook w:firstColumn="1" w:firstRow="1" w:lastColumn="0" w:lastRow="0" w:noHBand="0" w:noVBand="1" w:val="04A0"/>
+        <w:tblLayout w:type="autofit"/>
+        <w:tblBorders>
+          <w:top w:val="single" w:sz="5" w:space="0" w:color="E5E7EB"/>
+          <w:left w:val="single" w:sz="5" w:space="0" w:color="E5E7EB"/>
+          <w:bottom w:val="single" w:sz="5" w:space="0" w:color="E5E7EB"/>
+          <w:right w:val="single" w:sz="5" w:space="0" w:color="E5E7EB"/>
+          <w:insideH w:val="single" w:sz="5" w:space="0" w:color="E5E7EB"/>
+          <w:insideV w:val="single" w:sz="5" w:space="0" w:color="E5E7EB"/>
+        </w:tblBorders>
+      </w:tblPr>
+      <w:tblGrid>
+        <w:gridCol w:w="4984"/>
+        <w:gridCol w:w="4984"/>
+      </w:tblGrid>
+      <w:tr>
+        <w:tc>
+          <w:tcPr>
+            <w:tcW w:type="dxa" w:w="4984"/>
+            <w:shd w:fill="111827"/>
+            <w:tcMar>
+              <w:top w:w="85" w:type="dxa"/>
+              <w:start w:w="90" w:type="dxa"/>
+              <w:bottom w:w="85" w:type="dxa"/>
+              <w:end w:w="90" w:type="dxa"/>
+            </w:tcMar>
+            <w:vAlign w:val="center"/>
+          </w:tcPr>
+          <w:p>
+            <w:r>
+              <w:rPr>
+                <w:b/>
+                <w:color w:val="FFFFFF"/>
+                <w:sz w:val="16"/>
+              </w:rPr>
+              <w:t xml:space="preserve">Ekstensi</w:t>
+            </w:r>
+          </w:p>
+        </w:tc>
+        <w:tc>
+          <w:tcPr>
+            <w:tcW w:type="dxa" w:w="4984"/>
+            <w:shd w:fill="111827"/>
+            <w:tcMar>
+              <w:top w:w="85" w:type="dxa"/>
+              <w:start w:w="90" w:type="dxa"/>
+              <w:bottom w:w="85" w:type="dxa"/>
+              <w:end w:w="90" w:type="dxa"/>
+            </w:tcMar>
+            <w:vAlign w:val="center"/>
+          </w:tcPr>
+          <w:p>
+            <w:r>
+              <w:rPr>
+                <w:b/>
+                <w:color w:val="FFFFFF"/>
+                <w:sz w:val="16"/>
+              </w:rPr>
+              <w:t xml:space="preserve">Isi</w:t>
+            </w:r>
+          </w:p>
+        </w:tc>
+      </w:tr>
+      <w:tr>
+        <w:tc>
+          <w:tcPr>
+            <w:tcW w:type="dxa" w:w="4984"/>
+            <w:tcMar>
+              <w:top w:w="85" w:type="dxa"/>
+              <w:start w:w="90" w:type="dxa"/>
+              <w:bottom w:w="85" w:type="dxa"/>
+              <w:end w:w="90" w:type="dxa"/>
+            </w:tcMar>
+          </w:tcPr>
+          <w:p>
+            <w:r>
+              <w:rPr>
+                <w:rFonts w:ascii="Liberation Mono" w:hAnsi="Liberation Mono"/>
+              </w:rPr>
+              <w:t xml:space="preserve">.nmap</w:t>
+            </w:r>
+          </w:p>
+        </w:tc>
+        <w:tc>
+          <w:tcPr>
+            <w:tcW w:type="dxa" w:w="4984"/>
+            <w:tcMar>
+              <w:top w:w="85" w:type="dxa"/>
+              <w:start w:w="90" w:type="dxa"/>
+              <w:bottom w:w="85" w:type="dxa"/>
+              <w:end w:w="90" w:type="dxa"/>
+            </w:tcMar>
+          </w:tcPr>
+          <w:p>
+            <w:r>
+              <w:t xml:space="preserve">Human-readable normal output</w:t>
+            </w:r>
+          </w:p>
+        </w:tc>
+      </w:tr>
+      <w:tr>
+        <w:tc>
+          <w:tcPr>
+            <w:tcW w:type="dxa" w:w="4984"/>
+            <w:tcMar>
+              <w:top w:w="85" w:type="dxa"/>
+              <w:start w:w="90" w:type="dxa"/>
+              <w:bottom w:w="85" w:type="dxa"/>
+              <w:end w:w="90" w:type="dxa"/>
+            </w:tcMar>
+          </w:tcPr>
+          <w:p>
+            <w:r>
+              <w:rPr>
+                <w:rFonts w:ascii="Liberation Mono" w:hAnsi="Liberation Mono"/>
+              </w:rPr>
+              <w:t xml:space="preserve">.gnmap</w:t>
+            </w:r>
+          </w:p>
+        </w:tc>
+        <w:tc>
+          <w:tcPr>
+            <w:tcW w:type="dxa" w:w="4984"/>
+            <w:tcMar>
+              <w:top w:w="85" w:type="dxa"/>
+              <w:start w:w="90" w:type="dxa"/>
+              <w:bottom w:w="85" w:type="dxa"/>
+              <w:end w:w="90" w:type="dxa"/>
+            </w:tcMar>
+          </w:tcPr>
+          <w:p>
+            <w:r>
+              <w:t xml:space="preserve">Legacy grepable output — praktis tapi tidak sekaya XML</w:t>
+            </w:r>
+          </w:p>
+        </w:tc>
+      </w:tr>
+      <w:tr>
+        <w:tc>
+          <w:tcPr>
+            <w:tcW w:type="dxa" w:w="4984"/>
+            <w:tcMar>
+              <w:top w:w="85" w:type="dxa"/>
+              <w:start w:w="90" w:type="dxa"/>
+              <w:bottom w:w="85" w:type="dxa"/>
+              <w:end w:w="90" w:type="dxa"/>
+            </w:tcMar>
+          </w:tcPr>
+          <w:p>
+            <w:r>
+              <w:rPr>
+                <w:rFonts w:ascii="Liberation Mono" w:hAnsi="Liberation Mono"/>
+              </w:rPr>
+              <w:t xml:space="preserve">.xml</w:t>
+            </w:r>
+          </w:p>
+        </w:tc>
+        <w:tc>
+          <w:tcPr>
+            <w:tcW w:type="dxa" w:w="4984"/>
+            <w:tcMar>
+              <w:top w:w="85" w:type="dxa"/>
+              <w:start w:w="90" w:type="dxa"/>
+              <w:bottom w:w="85" w:type="dxa"/>
+              <w:end w:w="90" w:type="dxa"/>
+            </w:tcMar>
+          </w:tcPr>
+          <w:p>
+            <w:r>
+              <w:t xml:space="preserve">Paling cocok untuk parser, inventory, dan tooling berikutnya (lihat §16)</w:t>
+            </w:r>
+          </w:p>
+        </w:tc>
+      </w:tr>
+    </w:tbl>
+    <w:tbl>
+      <w:tblPr>
+        <w:tblW w:type="auto" w:w="0"/>
+        <w:jc w:val="center"/>
       </w:tblPr>
       <w:tblGrid>
         <w:gridCol w:w="9968"/>
@@ -2645,15 +2797,15 @@
                 <w:color w:val="1D4ED8"/>
                 <w:sz w:val="19"/>
               </w:rPr>
-              <w:t>Evidence integrity</w:t>
+              <w:t xml:space="preserve">Evidence integrity.</w:t>
             </w:r>
           </w:p>
           <w:p>
             <w:pPr>
-              <w:spacing w:after="0" w:line="254" w:lineRule="auto"/>
+              <w:spacing w:after="0"/>
             </w:pPr>
             <w:r>
-              <w:t>Simpan command, timestamp, target, dan hasil mentah. Jangan hanya menyimpan screenshot. Screenshot bagus untuk report, tetapi raw output lebih mudah diaudit dan diparse.</w:t>
+              <w:t xml:space="preserve">Simpan command, timestamp, target, dan hasil mentah. Screenshot bagus untuk report, tapi raw output jauh lebih mudah diaudit dan di-parse ulang.</w:t>
             </w:r>
           </w:p>
         </w:tc>
@@ -2661,65 +2813,91 @@
     </w:tbl>
     <w:p>
       <w:pPr>
-        <w:spacing w:after="20"/>
-      </w:pPr>
-    </w:p>
-    <w:p>
-      <w:pPr>
         <w:pStyle w:val="Heading1"/>
       </w:pPr>
       <w:r>
-        <w:t>12. Timing &amp; Noise</w:t>
+        <w:t xml:space="preserve">11. Timing &amp; Noise</w:t>
       </w:r>
     </w:p>
     <w:p>
       <w:r>
+        <w:t xml:space="preserve">Nmap punya timing template </w:t>
+      </w:r>
+      <w:r>
         <w:rPr>
-          <w:rFonts w:ascii="Liberation Sans" w:hAnsi="Liberation Sans"/>
-          <w:b w:val="0"/>
+          <w:rFonts w:ascii="Liberation Mono" w:hAnsi="Liberation Mono"/>
         </w:rPr>
-        <w:t>Nmap punya timing template -T0 sampai -T5 serta banyak kontrol rate/retry. Semakin agresif bukan berarti semakin benar. Pada jaringan lambat, packet loss dapat membuat hasil lebih buruk. Mulai konservatif, ukur, lalu naikkan hanya jika scope dan kondisi mendukung.</w:t>
+        <w:t xml:space="preserve">-T0</w:t>
+      </w:r>
+      <w:r>
+        <w:t xml:space="preserve"> sampai </w:t>
+      </w:r>
+      <w:r>
+        <w:rPr>
+          <w:rFonts w:ascii="Liberation Mono" w:hAnsi="Liberation Mono"/>
+        </w:rPr>
+        <w:t xml:space="preserve">-T5</w:t>
+      </w:r>
+      <w:r>
+        <w:t xml:space="preserve"> plus banyak kontrol rate/retry. </w:t>
+      </w:r>
+      <w:r>
+        <w:rPr>
+          <w:b/>
+        </w:rPr>
+        <w:t xml:space="preserve">Semakin agresif bukan berarti semakin benar</w:t>
+      </w:r>
+      <w:r>
+        <w:t xml:space="preserve"> — pada jaringan lambat, packet loss justru bisa membuat hasil lebih buruk (false negative).</w:t>
       </w:r>
     </w:p>
     <w:p>
       <w:pPr>
-        <w:pStyle w:val="ListBullet"/>
-        <w:spacing w:after="40"/>
+        <w:numPr>
+          <w:numId w:val="1"/>
+        </w:numPr>
       </w:pPr>
       <w:r>
-        <w:t>Default timing adalah baseline yang baik untuk banyak kasus.</w:t>
+        <w:t xml:space="preserve">Default timing adalah baseline yang baik untuk banyak kasus.</w:t>
       </w:r>
     </w:p>
     <w:p>
       <w:pPr>
-        <w:pStyle w:val="ListBullet"/>
-        <w:spacing w:after="40"/>
+        <w:numPr>
+          <w:numId w:val="1"/>
+        </w:numPr>
       </w:pPr>
       <w:r>
-        <w:t>Jangan otomatis memakai -T5 pada production network.</w:t>
+        <w:t xml:space="preserve">Jangan otomatis pakai </w:t>
+      </w:r>
+      <w:r>
+        <w:rPr>
+          <w:rFonts w:ascii="Liberation Mono" w:hAnsi="Liberation Mono"/>
+        </w:rPr>
+        <w:t xml:space="preserve">-T5</w:t>
+      </w:r>
+      <w:r>
+        <w:t xml:space="preserve"> pada production network.</w:t>
       </w:r>
     </w:p>
     <w:p>
       <w:pPr>
-        <w:pStyle w:val="ListBullet"/>
-        <w:spacing w:after="40"/>
+        <w:numPr>
+          <w:numId w:val="1"/>
+        </w:numPr>
       </w:pPr>
       <w:r>
-        <w:t>Parallelism dan rate tinggi bisa memicu alert atau membebani target.</w:t>
+        <w:t xml:space="preserve">Parallelism/rate tinggi bisa memicu alert defender atau membebani target.</w:t>
       </w:r>
     </w:p>
     <w:p>
       <w:pPr>
-        <w:pStyle w:val="ListBullet"/>
-        <w:spacing w:after="40"/>
+        <w:numPr>
+          <w:numId w:val="1"/>
+        </w:numPr>
       </w:pPr>
       <w:r>
-        <w:t>Catat perubahan timing di activity log karena memengaruhi repeatability.</w:t>
-      </w:r>
-    </w:p>
-    <w:p>
-      <w:r>
-        <w:br w:type="page"/>
+        <w:t xml:space="preserve">Catat setiap perubahan timing di activity log — ini memengaruhi repeatability hasil.</w:t>
       </w:r>
     </w:p>
     <w:p>
@@ -2727,16 +2905,27 @@
         <w:pStyle w:val="Heading1"/>
       </w:pPr>
       <w:r>
-        <w:t>13. Protocol-specific Enumeration Mindset</w:t>
+        <w:t xml:space="preserve">12. Protocol-specific Enumeration Mindset</w:t>
       </w:r>
     </w:p>
     <w:p>
       <w:r>
+        <w:t xml:space="preserve">Setelah service teridentifikasi, pertanyaan berubah dari </w:t>
+      </w:r>
+      <w:r>
         <w:rPr>
-          <w:rFonts w:ascii="Liberation Sans" w:hAnsi="Liberation Sans"/>
-          <w:b w:val="0"/>
+          <w:i/>
         </w:rPr>
-        <w:t>Setelah service teridentifikasi, pertanyaan berubah dari "port apa yang open?" menjadi "apa yang dapat dipelajari dari protocol ini tanpa melampaui scope?".</w:t>
+        <w:t xml:space="preserve">"port apa yang open?"</w:t>
+      </w:r>
+      <w:r>
+        <w:t xml:space="preserve"> menjadi </w:t>
+      </w:r>
+      <w:r>
+        <w:rPr>
+          <w:i/>
+        </w:rPr>
+        <w:t xml:space="preserve">"apa yang bisa dipelajari dari protocol ini tanpa melampaui scope?"</w:t>
       </w:r>
     </w:p>
     <w:tbl>
@@ -2744,7 +2933,6 @@
         <w:tblW w:type="auto" w:w="0"/>
         <w:jc w:val="center"/>
         <w:tblLayout w:type="autofit"/>
-        <w:tblLook w:firstColumn="1" w:firstRow="1" w:lastColumn="0" w:lastRow="0" w:noHBand="0" w:noVBand="1" w:val="04A0"/>
         <w:tblBorders>
           <w:top w:val="single" w:sz="5" w:space="0" w:color="E5E7EB"/>
           <w:left w:val="single" w:sz="5" w:space="0" w:color="E5E7EB"/>
@@ -2755,14 +2943,14 @@
         </w:tblBorders>
       </w:tblPr>
       <w:tblGrid>
-        <w:gridCol w:w="3323"/>
-        <w:gridCol w:w="3323"/>
-        <w:gridCol w:w="3323"/>
+        <w:gridCol w:w="3322"/>
+        <w:gridCol w:w="3322"/>
+        <w:gridCol w:w="3322"/>
       </w:tblGrid>
       <w:tr>
         <w:tc>
           <w:tcPr>
-            <w:tcW w:type="dxa" w:w="3323"/>
+            <w:tcW w:type="dxa" w:w="3322"/>
             <w:shd w:fill="111827"/>
             <w:tcMar>
               <w:top w:w="85" w:type="dxa"/>
@@ -2773,22 +2961,19 @@
             <w:vAlign w:val="center"/>
           </w:tcPr>
           <w:p>
-            <w:pPr>
-              <w:spacing w:after="0"/>
-            </w:pPr>
             <w:r>
               <w:rPr>
                 <w:b/>
                 <w:color w:val="FFFFFF"/>
                 <w:sz w:val="16"/>
               </w:rPr>
-              <w:t>Service</w:t>
+              <w:t xml:space="preserve">Service</w:t>
             </w:r>
           </w:p>
         </w:tc>
         <w:tc>
           <w:tcPr>
-            <w:tcW w:type="dxa" w:w="3323"/>
+            <w:tcW w:type="dxa" w:w="3322"/>
             <w:shd w:fill="111827"/>
             <w:tcMar>
               <w:top w:w="85" w:type="dxa"/>
@@ -2799,22 +2984,19 @@
             <w:vAlign w:val="center"/>
           </w:tcPr>
           <w:p>
-            <w:pPr>
-              <w:spacing w:after="0"/>
-            </w:pPr>
             <w:r>
               <w:rPr>
                 <w:b/>
                 <w:color w:val="FFFFFF"/>
                 <w:sz w:val="16"/>
               </w:rPr>
-              <w:t>Pertanyaan awal</w:t>
+              <w:t xml:space="preserve">Pertanyaan awal</w:t>
             </w:r>
           </w:p>
         </w:tc>
         <w:tc>
           <w:tcPr>
-            <w:tcW w:type="dxa" w:w="3323"/>
+            <w:tcW w:type="dxa" w:w="3322"/>
             <w:shd w:fill="111827"/>
             <w:tcMar>
               <w:top w:w="85" w:type="dxa"/>
@@ -2825,16 +3007,13 @@
             <w:vAlign w:val="center"/>
           </w:tcPr>
           <w:p>
-            <w:pPr>
-              <w:spacing w:after="0"/>
-            </w:pPr>
             <w:r>
               <w:rPr>
                 <w:b/>
                 <w:color w:val="FFFFFF"/>
                 <w:sz w:val="16"/>
               </w:rPr>
-              <w:t>Verifikasi aman</w:t>
+              <w:t xml:space="preserve">Verifikasi aman</w:t>
             </w:r>
           </w:p>
         </w:tc>
@@ -2842,67 +3021,64 @@
       <w:tr>
         <w:tc>
           <w:tcPr>
-            <w:tcW w:type="dxa" w:w="3323"/>
+            <w:tcW w:type="dxa" w:w="3322"/>
             <w:tcMar>
-              <w:top w:w="70" w:type="dxa"/>
-              <w:start w:w="80" w:type="dxa"/>
-              <w:bottom w:w="70" w:type="dxa"/>
-              <w:end w:w="80" w:type="dxa"/>
+              <w:top w:w="85" w:type="dxa"/>
+              <w:start w:w="90" w:type="dxa"/>
+              <w:bottom w:w="85" w:type="dxa"/>
+              <w:end w:w="90" w:type="dxa"/>
             </w:tcMar>
           </w:tcPr>
           <w:p>
-            <w:pPr>
-              <w:spacing w:after="0"/>
-            </w:pPr>
             <w:r>
-              <w:rPr>
-                <w:sz w:val="15"/>
-              </w:rPr>
-              <w:t>HTTP/HTTPS</w:t>
+              <w:t xml:space="preserve">HTTP/HTTPS</w:t>
             </w:r>
           </w:p>
         </w:tc>
         <w:tc>
           <w:tcPr>
-            <w:tcW w:type="dxa" w:w="3323"/>
+            <w:tcW w:type="dxa" w:w="3322"/>
             <w:tcMar>
-              <w:top w:w="70" w:type="dxa"/>
-              <w:start w:w="80" w:type="dxa"/>
-              <w:bottom w:w="70" w:type="dxa"/>
-              <w:end w:w="80" w:type="dxa"/>
+              <w:top w:w="85" w:type="dxa"/>
+              <w:start w:w="90" w:type="dxa"/>
+              <w:bottom w:w="85" w:type="dxa"/>
+              <w:end w:w="90" w:type="dxa"/>
             </w:tcMar>
           </w:tcPr>
           <w:p>
-            <w:pPr>
-              <w:spacing w:after="0"/>
-            </w:pPr>
             <w:r>
-              <w:rPr>
-                <w:sz w:val="15"/>
-              </w:rPr>
-              <w:t>Status, headers, title, redirect, TLS, virtual host?</w:t>
+              <w:t xml:space="preserve">Status, headers, title, redirect, TLS, virtual host?</w:t>
             </w:r>
           </w:p>
         </w:tc>
         <w:tc>
           <w:tcPr>
-            <w:tcW w:type="dxa" w:w="3323"/>
+            <w:tcW w:type="dxa" w:w="3322"/>
             <w:tcMar>
-              <w:top w:w="70" w:type="dxa"/>
-              <w:start w:w="80" w:type="dxa"/>
-              <w:bottom w:w="70" w:type="dxa"/>
-              <w:end w:w="80" w:type="dxa"/>
+              <w:top w:w="85" w:type="dxa"/>
+              <w:start w:w="90" w:type="dxa"/>
+              <w:bottom w:w="85" w:type="dxa"/>
+              <w:end w:w="90" w:type="dxa"/>
             </w:tcMar>
           </w:tcPr>
           <w:p>
-            <w:pPr>
-              <w:spacing w:after="0"/>
-            </w:pPr>
             <w:r>
               <w:rPr>
-                <w:sz w:val="15"/>
+                <w:rFonts w:ascii="Liberation Mono" w:hAnsi="Liberation Mono"/>
               </w:rPr>
-              <w:t>curl -I / curl -v; browser/Burp pada target authorized.</w:t>
+              <w:t xml:space="preserve">curl -I</w:t>
+            </w:r>
+            <w:r>
+              <w:t xml:space="preserve"> / </w:t>
+            </w:r>
+            <w:r>
+              <w:rPr>
+                <w:rFonts w:ascii="Liberation Mono" w:hAnsi="Liberation Mono"/>
+              </w:rPr>
+              <w:t xml:space="preserve">curl -v</w:t>
+            </w:r>
+            <w:r>
+              <w:t xml:space="preserve">; browser/Burp pada target authorized</w:t>
             </w:r>
           </w:p>
         </w:tc>
@@ -2910,67 +3086,49 @@
       <w:tr>
         <w:tc>
           <w:tcPr>
-            <w:tcW w:type="dxa" w:w="3323"/>
+            <w:tcW w:type="dxa" w:w="3322"/>
             <w:tcMar>
-              <w:top w:w="70" w:type="dxa"/>
-              <w:start w:w="80" w:type="dxa"/>
-              <w:bottom w:w="70" w:type="dxa"/>
-              <w:end w:w="80" w:type="dxa"/>
+              <w:top w:w="85" w:type="dxa"/>
+              <w:start w:w="90" w:type="dxa"/>
+              <w:bottom w:w="85" w:type="dxa"/>
+              <w:end w:w="90" w:type="dxa"/>
             </w:tcMar>
           </w:tcPr>
           <w:p>
-            <w:pPr>
-              <w:spacing w:after="0"/>
-            </w:pPr>
             <w:r>
-              <w:rPr>
-                <w:sz w:val="15"/>
-              </w:rPr>
-              <w:t>SSH</w:t>
+              <w:t xml:space="preserve">SSH</w:t>
             </w:r>
           </w:p>
         </w:tc>
         <w:tc>
           <w:tcPr>
-            <w:tcW w:type="dxa" w:w="3323"/>
+            <w:tcW w:type="dxa" w:w="3322"/>
             <w:tcMar>
-              <w:top w:w="70" w:type="dxa"/>
-              <w:start w:w="80" w:type="dxa"/>
-              <w:bottom w:w="70" w:type="dxa"/>
-              <w:end w:w="80" w:type="dxa"/>
+              <w:top w:w="85" w:type="dxa"/>
+              <w:start w:w="90" w:type="dxa"/>
+              <w:bottom w:w="85" w:type="dxa"/>
+              <w:end w:w="90" w:type="dxa"/>
             </w:tcMar>
           </w:tcPr>
           <w:p>
-            <w:pPr>
-              <w:spacing w:after="0"/>
-            </w:pPr>
             <w:r>
-              <w:rPr>
-                <w:sz w:val="15"/>
-              </w:rPr>
-              <w:t>Banner, protocol, host key, authentication methods?</w:t>
+              <w:t xml:space="preserve">Banner, protocol, host key, auth methods?</w:t>
             </w:r>
           </w:p>
         </w:tc>
         <w:tc>
           <w:tcPr>
-            <w:tcW w:type="dxa" w:w="3323"/>
+            <w:tcW w:type="dxa" w:w="3322"/>
             <w:tcMar>
-              <w:top w:w="70" w:type="dxa"/>
-              <w:start w:w="80" w:type="dxa"/>
-              <w:bottom w:w="70" w:type="dxa"/>
-              <w:end w:w="80" w:type="dxa"/>
+              <w:top w:w="85" w:type="dxa"/>
+              <w:start w:w="90" w:type="dxa"/>
+              <w:bottom w:w="85" w:type="dxa"/>
+              <w:end w:w="90" w:type="dxa"/>
             </w:tcMar>
           </w:tcPr>
           <w:p>
-            <w:pPr>
-              <w:spacing w:after="0"/>
-            </w:pPr>
             <w:r>
-              <w:rPr>
-                <w:sz w:val="15"/>
-              </w:rPr>
-              <w:t>Version detection; jangan brute force tanpa izin.</w:t>
+              <w:t xml:space="preserve">Version detection saja; jangan brute force tanpa izin</w:t>
             </w:r>
           </w:p>
         </w:tc>
@@ -2978,67 +3136,49 @@
       <w:tr>
         <w:tc>
           <w:tcPr>
-            <w:tcW w:type="dxa" w:w="3323"/>
+            <w:tcW w:type="dxa" w:w="3322"/>
             <w:tcMar>
-              <w:top w:w="70" w:type="dxa"/>
-              <w:start w:w="80" w:type="dxa"/>
-              <w:bottom w:w="70" w:type="dxa"/>
-              <w:end w:w="80" w:type="dxa"/>
+              <w:top w:w="85" w:type="dxa"/>
+              <w:start w:w="90" w:type="dxa"/>
+              <w:bottom w:w="85" w:type="dxa"/>
+              <w:end w:w="90" w:type="dxa"/>
             </w:tcMar>
           </w:tcPr>
           <w:p>
-            <w:pPr>
-              <w:spacing w:after="0"/>
-            </w:pPr>
             <w:r>
-              <w:rPr>
-                <w:sz w:val="15"/>
-              </w:rPr>
-              <w:t>FTP</w:t>
+              <w:t xml:space="preserve">FTP</w:t>
             </w:r>
           </w:p>
         </w:tc>
         <w:tc>
           <w:tcPr>
-            <w:tcW w:type="dxa" w:w="3323"/>
+            <w:tcW w:type="dxa" w:w="3322"/>
             <w:tcMar>
-              <w:top w:w="70" w:type="dxa"/>
-              <w:start w:w="80" w:type="dxa"/>
-              <w:bottom w:w="70" w:type="dxa"/>
-              <w:end w:w="80" w:type="dxa"/>
+              <w:top w:w="85" w:type="dxa"/>
+              <w:start w:w="90" w:type="dxa"/>
+              <w:bottom w:w="85" w:type="dxa"/>
+              <w:end w:w="90" w:type="dxa"/>
             </w:tcMar>
           </w:tcPr>
           <w:p>
-            <w:pPr>
-              <w:spacing w:after="0"/>
-            </w:pPr>
             <w:r>
-              <w:rPr>
-                <w:sz w:val="15"/>
-              </w:rPr>
-              <w:t>Banner, anonymous login diizinkan?</w:t>
+              <w:t xml:space="preserve">Banner, anonymous login diizinkan?</w:t>
             </w:r>
           </w:p>
         </w:tc>
         <w:tc>
           <w:tcPr>
-            <w:tcW w:type="dxa" w:w="3323"/>
+            <w:tcW w:type="dxa" w:w="3322"/>
             <w:tcMar>
-              <w:top w:w="70" w:type="dxa"/>
-              <w:start w:w="80" w:type="dxa"/>
-              <w:bottom w:w="70" w:type="dxa"/>
-              <w:end w:w="80" w:type="dxa"/>
+              <w:top w:w="85" w:type="dxa"/>
+              <w:start w:w="90" w:type="dxa"/>
+              <w:bottom w:w="85" w:type="dxa"/>
+              <w:end w:w="90" w:type="dxa"/>
             </w:tcMar>
           </w:tcPr>
           <w:p>
-            <w:pPr>
-              <w:spacing w:after="0"/>
-            </w:pPr>
             <w:r>
-              <w:rPr>
-                <w:sz w:val="15"/>
-              </w:rPr>
-              <w:t>Gunakan explicit check hanya jika RoE mengizinkan.</w:t>
+              <w:t xml:space="preserve">Explicit check hanya kalau RoE mengizinkan</w:t>
             </w:r>
           </w:p>
         </w:tc>
@@ -3046,67 +3186,49 @@
       <w:tr>
         <w:tc>
           <w:tcPr>
-            <w:tcW w:type="dxa" w:w="3323"/>
+            <w:tcW w:type="dxa" w:w="3322"/>
             <w:tcMar>
-              <w:top w:w="70" w:type="dxa"/>
-              <w:start w:w="80" w:type="dxa"/>
-              <w:bottom w:w="70" w:type="dxa"/>
-              <w:end w:w="80" w:type="dxa"/>
+              <w:top w:w="85" w:type="dxa"/>
+              <w:start w:w="90" w:type="dxa"/>
+              <w:bottom w:w="85" w:type="dxa"/>
+              <w:end w:w="90" w:type="dxa"/>
             </w:tcMar>
           </w:tcPr>
           <w:p>
-            <w:pPr>
-              <w:spacing w:after="0"/>
-            </w:pPr>
             <w:r>
-              <w:rPr>
-                <w:sz w:val="15"/>
-              </w:rPr>
-              <w:t>SMB</w:t>
+              <w:t xml:space="preserve">SMB</w:t>
             </w:r>
           </w:p>
         </w:tc>
         <w:tc>
           <w:tcPr>
-            <w:tcW w:type="dxa" w:w="3323"/>
+            <w:tcW w:type="dxa" w:w="3322"/>
             <w:tcMar>
-              <w:top w:w="70" w:type="dxa"/>
-              <w:start w:w="80" w:type="dxa"/>
-              <w:bottom w:w="70" w:type="dxa"/>
-              <w:end w:w="80" w:type="dxa"/>
+              <w:top w:w="85" w:type="dxa"/>
+              <w:start w:w="90" w:type="dxa"/>
+              <w:bottom w:w="85" w:type="dxa"/>
+              <w:end w:w="90" w:type="dxa"/>
             </w:tcMar>
           </w:tcPr>
           <w:p>
-            <w:pPr>
-              <w:spacing w:after="0"/>
-            </w:pPr>
             <w:r>
-              <w:rPr>
-                <w:sz w:val="15"/>
-              </w:rPr>
-              <w:t>Dialect, signing, shares, domain context?</w:t>
+              <w:t xml:space="preserve">Dialect, signing, shares, domain context?</w:t>
             </w:r>
           </w:p>
         </w:tc>
         <w:tc>
           <w:tcPr>
-            <w:tcW w:type="dxa" w:w="3323"/>
+            <w:tcW w:type="dxa" w:w="3322"/>
             <w:tcMar>
-              <w:top w:w="70" w:type="dxa"/>
-              <w:start w:w="80" w:type="dxa"/>
-              <w:bottom w:w="70" w:type="dxa"/>
-              <w:end w:w="80" w:type="dxa"/>
+              <w:top w:w="85" w:type="dxa"/>
+              <w:start w:w="90" w:type="dxa"/>
+              <w:bottom w:w="85" w:type="dxa"/>
+              <w:end w:w="90" w:type="dxa"/>
             </w:tcMar>
           </w:tcPr>
           <w:p>
-            <w:pPr>
-              <w:spacing w:after="0"/>
-            </w:pPr>
             <w:r>
-              <w:rPr>
-                <w:sz w:val="15"/>
-              </w:rPr>
-              <w:t>Akan diperdalam pada Windows/AD modules.</w:t>
+              <w:t xml:space="preserve">Diperdalam di Module 18/19</w:t>
             </w:r>
           </w:p>
         </w:tc>
@@ -3114,67 +3236,55 @@
       <w:tr>
         <w:tc>
           <w:tcPr>
-            <w:tcW w:type="dxa" w:w="3323"/>
+            <w:tcW w:type="dxa" w:w="3322"/>
             <w:tcMar>
-              <w:top w:w="70" w:type="dxa"/>
-              <w:start w:w="80" w:type="dxa"/>
-              <w:bottom w:w="70" w:type="dxa"/>
-              <w:end w:w="80" w:type="dxa"/>
+              <w:top w:w="85" w:type="dxa"/>
+              <w:start w:w="90" w:type="dxa"/>
+              <w:bottom w:w="85" w:type="dxa"/>
+              <w:end w:w="90" w:type="dxa"/>
             </w:tcMar>
           </w:tcPr>
           <w:p>
-            <w:pPr>
-              <w:spacing w:after="0"/>
-            </w:pPr>
             <w:r>
-              <w:rPr>
-                <w:sz w:val="15"/>
-              </w:rPr>
-              <w:t>DNS</w:t>
+              <w:t xml:space="preserve">DNS</w:t>
             </w:r>
           </w:p>
         </w:tc>
         <w:tc>
           <w:tcPr>
-            <w:tcW w:type="dxa" w:w="3323"/>
+            <w:tcW w:type="dxa" w:w="3322"/>
             <w:tcMar>
-              <w:top w:w="70" w:type="dxa"/>
-              <w:start w:w="80" w:type="dxa"/>
-              <w:bottom w:w="70" w:type="dxa"/>
-              <w:end w:w="80" w:type="dxa"/>
+              <w:top w:w="85" w:type="dxa"/>
+              <w:start w:w="90" w:type="dxa"/>
+              <w:bottom w:w="85" w:type="dxa"/>
+              <w:end w:w="90" w:type="dxa"/>
             </w:tcMar>
           </w:tcPr>
           <w:p>
-            <w:pPr>
-              <w:spacing w:after="0"/>
-            </w:pPr>
             <w:r>
-              <w:rPr>
-                <w:sz w:val="15"/>
-              </w:rPr>
-              <w:t>Authoritative records, recursion, zone transfer policy?</w:t>
+              <w:t xml:space="preserve">Authoritative records, recursion, zone-transfer policy?</w:t>
             </w:r>
           </w:p>
         </w:tc>
         <w:tc>
           <w:tcPr>
-            <w:tcW w:type="dxa" w:w="3323"/>
+            <w:tcW w:type="dxa" w:w="3322"/>
             <w:tcMar>
-              <w:top w:w="70" w:type="dxa"/>
-              <w:start w:w="80" w:type="dxa"/>
-              <w:bottom w:w="70" w:type="dxa"/>
-              <w:end w:w="80" w:type="dxa"/>
+              <w:top w:w="85" w:type="dxa"/>
+              <w:start w:w="90" w:type="dxa"/>
+              <w:bottom w:w="85" w:type="dxa"/>
+              <w:end w:w="90" w:type="dxa"/>
             </w:tcMar>
           </w:tcPr>
           <w:p>
-            <w:pPr>
-              <w:spacing w:after="0"/>
-            </w:pPr>
             <w:r>
               <w:rPr>
-                <w:sz w:val="15"/>
+                <w:rFonts w:ascii="Liberation Mono" w:hAnsi="Liberation Mono"/>
               </w:rPr>
-              <w:t>dig; transfer hanya bila explicitly authorized.</w:t>
+              <w:t xml:space="preserve">dig</w:t>
+            </w:r>
+            <w:r>
+              <w:t xml:space="preserve">; zone transfer hanya kalau eksplisit diizinkan</w:t>
             </w:r>
           </w:p>
         </w:tc>
@@ -3182,67 +3292,49 @@
       <w:tr>
         <w:tc>
           <w:tcPr>
-            <w:tcW w:type="dxa" w:w="3323"/>
+            <w:tcW w:type="dxa" w:w="3322"/>
             <w:tcMar>
-              <w:top w:w="70" w:type="dxa"/>
-              <w:start w:w="80" w:type="dxa"/>
-              <w:bottom w:w="70" w:type="dxa"/>
-              <w:end w:w="80" w:type="dxa"/>
+              <w:top w:w="85" w:type="dxa"/>
+              <w:start w:w="90" w:type="dxa"/>
+              <w:bottom w:w="85" w:type="dxa"/>
+              <w:end w:w="90" w:type="dxa"/>
             </w:tcMar>
           </w:tcPr>
           <w:p>
-            <w:pPr>
-              <w:spacing w:after="0"/>
-            </w:pPr>
             <w:r>
-              <w:rPr>
-                <w:sz w:val="15"/>
-              </w:rPr>
-              <w:t>SNMP</w:t>
+              <w:t xml:space="preserve">SNMP</w:t>
             </w:r>
           </w:p>
         </w:tc>
         <w:tc>
           <w:tcPr>
-            <w:tcW w:type="dxa" w:w="3323"/>
+            <w:tcW w:type="dxa" w:w="3322"/>
             <w:tcMar>
-              <w:top w:w="70" w:type="dxa"/>
-              <w:start w:w="80" w:type="dxa"/>
-              <w:bottom w:w="70" w:type="dxa"/>
-              <w:end w:w="80" w:type="dxa"/>
+              <w:top w:w="85" w:type="dxa"/>
+              <w:start w:w="90" w:type="dxa"/>
+              <w:bottom w:w="85" w:type="dxa"/>
+              <w:end w:w="90" w:type="dxa"/>
             </w:tcMar>
           </w:tcPr>
           <w:p>
-            <w:pPr>
-              <w:spacing w:after="0"/>
-            </w:pPr>
             <w:r>
-              <w:rPr>
-                <w:sz w:val="15"/>
-              </w:rPr>
-              <w:t>Version/community configuration?</w:t>
+              <w:t xml:space="preserve">Version/community configuration?</w:t>
             </w:r>
           </w:p>
         </w:tc>
         <w:tc>
           <w:tcPr>
-            <w:tcW w:type="dxa" w:w="3323"/>
+            <w:tcW w:type="dxa" w:w="3322"/>
             <w:tcMar>
-              <w:top w:w="70" w:type="dxa"/>
-              <w:start w:w="80" w:type="dxa"/>
-              <w:bottom w:w="70" w:type="dxa"/>
-              <w:end w:w="80" w:type="dxa"/>
+              <w:top w:w="85" w:type="dxa"/>
+              <w:start w:w="90" w:type="dxa"/>
+              <w:bottom w:w="85" w:type="dxa"/>
+              <w:end w:w="90" w:type="dxa"/>
             </w:tcMar>
           </w:tcPr>
           <w:p>
-            <w:pPr>
-              <w:spacing w:after="0"/>
-            </w:pPr>
             <w:r>
-              <w:rPr>
-                <w:sz w:val="15"/>
-              </w:rPr>
-              <w:t>UDP enumeration; credential guessing perlu izin eksplisit.</w:t>
+              <w:t xml:space="preserve">UDP enumeration; credential guessing perlu izin eksplisit</w:t>
             </w:r>
           </w:p>
         </w:tc>
@@ -3250,67 +3342,49 @@
       <w:tr>
         <w:tc>
           <w:tcPr>
-            <w:tcW w:type="dxa" w:w="3323"/>
+            <w:tcW w:type="dxa" w:w="3322"/>
             <w:tcMar>
-              <w:top w:w="70" w:type="dxa"/>
-              <w:start w:w="80" w:type="dxa"/>
-              <w:bottom w:w="70" w:type="dxa"/>
-              <w:end w:w="80" w:type="dxa"/>
+              <w:top w:w="85" w:type="dxa"/>
+              <w:start w:w="90" w:type="dxa"/>
+              <w:bottom w:w="85" w:type="dxa"/>
+              <w:end w:w="90" w:type="dxa"/>
             </w:tcMar>
           </w:tcPr>
           <w:p>
-            <w:pPr>
-              <w:spacing w:after="0"/>
-            </w:pPr>
             <w:r>
-              <w:rPr>
-                <w:sz w:val="15"/>
-              </w:rPr>
-              <w:t>LDAP</w:t>
+              <w:t xml:space="preserve">LDAP</w:t>
             </w:r>
           </w:p>
         </w:tc>
         <w:tc>
           <w:tcPr>
-            <w:tcW w:type="dxa" w:w="3323"/>
+            <w:tcW w:type="dxa" w:w="3322"/>
             <w:tcMar>
-              <w:top w:w="70" w:type="dxa"/>
-              <w:start w:w="80" w:type="dxa"/>
-              <w:bottom w:w="70" w:type="dxa"/>
-              <w:end w:w="80" w:type="dxa"/>
+              <w:top w:w="85" w:type="dxa"/>
+              <w:start w:w="90" w:type="dxa"/>
+              <w:bottom w:w="85" w:type="dxa"/>
+              <w:end w:w="90" w:type="dxa"/>
             </w:tcMar>
           </w:tcPr>
           <w:p>
-            <w:pPr>
-              <w:spacing w:after="0"/>
-            </w:pPr>
             <w:r>
-              <w:rPr>
-                <w:sz w:val="15"/>
-              </w:rPr>
-              <w:t>Directory endpoint, TLS, anonymous bind policy?</w:t>
+              <w:t xml:space="preserve">Directory endpoint, TLS, anonymous bind policy?</w:t>
             </w:r>
           </w:p>
         </w:tc>
         <w:tc>
           <w:tcPr>
-            <w:tcW w:type="dxa" w:w="3323"/>
+            <w:tcW w:type="dxa" w:w="3322"/>
             <w:tcMar>
-              <w:top w:w="70" w:type="dxa"/>
-              <w:start w:w="80" w:type="dxa"/>
-              <w:bottom w:w="70" w:type="dxa"/>
-              <w:end w:w="80" w:type="dxa"/>
+              <w:top w:w="85" w:type="dxa"/>
+              <w:start w:w="90" w:type="dxa"/>
+              <w:bottom w:w="85" w:type="dxa"/>
+              <w:end w:w="90" w:type="dxa"/>
             </w:tcMar>
           </w:tcPr>
           <w:p>
-            <w:pPr>
-              <w:spacing w:after="0"/>
-            </w:pPr>
             <w:r>
-              <w:rPr>
-                <w:sz w:val="15"/>
-              </w:rPr>
-              <w:t>Akan diperdalam pada AD modules.</w:t>
+              <w:t xml:space="preserve">Diperdalam di module AD</w:t>
             </w:r>
           </w:p>
         </w:tc>
@@ -3318,82 +3392,73 @@
       <w:tr>
         <w:tc>
           <w:tcPr>
-            <w:tcW w:type="dxa" w:w="3323"/>
+            <w:tcW w:type="dxa" w:w="3322"/>
             <w:tcMar>
-              <w:top w:w="70" w:type="dxa"/>
-              <w:start w:w="80" w:type="dxa"/>
-              <w:bottom w:w="70" w:type="dxa"/>
-              <w:end w:w="80" w:type="dxa"/>
+              <w:top w:w="85" w:type="dxa"/>
+              <w:start w:w="90" w:type="dxa"/>
+              <w:bottom w:w="85" w:type="dxa"/>
+              <w:end w:w="90" w:type="dxa"/>
             </w:tcMar>
           </w:tcPr>
           <w:p>
-            <w:pPr>
-              <w:spacing w:after="0"/>
-            </w:pPr>
             <w:r>
-              <w:rPr>
-                <w:sz w:val="15"/>
-              </w:rPr>
-              <w:t>Redis</w:t>
+              <w:t xml:space="preserve">Redis</w:t>
             </w:r>
           </w:p>
         </w:tc>
         <w:tc>
           <w:tcPr>
-            <w:tcW w:type="dxa" w:w="3323"/>
+            <w:tcW w:type="dxa" w:w="3322"/>
             <w:tcMar>
-              <w:top w:w="70" w:type="dxa"/>
-              <w:start w:w="80" w:type="dxa"/>
-              <w:bottom w:w="70" w:type="dxa"/>
-              <w:end w:w="80" w:type="dxa"/>
+              <w:top w:w="85" w:type="dxa"/>
+              <w:start w:w="90" w:type="dxa"/>
+              <w:bottom w:w="85" w:type="dxa"/>
+              <w:end w:w="90" w:type="dxa"/>
             </w:tcMar>
           </w:tcPr>
           <w:p>
-            <w:pPr>
-              <w:spacing w:after="0"/>
-            </w:pPr>
             <w:r>
-              <w:rPr>
-                <w:sz w:val="15"/>
-              </w:rPr>
-              <w:t>Protocol reachable, authentication/protected mode?</w:t>
+              <w:t xml:space="preserve">Protocol reachable, authentication/protected mode?</w:t>
             </w:r>
           </w:p>
         </w:tc>
         <w:tc>
           <w:tcPr>
-            <w:tcW w:type="dxa" w:w="3323"/>
+            <w:tcW w:type="dxa" w:w="3322"/>
             <w:tcMar>
-              <w:top w:w="70" w:type="dxa"/>
-              <w:start w:w="80" w:type="dxa"/>
-              <w:bottom w:w="70" w:type="dxa"/>
-              <w:end w:w="80" w:type="dxa"/>
+              <w:top w:w="85" w:type="dxa"/>
+              <w:start w:w="90" w:type="dxa"/>
+              <w:bottom w:w="85" w:type="dxa"/>
+              <w:end w:w="90" w:type="dxa"/>
             </w:tcMar>
           </w:tcPr>
           <w:p>
-            <w:pPr>
-              <w:spacing w:after="0"/>
-            </w:pPr>
             <w:r>
               <w:rPr>
-                <w:sz w:val="15"/>
+                <w:rFonts w:ascii="Liberation Mono" w:hAnsi="Liberation Mono"/>
               </w:rPr>
-              <w:t>PING/info hanya pada lab/authorized target.</w:t>
+              <w:t xml:space="preserve">PING</w:t>
+            </w:r>
+            <w:r>
+              <w:t xml:space="preserve">/</w:t>
+            </w:r>
+            <w:r>
+              <w:rPr>
+                <w:rFonts w:ascii="Liberation Mono" w:hAnsi="Liberation Mono"/>
+              </w:rPr>
+              <w:t xml:space="preserve">INFO</w:t>
+            </w:r>
+            <w:r>
+              <w:t xml:space="preserve"> lewat RESP, hanya pada lab/authorized target</w:t>
             </w:r>
           </w:p>
         </w:tc>
       </w:tr>
     </w:tbl>
-    <w:p>
-      <w:pPr>
-        <w:spacing w:after="20"/>
-      </w:pPr>
-    </w:p>
     <w:tbl>
       <w:tblPr>
         <w:tblW w:type="auto" w:w="0"/>
         <w:jc w:val="center"/>
-        <w:tblLook w:firstColumn="1" w:firstRow="1" w:lastColumn="0" w:lastRow="0" w:noHBand="0" w:noVBand="1" w:val="04A0"/>
       </w:tblPr>
       <w:tblGrid>
         <w:gridCol w:w="9968"/>
@@ -3405,7 +3470,7 @@
         <w:tc>
           <w:tcPr>
             <w:tcW w:type="dxa" w:w="9968"/>
-            <w:shd w:fill="FEF2F2"/>
+            <w:shd w:fill="EFF6FF"/>
             <w:tcMar>
               <w:top w:w="135" w:type="dxa"/>
               <w:start w:w="165" w:type="dxa"/>
@@ -3420,18 +3485,18 @@
             <w:r>
               <w:rPr>
                 <w:b/>
-                <w:color w:val="991B1B"/>
+                <w:color w:val="1D4ED8"/>
                 <w:sz w:val="19"/>
               </w:rPr>
-              <w:t>Stop condition</w:t>
+              <w:t xml:space="preserve">Stop condition.</w:t>
             </w:r>
           </w:p>
           <w:p>
             <w:pPr>
-              <w:spacing w:after="0" w:line="254" w:lineRule="auto"/>
+              <w:spacing w:after="0"/>
             </w:pPr>
             <w:r>
-              <w:t>Kalau suatu technique mulai mengubah data, menebak credential, membuat banyak request, atau berpotensi mengganggu availability, kembali ke RoE. Enumeration tidak berarti semua probe otomatis boleh.</w:t>
+              <w:t xml:space="preserve">Kalau sebuah teknik mulai mengubah data, menebak credential, membuat banyak request, atau berpotensi mengganggu availability — kembali ke RoE. Enumeration tidak berarti semua probe otomatis boleh.</w:t>
             </w:r>
           </w:p>
         </w:tc>
@@ -3439,15 +3504,10 @@
     </w:tbl>
     <w:p>
       <w:pPr>
-        <w:spacing w:after="20"/>
-      </w:pPr>
-    </w:p>
-    <w:p>
-      <w:pPr>
         <w:pStyle w:val="Heading1"/>
       </w:pPr>
       <w:r>
-        <w:t>14. Lab Topology</w:t>
+        <w:t xml:space="preserve">13. Lab Topology</w:t>
       </w:r>
     </w:p>
     <w:p>
@@ -3504,21 +3564,11 @@
         <w:t>Four intentionally simple services on a private Docker bridge.</w:t>
       </w:r>
     </w:p>
-    <w:p>
-      <w:r>
-        <w:rPr>
-          <w:rFonts w:ascii="Liberation Sans" w:hAnsi="Liberation Sans"/>
-          <w:b w:val="0"/>
-        </w:rPr>
-        <w:t>Lab script membuat network user-defined redlab08. Tidak ada -p/--publish ke interface host, sehingga service tidak sengaja dibuka ke LAN. Host Omarchy tetap dapat mengakses container bridge IP pada setup Docker Linux standar.</w:t>
-      </w:r>
-    </w:p>
     <w:tbl>
       <w:tblPr>
         <w:tblW w:type="auto" w:w="0"/>
         <w:jc w:val="center"/>
         <w:tblLayout w:type="autofit"/>
-        <w:tblLook w:firstColumn="1" w:firstRow="1" w:lastColumn="0" w:lastRow="0" w:noHBand="0" w:noVBand="1" w:val="04A0"/>
       </w:tblPr>
       <w:tblGrid>
         <w:gridCol w:w="9968"/>
@@ -3548,38 +3598,80 @@
                 <w:color w:val="F9FAFB"/>
                 <w:sz w:val="15"/>
               </w:rPr>
-              <w:t>./labs/multi-service-lab.sh create</w:t>
+              <w:t xml:space="preserve">Docker bridge: redlab08   (subnet 172.31.80.0/24, tanpa -p/--publish ke host)</w:t>
             </w:r>
-            <w:r>
-              <w:br/>
-            </w:r>
+          </w:p>
+          <w:p>
+            <w:pPr>
+              <w:spacing w:after="0" w:line="240" w:lineRule="auto"/>
+            </w:pPr>
             <w:r>
               <w:rPr>
                 <w:rFonts w:ascii="Liberation Mono" w:hAnsi="Liberation Mono"/>
                 <w:color w:val="F9FAFB"/>
                 <w:sz w:val="15"/>
               </w:rPr>
-              <w:t>./labs/multi-service-lab.sh status</w:t>
+              <w:t xml:space="preserve"> </w:t>
+            </w:r>
+          </w:p>
+          <w:p>
+            <w:pPr>
+              <w:spacing w:after="0" w:line="240" w:lineRule="auto"/>
+            </w:pPr>
+            <w:r>
+              <w:rPr>
+                <w:rFonts w:ascii="Liberation Mono" w:hAnsi="Liberation Mono"/>
+                <w:color w:val="F9FAFB"/>
+                <w:sz w:val="15"/>
+              </w:rPr>
+              <w:t xml:space="preserve">172.31.80.10  nginx:alpine          → HTTP</w:t>
+            </w:r>
+          </w:p>
+          <w:p>
+            <w:pPr>
+              <w:spacing w:after="0" w:line="240" w:lineRule="auto"/>
+            </w:pPr>
+            <w:r>
+              <w:rPr>
+                <w:rFonts w:ascii="Liberation Mono" w:hAnsi="Liberation Mono"/>
+                <w:color w:val="F9FAFB"/>
+                <w:sz w:val="15"/>
+              </w:rPr>
+              <w:t xml:space="preserve">172.31.80.11  httpd:alpine          → HTTP (Apache)</w:t>
+            </w:r>
+          </w:p>
+          <w:p>
+            <w:pPr>
+              <w:spacing w:after="0" w:line="240" w:lineRule="auto"/>
+            </w:pPr>
+            <w:r>
+              <w:rPr>
+                <w:rFonts w:ascii="Liberation Mono" w:hAnsi="Liberation Mono"/>
+                <w:color w:val="F9FAFB"/>
+                <w:sz w:val="15"/>
+              </w:rPr>
+              <w:t xml:space="preserve">172.31.80.12  redis:alpine          → Redis (--protected-mode no, training only)</w:t>
+            </w:r>
+          </w:p>
+          <w:p>
+            <w:pPr>
+              <w:spacing w:after="0" w:line="240" w:lineRule="auto"/>
+            </w:pPr>
+            <w:r>
+              <w:rPr>
+                <w:rFonts w:ascii="Liberation Mono" w:hAnsi="Liberation Mono"/>
+                <w:color w:val="F9FAFB"/>
+                <w:sz w:val="15"/>
+              </w:rPr>
+              <w:t xml:space="preserve">172.31.80.13  python:3-alpine       → UDP echo custom (udp-echo.py, port 9999)</w:t>
             </w:r>
           </w:p>
         </w:tc>
       </w:tr>
     </w:tbl>
     <w:p>
-      <w:pPr>
-        <w:spacing w:after="20"/>
-      </w:pPr>
-    </w:p>
-    <w:p>
-      <w:pPr>
-        <w:spacing w:after="40"/>
-      </w:pPr>
       <w:r>
-        <w:rPr>
-          <w:b/>
-          <w:color w:val="475569"/>
-        </w:rPr>
-        <w:t>Setelah selesai</w:t>
+        <w:t xml:space="preserve">Tidak ada container yang dipublish ke interface host, jadi service tidak sengaja terbuka ke LAN. Host Omarchy tetap bisa mengakses bridge IP tersebut langsung lewat Docker networking standar.</w:t>
       </w:r>
     </w:p>
     <w:tbl>
@@ -3587,7 +3679,6 @@
         <w:tblW w:type="auto" w:w="0"/>
         <w:jc w:val="center"/>
         <w:tblLayout w:type="autofit"/>
-        <w:tblLook w:firstColumn="1" w:firstRow="1" w:lastColumn="0" w:lastRow="0" w:noHBand="0" w:noVBand="1" w:val="04A0"/>
       </w:tblPr>
       <w:tblGrid>
         <w:gridCol w:w="9968"/>
@@ -3617,23 +3708,41 @@
                 <w:color w:val="F9FAFB"/>
                 <w:sz w:val="15"/>
               </w:rPr>
-              <w:t>./labs/multi-service-lab.sh cleanup</w:t>
+              <w:t xml:space="preserve">cd modules/08-network-scanning-enumeration/labs</w:t>
+            </w:r>
+          </w:p>
+          <w:p>
+            <w:pPr>
+              <w:spacing w:after="0" w:line="240" w:lineRule="auto"/>
+            </w:pPr>
+            <w:r>
+              <w:rPr>
+                <w:rFonts w:ascii="Liberation Mono" w:hAnsi="Liberation Mono"/>
+                <w:color w:val="F9FAFB"/>
+                <w:sz w:val="15"/>
+              </w:rPr>
+              <w:t xml:space="preserve">./multi-service-lab.sh create</w:t>
+            </w:r>
+          </w:p>
+          <w:p>
+            <w:pPr>
+              <w:spacing w:after="0" w:line="240" w:lineRule="auto"/>
+            </w:pPr>
+            <w:r>
+              <w:rPr>
+                <w:rFonts w:ascii="Liberation Mono" w:hAnsi="Liberation Mono"/>
+                <w:color w:val="F9FAFB"/>
+                <w:sz w:val="15"/>
+              </w:rPr>
+              <w:t xml:space="preserve">./multi-service-lab.sh status</w:t>
             </w:r>
           </w:p>
         </w:tc>
       </w:tr>
     </w:tbl>
     <w:p>
-      <w:pPr>
-        <w:spacing w:after="20"/>
-      </w:pPr>
-    </w:p>
-    <w:p>
-      <w:pPr>
-        <w:pStyle w:val="Heading1"/>
-      </w:pPr>
       <w:r>
-        <w:t>15. Hands-on Lab 1 - Workspace &amp; Scope Guardrail</w:t>
+        <w:t xml:space="preserve">Cleanup setelah selesai:</w:t>
       </w:r>
     </w:p>
     <w:tbl>
@@ -3641,7 +3750,6 @@
         <w:tblW w:type="auto" w:w="0"/>
         <w:jc w:val="center"/>
         <w:tblLayout w:type="autofit"/>
-        <w:tblLook w:firstColumn="1" w:firstRow="1" w:lastColumn="0" w:lastRow="0" w:noHBand="0" w:noVBand="1" w:val="04A0"/>
       </w:tblPr>
       <w:tblGrid>
         <w:gridCol w:w="9968"/>
@@ -3671,18 +3779,7 @@
                 <w:color w:val="F9FAFB"/>
                 <w:sz w:val="15"/>
               </w:rPr>
-              <w:t>./labs/lab-init.sh module08-enum</w:t>
-            </w:r>
-            <w:r>
-              <w:br/>
-            </w:r>
-            <w:r>
-              <w:rPr>
-                <w:rFonts w:ascii="Liberation Mono" w:hAnsi="Liberation Mono"/>
-                <w:color w:val="F9FAFB"/>
-                <w:sz w:val="15"/>
-              </w:rPr>
-              <w:t>cat module08-enum/00-scope/README.md</w:t>
+              <w:t xml:space="preserve">./multi-service-lab.sh cleanup</w:t>
             </w:r>
           </w:p>
         </w:tc>
@@ -3690,28 +3787,10 @@
     </w:tbl>
     <w:p>
       <w:pPr>
-        <w:spacing w:after="20"/>
-      </w:pPr>
-    </w:p>
-    <w:p>
-      <w:r>
-        <w:rPr>
-          <w:rFonts w:ascii="Liberation Sans" w:hAnsi="Liberation Sans"/>
-          <w:b w:val="0"/>
-        </w:rPr>
-        <w:t>Utility lab-nmap.py hanya menerima 127.0.0.0/8 dan 172.31.80.0/24. Guardrail ini bukan pengganti authorization, tetapi membantu mencegah typo target selama training.</w:t>
-      </w:r>
-    </w:p>
-    <w:p>
-      <w:pPr>
-        <w:spacing w:after="40"/>
+        <w:pStyle w:val="Heading1"/>
       </w:pPr>
       <w:r>
-        <w:rPr>
-          <w:b/>
-          <w:color w:val="475569"/>
-        </w:rPr>
-        <w:t>Expected: ditolak</w:t>
+        <w:t xml:space="preserve">14. Hands-on Lab 1 — Workspace &amp; Scope Guardrail</w:t>
       </w:r>
     </w:p>
     <w:tbl>
@@ -3719,7 +3798,6 @@
         <w:tblW w:type="auto" w:w="0"/>
         <w:jc w:val="center"/>
         <w:tblLayout w:type="autofit"/>
-        <w:tblLook w:firstColumn="1" w:firstRow="1" w:lastColumn="0" w:lastRow="0" w:noHBand="0" w:noVBand="1" w:val="04A0"/>
       </w:tblPr>
       <w:tblGrid>
         <w:gridCol w:w="9968"/>
@@ -3749,27 +3827,70 @@
                 <w:color w:val="F9FAFB"/>
                 <w:sz w:val="15"/>
               </w:rPr>
-              <w:t>python labs/lab-nmap.py 192.168.1.1 -- -sn</w:t>
+              <w:t xml:space="preserve">./lab-init.sh module08-enum</w:t>
+            </w:r>
+          </w:p>
+          <w:p>
+            <w:pPr>
+              <w:spacing w:after="0" w:line="240" w:lineRule="auto"/>
+            </w:pPr>
+            <w:r>
+              <w:rPr>
+                <w:rFonts w:ascii="Liberation Mono" w:hAnsi="Liberation Mono"/>
+                <w:color w:val="F9FAFB"/>
+                <w:sz w:val="15"/>
+              </w:rPr>
+              <w:t xml:space="preserve">cat module08-enum/00-scope/README.md</w:t>
             </w:r>
           </w:p>
         </w:tc>
       </w:tr>
     </w:tbl>
     <w:p>
-      <w:pPr>
-        <w:spacing w:after="20"/>
-      </w:pPr>
-    </w:p>
-    <w:p>
-      <w:pPr>
-        <w:spacing w:after="40"/>
-      </w:pPr>
+      <w:r>
+        <w:rPr>
+          <w:rFonts w:ascii="Liberation Mono" w:hAnsi="Liberation Mono"/>
+        </w:rPr>
+        <w:t xml:space="preserve">lab-nmap.py</w:t>
+      </w:r>
+      <w:r>
+        <w:t xml:space="preserve"> adalah </w:t>
+      </w:r>
       <w:r>
         <w:rPr>
           <w:b/>
-          <w:color w:val="475569"/>
         </w:rPr>
-        <w:t>Allowed training subnet</w:t>
+        <w:t xml:space="preserve">safety wrapper</w:t>
+      </w:r>
+      <w:r>
+        <w:t xml:space="preserve"> yang hanya menerima target di </w:t>
+      </w:r>
+      <w:r>
+        <w:rPr>
+          <w:rFonts w:ascii="Liberation Mono" w:hAnsi="Liberation Mono"/>
+        </w:rPr>
+        <w:t xml:space="preserve">127.0.0.0/8</w:t>
+      </w:r>
+      <w:r>
+        <w:t xml:space="preserve"> atau </w:t>
+      </w:r>
+      <w:r>
+        <w:rPr>
+          <w:rFonts w:ascii="Liberation Mono" w:hAnsi="Liberation Mono"/>
+        </w:rPr>
+        <w:t xml:space="preserve">172.31.80.0/24</w:t>
+      </w:r>
+      <w:r>
+        <w:t xml:space="preserve">. Guardrail ini </w:t>
+      </w:r>
+      <w:r>
+        <w:rPr>
+          <w:b/>
+        </w:rPr>
+        <w:t xml:space="preserve">bukan pengganti authorization</w:t>
+      </w:r>
+      <w:r>
+        <w:t xml:space="preserve"> — tujuannya cuma mencegah typo target selama training.</w:t>
       </w:r>
     </w:p>
     <w:tbl>
@@ -3777,7 +3898,6 @@
         <w:tblW w:type="auto" w:w="0"/>
         <w:jc w:val="center"/>
         <w:tblLayout w:type="autofit"/>
-        <w:tblLook w:firstColumn="1" w:firstRow="1" w:lastColumn="0" w:lastRow="0" w:noHBand="0" w:noVBand="1" w:val="04A0"/>
       </w:tblPr>
       <w:tblGrid>
         <w:gridCol w:w="9968"/>
@@ -3807,7 +3927,59 @@
                 <w:color w:val="F9FAFB"/>
                 <w:sz w:val="15"/>
               </w:rPr>
-              <w:t>python labs/lab-nmap.py 172.31.80.0/28 -- -sn -n</w:t>
+              <w:t xml:space="preserve"># Expected: ditolak</w:t>
+            </w:r>
+          </w:p>
+          <w:p>
+            <w:pPr>
+              <w:spacing w:after="0" w:line="240" w:lineRule="auto"/>
+            </w:pPr>
+            <w:r>
+              <w:rPr>
+                <w:rFonts w:ascii="Liberation Mono" w:hAnsi="Liberation Mono"/>
+                <w:color w:val="F9FAFB"/>
+                <w:sz w:val="15"/>
+              </w:rPr>
+              <w:t xml:space="preserve">python lab-nmap.py 192.168.1.1 -- -sn</w:t>
+            </w:r>
+          </w:p>
+          <w:p>
+            <w:pPr>
+              <w:spacing w:after="0" w:line="240" w:lineRule="auto"/>
+            </w:pPr>
+            <w:r>
+              <w:rPr>
+                <w:rFonts w:ascii="Liberation Mono" w:hAnsi="Liberation Mono"/>
+                <w:color w:val="F9FAFB"/>
+                <w:sz w:val="15"/>
+              </w:rPr>
+              <w:t xml:space="preserve"> </w:t>
+            </w:r>
+          </w:p>
+          <w:p>
+            <w:pPr>
+              <w:spacing w:after="0" w:line="240" w:lineRule="auto"/>
+            </w:pPr>
+            <w:r>
+              <w:rPr>
+                <w:rFonts w:ascii="Liberation Mono" w:hAnsi="Liberation Mono"/>
+                <w:color w:val="F9FAFB"/>
+                <w:sz w:val="15"/>
+              </w:rPr>
+              <w:t xml:space="preserve"># Allowed training subnet</w:t>
+            </w:r>
+          </w:p>
+          <w:p>
+            <w:pPr>
+              <w:spacing w:after="0" w:line="240" w:lineRule="auto"/>
+            </w:pPr>
+            <w:r>
+              <w:rPr>
+                <w:rFonts w:ascii="Liberation Mono" w:hAnsi="Liberation Mono"/>
+                <w:color w:val="F9FAFB"/>
+                <w:sz w:val="15"/>
+              </w:rPr>
+              <w:t xml:space="preserve">python lab-nmap.py 172.31.80.0/28 -- -sn -n</w:t>
             </w:r>
           </w:p>
         </w:tc>
@@ -3815,15 +3987,10 @@
     </w:tbl>
     <w:p>
       <w:pPr>
-        <w:spacing w:after="20"/>
-      </w:pPr>
-    </w:p>
-    <w:p>
-      <w:pPr>
         <w:pStyle w:val="Heading1"/>
       </w:pPr>
       <w:r>
-        <w:t>16. Hands-on Lab 2 - Host Discovery</w:t>
+        <w:t xml:space="preserve">15. Hands-on Lab 2 — Host Discovery</w:t>
       </w:r>
     </w:p>
     <w:tbl>
@@ -3831,7 +3998,6 @@
         <w:tblW w:type="auto" w:w="0"/>
         <w:jc w:val="center"/>
         <w:tblLayout w:type="autofit"/>
-        <w:tblLook w:firstColumn="1" w:firstRow="1" w:lastColumn="0" w:lastRow="0" w:noHBand="0" w:noVBand="1" w:val="04A0"/>
       </w:tblPr>
       <w:tblGrid>
         <w:gridCol w:w="9968"/>
@@ -3861,62 +4027,97 @@
                 <w:color w:val="F9FAFB"/>
                 <w:sz w:val="15"/>
               </w:rPr>
-              <w:t>./labs/multi-service-lab.sh create</w:t>
+              <w:t xml:space="preserve">./multi-service-lab.sh create</w:t>
             </w:r>
-            <w:r>
-              <w:br/>
-            </w:r>
+          </w:p>
+          <w:p>
+            <w:pPr>
+              <w:spacing w:after="0" w:line="240" w:lineRule="auto"/>
+            </w:pPr>
             <w:r>
               <w:rPr>
                 <w:rFonts w:ascii="Liberation Mono" w:hAnsi="Liberation Mono"/>
                 <w:color w:val="F9FAFB"/>
                 <w:sz w:val="15"/>
               </w:rPr>
-              <w:t>python labs/lab-nmap.py 172.31.80.0/28 -- -sn -n -oA module08-enum/01-discovery/hosts</w:t>
+              <w:t xml:space="preserve">python lab-nmap.py 172.31.80.0/28 -- -sn -n -oA module08-enum/01-discovery/hosts</w:t>
             </w:r>
           </w:p>
         </w:tc>
       </w:tr>
     </w:tbl>
     <w:p>
-      <w:pPr>
-        <w:spacing w:after="20"/>
-      </w:pPr>
-    </w:p>
-    <w:p>
+      <w:r>
+        <w:t xml:space="preserve">Subnet </w:t>
+      </w:r>
       <w:r>
         <w:rPr>
-          <w:rFonts w:ascii="Liberation Sans" w:hAnsi="Liberation Sans"/>
-          <w:b w:val="0"/>
+          <w:rFonts w:ascii="Liberation Mono" w:hAnsi="Liberation Mono"/>
         </w:rPr>
-        <w:t>Subnet /28 meliputi .0-.15, jadi gateway Docker dan container .10-.13 dapat muncul. Catat host mana yang up dan jangan menyimpulkan identitas service dari IP saja.</w:t>
+        <w:t xml:space="preserve">/28</w:t>
+      </w:r>
+      <w:r>
+        <w:t xml:space="preserve"> meliputi </w:t>
+      </w:r>
+      <w:r>
+        <w:rPr>
+          <w:rFonts w:ascii="Liberation Mono" w:hAnsi="Liberation Mono"/>
+        </w:rPr>
+        <w:t xml:space="preserve">.0</w:t>
+      </w:r>
+      <w:r>
+        <w:t xml:space="preserve">–</w:t>
+      </w:r>
+      <w:r>
+        <w:rPr>
+          <w:rFonts w:ascii="Liberation Mono" w:hAnsi="Liberation Mono"/>
+        </w:rPr>
+        <w:t xml:space="preserve">.15</w:t>
+      </w:r>
+      <w:r>
+        <w:t xml:space="preserve">, jadi gateway Docker dan container </w:t>
+      </w:r>
+      <w:r>
+        <w:rPr>
+          <w:rFonts w:ascii="Liberation Mono" w:hAnsi="Liberation Mono"/>
+        </w:rPr>
+        <w:t xml:space="preserve">.10</w:t>
+      </w:r>
+      <w:r>
+        <w:t xml:space="preserve">–</w:t>
+      </w:r>
+      <w:r>
+        <w:rPr>
+          <w:rFonts w:ascii="Liberation Mono" w:hAnsi="Liberation Mono"/>
+        </w:rPr>
+        <w:t xml:space="preserve">.13</w:t>
+      </w:r>
+      <w:r>
+        <w:t xml:space="preserve"> seharusnya muncul.</w:t>
       </w:r>
     </w:p>
     <w:p>
       <w:r>
-        <w:rPr>
-          <w:rFonts w:ascii="Liberation Sans" w:hAnsi="Liberation Sans"/>
-          <w:b w:val="0"/>
-        </w:rPr>
-        <w:t>[ ] Temukan minimal empat container training.</w:t>
+        <w:t xml:space="preserve">[ ] Temukan minimal empat container training.</w:t>
       </w:r>
     </w:p>
     <w:p>
       <w:r>
-        <w:rPr>
-          <w:rFonts w:ascii="Liberation Sans" w:hAnsi="Liberation Sans"/>
-          <w:b w:val="0"/>
-        </w:rPr>
-        <w:t>[ ] Bedakan gateway bridge dari service container.</w:t>
+        <w:t xml:space="preserve">[ ] Bedakan gateway bridge dari service container.</w:t>
       </w:r>
     </w:p>
     <w:p>
       <w:r>
+        <w:t xml:space="preserve">[ ] Simpan output normal </w:t>
+      </w:r>
+      <w:r>
         <w:rPr>
-          <w:rFonts w:ascii="Liberation Sans" w:hAnsi="Liberation Sans"/>
-          <w:b w:val="0"/>
+          <w:b/>
         </w:rPr>
-        <w:t>[ ] Simpan output normal dan XML.</w:t>
+        <w:t xml:space="preserve">dan</w:t>
+      </w:r>
+      <w:r>
+        <w:t xml:space="preserve"> XML.</w:t>
       </w:r>
     </w:p>
     <w:p>
@@ -3924,7 +4125,7 @@
         <w:pStyle w:val="Heading1"/>
       </w:pPr>
       <w:r>
-        <w:t>17. Hands-on Lab 3 - Open vs Closed TCP</w:t>
+        <w:t xml:space="preserve">16. Hands-on Lab 3 — Open vs Closed TCP</w:t>
       </w:r>
     </w:p>
     <w:tbl>
@@ -3932,7 +4133,6 @@
         <w:tblW w:type="auto" w:w="0"/>
         <w:jc w:val="center"/>
         <w:tblLayout w:type="autofit"/>
-        <w:tblLook w:firstColumn="1" w:firstRow="1" w:lastColumn="0" w:lastRow="0" w:noHBand="0" w:noVBand="1" w:val="04A0"/>
       </w:tblPr>
       <w:tblGrid>
         <w:gridCol w:w="9968"/>
@@ -3962,24 +4162,60 @@
                 <w:color w:val="F9FAFB"/>
                 <w:sz w:val="15"/>
               </w:rPr>
-              <w:t>python labs/lab-nmap.py 172.31.80.10 -- -n -p 80,65000</w:t>
+              <w:t xml:space="preserve">python lab-nmap.py 172.31.80.10 -- -n -p 80,65000</w:t>
             </w:r>
           </w:p>
         </w:tc>
       </w:tr>
     </w:tbl>
     <w:p>
-      <w:pPr>
-        <w:spacing w:after="20"/>
-      </w:pPr>
-    </w:p>
-    <w:p>
+      <w:r>
+        <w:t xml:space="preserve">Port 80 harus </w:t>
+      </w:r>
       <w:r>
         <w:rPr>
-          <w:rFonts w:ascii="Liberation Sans" w:hAnsi="Liberation Sans"/>
-          <w:b w:val="0"/>
+          <w:rFonts w:ascii="Liberation Mono" w:hAnsi="Liberation Mono"/>
         </w:rPr>
-        <w:t>Port 80 harus open pada nginx. Port 65000 biasanya closed. Kalau hasil berbeda, gunakan docker status dan ss/docker inspect untuk troubleshooting sebelum mengubah scan flags.</w:t>
+        <w:t xml:space="preserve">open</w:t>
+      </w:r>
+      <w:r>
+        <w:t xml:space="preserve"> (nginx). Port 65000 biasanya </w:t>
+      </w:r>
+      <w:r>
+        <w:rPr>
+          <w:rFonts w:ascii="Liberation Mono" w:hAnsi="Liberation Mono"/>
+        </w:rPr>
+        <w:t xml:space="preserve">closed</w:t>
+      </w:r>
+      <w:r>
+        <w:t xml:space="preserve">. Kalau hasilnya beda, troubleshoot pakai </w:t>
+      </w:r>
+      <w:r>
+        <w:rPr>
+          <w:rFonts w:ascii="Liberation Mono" w:hAnsi="Liberation Mono"/>
+        </w:rPr>
+        <w:t xml:space="preserve">docker ps</w:t>
+      </w:r>
+      <w:r>
+        <w:t xml:space="preserve">/</w:t>
+      </w:r>
+      <w:r>
+        <w:rPr>
+          <w:rFonts w:ascii="Liberation Mono" w:hAnsi="Liberation Mono"/>
+        </w:rPr>
+        <w:t xml:space="preserve">ss</w:t>
+      </w:r>
+      <w:r>
+        <w:t xml:space="preserve">/</w:t>
+      </w:r>
+      <w:r>
+        <w:rPr>
+          <w:rFonts w:ascii="Liberation Mono" w:hAnsi="Liberation Mono"/>
+        </w:rPr>
+        <w:t xml:space="preserve">docker inspect</w:t>
+      </w:r>
+      <w:r>
+        <w:t xml:space="preserve"> dulu — jangan langsung ubah scan flags.</w:t>
       </w:r>
     </w:p>
     <w:p>
@@ -3987,7 +4223,7 @@
         <w:pStyle w:val="Heading1"/>
       </w:pPr>
       <w:r>
-        <w:t>18. Hands-on Lab 4 - SYN vs Connect Scan</w:t>
+        <w:t xml:space="preserve">17. Hands-on Lab 4 — SYN vs Connect Scan</w:t>
       </w:r>
     </w:p>
     <w:tbl>
@@ -3995,7 +4231,6 @@
         <w:tblW w:type="auto" w:w="0"/>
         <w:jc w:val="center"/>
         <w:tblLayout w:type="autofit"/>
-        <w:tblLook w:firstColumn="1" w:firstRow="1" w:lastColumn="0" w:lastRow="0" w:noHBand="0" w:noVBand="1" w:val="04A0"/>
       </w:tblPr>
       <w:tblGrid>
         <w:gridCol w:w="9968"/>
@@ -4025,40 +4260,28 @@
                 <w:color w:val="F9FAFB"/>
                 <w:sz w:val="15"/>
               </w:rPr>
-              <w:t>nmap -sT -n -p 80 172.31.80.10</w:t>
+              <w:t xml:space="preserve">nmap -sT -n -p 80 172.31.80.10</w:t>
             </w:r>
-            <w:r>
-              <w:br/>
-            </w:r>
+          </w:p>
+          <w:p>
+            <w:pPr>
+              <w:spacing w:after="0" w:line="240" w:lineRule="auto"/>
+            </w:pPr>
             <w:r>
               <w:rPr>
                 <w:rFonts w:ascii="Liberation Mono" w:hAnsi="Liberation Mono"/>
                 <w:color w:val="F9FAFB"/>
                 <w:sz w:val="15"/>
               </w:rPr>
-              <w:t>sudo nmap -sS -n -p 80 172.31.80.10</w:t>
+              <w:t xml:space="preserve">sudo nmap -sS -n -p 80 172.31.80.10</w:t>
             </w:r>
           </w:p>
         </w:tc>
       </w:tr>
     </w:tbl>
     <w:p>
-      <w:pPr>
-        <w:spacing w:after="20"/>
-      </w:pPr>
-    </w:p>
-    <w:p>
       <w:r>
-        <w:rPr>
-          <w:rFonts w:ascii="Liberation Sans" w:hAnsi="Liberation Sans"/>
-          <w:b w:val="0"/>
-        </w:rPr>
-        <w:t>Bandingkan output, kebutuhan privilege, dan packet behavior. Jangan mengejar istilah "stealth"; fokus ke mekanisme dan telemetry.</w:t>
-      </w:r>
-    </w:p>
-    <w:p>
-      <w:r>
-        <w:br w:type="page"/>
+        <w:t xml:space="preserve">Bandingkan output, kebutuhan privilege, dan packet behavior-nya. Jangan mengejar istilah "stealth" — fokus ke mekanisme dan telemetry yang dihasilkan.</w:t>
       </w:r>
     </w:p>
     <w:p>
@@ -4066,7 +4289,7 @@
         <w:pStyle w:val="Heading1"/>
       </w:pPr>
       <w:r>
-        <w:t>19. Hands-on Lab 5 - Service/Version Detection</w:t>
+        <w:t xml:space="preserve">18. Hands-on Lab 5 — Service/Version Detection</w:t>
       </w:r>
     </w:p>
     <w:tbl>
@@ -4074,7 +4297,6 @@
         <w:tblW w:type="auto" w:w="0"/>
         <w:jc w:val="center"/>
         <w:tblLayout w:type="autofit"/>
-        <w:tblLook w:firstColumn="1" w:firstRow="1" w:lastColumn="0" w:lastRow="0" w:noHBand="0" w:noVBand="1" w:val="04A0"/>
       </w:tblPr>
       <w:tblGrid>
         <w:gridCol w:w="9968"/>
@@ -4104,54 +4326,43 @@
                 <w:color w:val="F9FAFB"/>
                 <w:sz w:val="15"/>
               </w:rPr>
-              <w:t>nmap -n -sV -p 80 172.31.80.10</w:t>
+              <w:t xml:space="preserve">nmap -n -sV -p 80 172.31.80.10</w:t>
             </w:r>
-            <w:r>
-              <w:br/>
-            </w:r>
+          </w:p>
+          <w:p>
+            <w:pPr>
+              <w:spacing w:after="0" w:line="240" w:lineRule="auto"/>
+            </w:pPr>
             <w:r>
               <w:rPr>
                 <w:rFonts w:ascii="Liberation Mono" w:hAnsi="Liberation Mono"/>
                 <w:color w:val="F9FAFB"/>
                 <w:sz w:val="15"/>
               </w:rPr>
-              <w:t>nmap -n -sV -p 80 172.31.80.11</w:t>
+              <w:t xml:space="preserve">nmap -n -sV -p 80 172.31.80.11</w:t>
             </w:r>
-            <w:r>
-              <w:br/>
-            </w:r>
+          </w:p>
+          <w:p>
+            <w:pPr>
+              <w:spacing w:after="0" w:line="240" w:lineRule="auto"/>
+            </w:pPr>
             <w:r>
               <w:rPr>
                 <w:rFonts w:ascii="Liberation Mono" w:hAnsi="Liberation Mono"/>
                 <w:color w:val="F9FAFB"/>
                 <w:sz w:val="15"/>
               </w:rPr>
-              <w:t>nmap -n -sV -p 6379 172.31.80.12</w:t>
+              <w:t xml:space="preserve">nmap -n -sV -p 6379 172.31.80.12</w:t>
             </w:r>
           </w:p>
         </w:tc>
       </w:tr>
     </w:tbl>
-    <w:p>
-      <w:pPr>
-        <w:spacing w:after="20"/>
-      </w:pPr>
-    </w:p>
-    <w:p>
-      <w:r>
-        <w:rPr>
-          <w:rFonts w:ascii="Liberation Sans" w:hAnsi="Liberation Sans"/>
-          <w:b w:val="0"/>
-        </w:rPr>
-        <w:t>Tujuan: melihat bahwa dua host pada port 80 dapat menjalankan product berbeda, dan bahwa nomor port bukan satu-satunya sumber identifikasi.</w:t>
-      </w:r>
-    </w:p>
     <w:tbl>
       <w:tblPr>
         <w:tblW w:type="auto" w:w="0"/>
         <w:jc w:val="center"/>
         <w:tblLayout w:type="autofit"/>
-        <w:tblLook w:firstColumn="1" w:firstRow="1" w:lastColumn="0" w:lastRow="0" w:noHBand="0" w:noVBand="1" w:val="04A0"/>
         <w:tblBorders>
           <w:top w:val="single" w:sz="5" w:space="0" w:color="E5E7EB"/>
           <w:left w:val="single" w:sz="5" w:space="0" w:color="E5E7EB"/>
@@ -4162,14 +4373,14 @@
         </w:tblBorders>
       </w:tblPr>
       <w:tblGrid>
-        <w:gridCol w:w="3323"/>
-        <w:gridCol w:w="3323"/>
-        <w:gridCol w:w="3323"/>
+        <w:gridCol w:w="3322"/>
+        <w:gridCol w:w="3322"/>
+        <w:gridCol w:w="3322"/>
       </w:tblGrid>
       <w:tr>
         <w:tc>
           <w:tcPr>
-            <w:tcW w:type="dxa" w:w="3323"/>
+            <w:tcW w:type="dxa" w:w="3322"/>
             <w:shd w:fill="111827"/>
             <w:tcMar>
               <w:top w:w="85" w:type="dxa"/>
@@ -4180,22 +4391,19 @@
             <w:vAlign w:val="center"/>
           </w:tcPr>
           <w:p>
-            <w:pPr>
-              <w:spacing w:after="0"/>
-            </w:pPr>
             <w:r>
               <w:rPr>
                 <w:b/>
                 <w:color w:val="FFFFFF"/>
                 <w:sz w:val="16"/>
               </w:rPr>
-              <w:t>Target</w:t>
+              <w:t xml:space="preserve">Target</w:t>
             </w:r>
           </w:p>
         </w:tc>
         <w:tc>
           <w:tcPr>
-            <w:tcW w:type="dxa" w:w="3323"/>
+            <w:tcW w:type="dxa" w:w="3322"/>
             <w:shd w:fill="111827"/>
             <w:tcMar>
               <w:top w:w="85" w:type="dxa"/>
@@ -4206,22 +4414,19 @@
             <w:vAlign w:val="center"/>
           </w:tcPr>
           <w:p>
-            <w:pPr>
-              <w:spacing w:after="0"/>
-            </w:pPr>
             <w:r>
               <w:rPr>
                 <w:b/>
                 <w:color w:val="FFFFFF"/>
                 <w:sz w:val="16"/>
               </w:rPr>
-              <w:t>Expected family</w:t>
+              <w:t xml:space="preserve">Expected family</w:t>
             </w:r>
           </w:p>
         </w:tc>
         <w:tc>
           <w:tcPr>
-            <w:tcW w:type="dxa" w:w="3323"/>
+            <w:tcW w:type="dxa" w:w="3322"/>
             <w:shd w:fill="111827"/>
             <w:tcMar>
               <w:top w:w="85" w:type="dxa"/>
@@ -4232,16 +4437,13 @@
             <w:vAlign w:val="center"/>
           </w:tcPr>
           <w:p>
-            <w:pPr>
-              <w:spacing w:after="0"/>
-            </w:pPr>
             <w:r>
               <w:rPr>
                 <w:b/>
                 <w:color w:val="FFFFFF"/>
                 <w:sz w:val="16"/>
               </w:rPr>
-              <w:t>Manual follow-up</w:t>
+              <w:t xml:space="preserve">Manual follow-up</w:t>
             </w:r>
           </w:p>
         </w:tc>
@@ -4249,67 +4451,55 @@
       <w:tr>
         <w:tc>
           <w:tcPr>
-            <w:tcW w:type="dxa" w:w="3323"/>
+            <w:tcW w:type="dxa" w:w="3322"/>
             <w:tcMar>
-              <w:top w:w="70" w:type="dxa"/>
-              <w:start w:w="80" w:type="dxa"/>
-              <w:bottom w:w="70" w:type="dxa"/>
-              <w:end w:w="80" w:type="dxa"/>
+              <w:top w:w="85" w:type="dxa"/>
+              <w:start w:w="90" w:type="dxa"/>
+              <w:bottom w:w="85" w:type="dxa"/>
+              <w:end w:w="90" w:type="dxa"/>
             </w:tcMar>
           </w:tcPr>
           <w:p>
-            <w:pPr>
-              <w:spacing w:after="0"/>
-            </w:pPr>
             <w:r>
               <w:rPr>
-                <w:sz w:val="15"/>
+                <w:rFonts w:ascii="Liberation Mono" w:hAnsi="Liberation Mono"/>
               </w:rPr>
-              <w:t>172.31.80.10:80</w:t>
+              <w:t xml:space="preserve">172.31.80.10:80</w:t>
             </w:r>
           </w:p>
         </w:tc>
         <w:tc>
           <w:tcPr>
-            <w:tcW w:type="dxa" w:w="3323"/>
+            <w:tcW w:type="dxa" w:w="3322"/>
             <w:tcMar>
-              <w:top w:w="70" w:type="dxa"/>
-              <w:start w:w="80" w:type="dxa"/>
-              <w:bottom w:w="70" w:type="dxa"/>
-              <w:end w:w="80" w:type="dxa"/>
+              <w:top w:w="85" w:type="dxa"/>
+              <w:start w:w="90" w:type="dxa"/>
+              <w:bottom w:w="85" w:type="dxa"/>
+              <w:end w:w="90" w:type="dxa"/>
             </w:tcMar>
           </w:tcPr>
           <w:p>
-            <w:pPr>
-              <w:spacing w:after="0"/>
-            </w:pPr>
             <w:r>
-              <w:rPr>
-                <w:sz w:val="15"/>
-              </w:rPr>
-              <w:t>nginx</w:t>
+              <w:t xml:space="preserve">nginx</w:t>
             </w:r>
           </w:p>
         </w:tc>
         <w:tc>
           <w:tcPr>
-            <w:tcW w:type="dxa" w:w="3323"/>
+            <w:tcW w:type="dxa" w:w="3322"/>
             <w:tcMar>
-              <w:top w:w="70" w:type="dxa"/>
-              <w:start w:w="80" w:type="dxa"/>
-              <w:bottom w:w="70" w:type="dxa"/>
-              <w:end w:w="80" w:type="dxa"/>
+              <w:top w:w="85" w:type="dxa"/>
+              <w:start w:w="90" w:type="dxa"/>
+              <w:bottom w:w="85" w:type="dxa"/>
+              <w:end w:w="90" w:type="dxa"/>
             </w:tcMar>
           </w:tcPr>
           <w:p>
-            <w:pPr>
-              <w:spacing w:after="0"/>
-            </w:pPr>
             <w:r>
               <w:rPr>
-                <w:sz w:val="15"/>
+                <w:rFonts w:ascii="Liberation Mono" w:hAnsi="Liberation Mono"/>
               </w:rPr>
-              <w:t>curl -I http://172.31.80.10/</w:t>
+              <w:t xml:space="preserve">curl -I http://172.31.80.10/</w:t>
             </w:r>
           </w:p>
         </w:tc>
@@ -4317,67 +4507,55 @@
       <w:tr>
         <w:tc>
           <w:tcPr>
-            <w:tcW w:type="dxa" w:w="3323"/>
+            <w:tcW w:type="dxa" w:w="3322"/>
             <w:tcMar>
-              <w:top w:w="70" w:type="dxa"/>
-              <w:start w:w="80" w:type="dxa"/>
-              <w:bottom w:w="70" w:type="dxa"/>
-              <w:end w:w="80" w:type="dxa"/>
+              <w:top w:w="85" w:type="dxa"/>
+              <w:start w:w="90" w:type="dxa"/>
+              <w:bottom w:w="85" w:type="dxa"/>
+              <w:end w:w="90" w:type="dxa"/>
             </w:tcMar>
           </w:tcPr>
           <w:p>
-            <w:pPr>
-              <w:spacing w:after="0"/>
-            </w:pPr>
             <w:r>
               <w:rPr>
-                <w:sz w:val="15"/>
+                <w:rFonts w:ascii="Liberation Mono" w:hAnsi="Liberation Mono"/>
               </w:rPr>
-              <w:t>172.31.80.11:80</w:t>
+              <w:t xml:space="preserve">172.31.80.11:80</w:t>
             </w:r>
           </w:p>
         </w:tc>
         <w:tc>
           <w:tcPr>
-            <w:tcW w:type="dxa" w:w="3323"/>
+            <w:tcW w:type="dxa" w:w="3322"/>
             <w:tcMar>
-              <w:top w:w="70" w:type="dxa"/>
-              <w:start w:w="80" w:type="dxa"/>
-              <w:bottom w:w="70" w:type="dxa"/>
-              <w:end w:w="80" w:type="dxa"/>
+              <w:top w:w="85" w:type="dxa"/>
+              <w:start w:w="90" w:type="dxa"/>
+              <w:bottom w:w="85" w:type="dxa"/>
+              <w:end w:w="90" w:type="dxa"/>
             </w:tcMar>
           </w:tcPr>
           <w:p>
-            <w:pPr>
-              <w:spacing w:after="0"/>
-            </w:pPr>
             <w:r>
-              <w:rPr>
-                <w:sz w:val="15"/>
-              </w:rPr>
-              <w:t>Apache httpd</w:t>
+              <w:t xml:space="preserve">Apache httpd</w:t>
             </w:r>
           </w:p>
         </w:tc>
         <w:tc>
           <w:tcPr>
-            <w:tcW w:type="dxa" w:w="3323"/>
+            <w:tcW w:type="dxa" w:w="3322"/>
             <w:tcMar>
-              <w:top w:w="70" w:type="dxa"/>
-              <w:start w:w="80" w:type="dxa"/>
-              <w:bottom w:w="70" w:type="dxa"/>
-              <w:end w:w="80" w:type="dxa"/>
+              <w:top w:w="85" w:type="dxa"/>
+              <w:start w:w="90" w:type="dxa"/>
+              <w:bottom w:w="85" w:type="dxa"/>
+              <w:end w:w="90" w:type="dxa"/>
             </w:tcMar>
           </w:tcPr>
           <w:p>
-            <w:pPr>
-              <w:spacing w:after="0"/>
-            </w:pPr>
             <w:r>
               <w:rPr>
-                <w:sz w:val="15"/>
+                <w:rFonts w:ascii="Liberation Mono" w:hAnsi="Liberation Mono"/>
               </w:rPr>
-              <w:t>curl -I http://172.31.80.11/</w:t>
+              <w:t xml:space="preserve">curl -I http://172.31.80.11/</w:t>
             </w:r>
           </w:p>
         </w:tc>
@@ -4385,83 +4563,83 @@
       <w:tr>
         <w:tc>
           <w:tcPr>
-            <w:tcW w:type="dxa" w:w="3323"/>
+            <w:tcW w:type="dxa" w:w="3322"/>
             <w:tcMar>
-              <w:top w:w="70" w:type="dxa"/>
-              <w:start w:w="80" w:type="dxa"/>
-              <w:bottom w:w="70" w:type="dxa"/>
-              <w:end w:w="80" w:type="dxa"/>
+              <w:top w:w="85" w:type="dxa"/>
+              <w:start w:w="90" w:type="dxa"/>
+              <w:bottom w:w="85" w:type="dxa"/>
+              <w:end w:w="90" w:type="dxa"/>
             </w:tcMar>
           </w:tcPr>
           <w:p>
-            <w:pPr>
-              <w:spacing w:after="0"/>
-            </w:pPr>
             <w:r>
               <w:rPr>
-                <w:sz w:val="15"/>
+                <w:rFonts w:ascii="Liberation Mono" w:hAnsi="Liberation Mono"/>
               </w:rPr>
-              <w:t>172.31.80.12:6379</w:t>
+              <w:t xml:space="preserve">172.31.80.12:6379</w:t>
             </w:r>
           </w:p>
         </w:tc>
         <w:tc>
           <w:tcPr>
-            <w:tcW w:type="dxa" w:w="3323"/>
+            <w:tcW w:type="dxa" w:w="3322"/>
             <w:tcMar>
-              <w:top w:w="70" w:type="dxa"/>
-              <w:start w:w="80" w:type="dxa"/>
-              <w:bottom w:w="70" w:type="dxa"/>
-              <w:end w:w="80" w:type="dxa"/>
+              <w:top w:w="85" w:type="dxa"/>
+              <w:start w:w="90" w:type="dxa"/>
+              <w:bottom w:w="85" w:type="dxa"/>
+              <w:end w:w="90" w:type="dxa"/>
             </w:tcMar>
           </w:tcPr>
           <w:p>
-            <w:pPr>
-              <w:spacing w:after="0"/>
-            </w:pPr>
             <w:r>
-              <w:rPr>
-                <w:sz w:val="15"/>
-              </w:rPr>
-              <w:t>Redis</w:t>
+              <w:t xml:space="preserve">Redis</w:t>
             </w:r>
           </w:p>
         </w:tc>
         <w:tc>
           <w:tcPr>
-            <w:tcW w:type="dxa" w:w="3323"/>
+            <w:tcW w:type="dxa" w:w="3322"/>
             <w:tcMar>
-              <w:top w:w="70" w:type="dxa"/>
-              <w:start w:w="80" w:type="dxa"/>
-              <w:bottom w:w="70" w:type="dxa"/>
-              <w:end w:w="80" w:type="dxa"/>
+              <w:top w:w="85" w:type="dxa"/>
+              <w:start w:w="90" w:type="dxa"/>
+              <w:bottom w:w="85" w:type="dxa"/>
+              <w:end w:w="90" w:type="dxa"/>
             </w:tcMar>
           </w:tcPr>
           <w:p>
-            <w:pPr>
-              <w:spacing w:after="0"/>
-            </w:pPr>
+            <w:r>
+              <w:t xml:space="preserve">RESP </w:t>
+            </w:r>
             <w:r>
               <w:rPr>
-                <w:sz w:val="15"/>
+                <w:rFonts w:ascii="Liberation Mono" w:hAnsi="Liberation Mono"/>
               </w:rPr>
-              <w:t>RESP PING via nc</w:t>
+              <w:t xml:space="preserve">PING</w:t>
+            </w:r>
+            <w:r>
+              <w:t xml:space="preserve"> via </w:t>
+            </w:r>
+            <w:r>
+              <w:rPr>
+                <w:rFonts w:ascii="Liberation Mono" w:hAnsi="Liberation Mono"/>
+              </w:rPr>
+              <w:t xml:space="preserve">nc</w:t>
             </w:r>
           </w:p>
         </w:tc>
       </w:tr>
     </w:tbl>
     <w:p>
-      <w:pPr>
-        <w:spacing w:after="20"/>
-      </w:pPr>
+      <w:r>
+        <w:t xml:space="preserve">Tujuan exercise ini: membuktikan dua host di port 80 yang sama bisa menjalankan product yang berbeda — nomor port bukan satu-satunya sumber identifikasi.</w:t>
+      </w:r>
     </w:p>
     <w:p>
       <w:pPr>
         <w:pStyle w:val="Heading1"/>
       </w:pPr>
       <w:r>
-        <w:t>20. Hands-on Lab 6 - Manual Verification</w:t>
+        <w:t xml:space="preserve">19. Hands-on Lab 6 — Manual Verification</w:t>
       </w:r>
     </w:p>
     <w:tbl>
@@ -4469,7 +4647,6 @@
         <w:tblW w:type="auto" w:w="0"/>
         <w:jc w:val="center"/>
         <w:tblLayout w:type="autofit"/>
-        <w:tblLook w:firstColumn="1" w:firstRow="1" w:lastColumn="0" w:lastRow="0" w:noHBand="0" w:noVBand="1" w:val="04A0"/>
       </w:tblPr>
       <w:tblGrid>
         <w:gridCol w:w="9968"/>
@@ -4499,24 +4676,60 @@
                 <w:color w:val="F9FAFB"/>
                 <w:sz w:val="15"/>
               </w:rPr>
-              <w:t>./labs/manual-verify.sh</w:t>
+              <w:t xml:space="preserve">./manual-verify.sh</w:t>
             </w:r>
           </w:p>
         </w:tc>
       </w:tr>
     </w:tbl>
     <w:p>
-      <w:pPr>
-        <w:spacing w:after="20"/>
-      </w:pPr>
-    </w:p>
-    <w:p>
+      <w:r>
+        <w:t xml:space="preserve">Script ini menjalankan </w:t>
+      </w:r>
       <w:r>
         <w:rPr>
-          <w:rFonts w:ascii="Liberation Sans" w:hAnsi="Liberation Sans"/>
-          <w:b w:val="0"/>
+          <w:rFonts w:ascii="Liberation Mono" w:hAnsi="Liberation Mono"/>
         </w:rPr>
-        <w:t>Bandingkan output manual dengan -sV. Kalau scanner menampilkan version tapi manual response tidak mendukung detail tersebut, catat confidence, bukan asumsi.</w:t>
+        <w:t xml:space="preserve">curl -I</w:t>
+      </w:r>
+      <w:r>
+        <w:t xml:space="preserve"> ke kedua web server, RESP </w:t>
+      </w:r>
+      <w:r>
+        <w:rPr>
+          <w:rFonts w:ascii="Liberation Mono" w:hAnsi="Liberation Mono"/>
+        </w:rPr>
+        <w:t xml:space="preserve">PING</w:t>
+      </w:r>
+      <w:r>
+        <w:t xml:space="preserve"> manual ke Redis (</w:t>
+      </w:r>
+      <w:r>
+        <w:rPr>
+          <w:rFonts w:ascii="Liberation Mono" w:hAnsi="Liberation Mono"/>
+        </w:rPr>
+        <w:t xml:space="preserve">*1\r\n$4\r\nPING\r\n</w:t>
+      </w:r>
+      <w:r>
+        <w:t xml:space="preserve">), dan UDP probe manual ke echo service. Bandingkan hasilnya dengan output </w:t>
+      </w:r>
+      <w:r>
+        <w:rPr>
+          <w:rFonts w:ascii="Liberation Mono" w:hAnsi="Liberation Mono"/>
+        </w:rPr>
+        <w:t xml:space="preserve">-sV</w:t>
+      </w:r>
+      <w:r>
+        <w:t xml:space="preserve"> — kalau scanner menampilkan version tapi response manual tidak mendukung detail itu, catat sebagai </w:t>
+      </w:r>
+      <w:r>
+        <w:rPr>
+          <w:b/>
+        </w:rPr>
+        <w:t xml:space="preserve">confidence rendah</w:t>
+      </w:r>
+      <w:r>
+        <w:t xml:space="preserve">, bukan asumsi pasti.</w:t>
       </w:r>
     </w:p>
     <w:p>
@@ -4524,7 +4737,7 @@
         <w:pStyle w:val="Heading1"/>
       </w:pPr>
       <w:r>
-        <w:t>21. Hands-on Lab 7 - UDP</w:t>
+        <w:t xml:space="preserve">20. Hands-on Lab 7 — UDP</w:t>
       </w:r>
     </w:p>
     <w:tbl>
@@ -4532,7 +4745,6 @@
         <w:tblW w:type="auto" w:w="0"/>
         <w:jc w:val="center"/>
         <w:tblLayout w:type="autofit"/>
-        <w:tblLook w:firstColumn="1" w:firstRow="1" w:lastColumn="0" w:lastRow="0" w:noHBand="0" w:noVBand="1" w:val="04A0"/>
       </w:tblPr>
       <w:tblGrid>
         <w:gridCol w:w="9968"/>
@@ -4562,35 +4774,55 @@
                 <w:color w:val="F9FAFB"/>
                 <w:sz w:val="15"/>
               </w:rPr>
-              <w:t>printf 'hello' | nc -u -w 2 172.31.80.13 9999</w:t>
+              <w:t xml:space="preserve">printf 'hello' | nc -u -w 2 172.31.80.13 9999</w:t>
             </w:r>
-            <w:r>
-              <w:br/>
-            </w:r>
+          </w:p>
+          <w:p>
+            <w:pPr>
+              <w:spacing w:after="0" w:line="240" w:lineRule="auto"/>
+            </w:pPr>
             <w:r>
               <w:rPr>
                 <w:rFonts w:ascii="Liberation Mono" w:hAnsi="Liberation Mono"/>
                 <w:color w:val="F9FAFB"/>
                 <w:sz w:val="15"/>
               </w:rPr>
-              <w:t>sudo nmap -sU -n -p 9999 172.31.80.13</w:t>
+              <w:t xml:space="preserve">sudo nmap -sU -n -p 9999 172.31.80.13</w:t>
             </w:r>
           </w:p>
         </w:tc>
       </w:tr>
     </w:tbl>
     <w:p>
-      <w:pPr>
-        <w:spacing w:after="20"/>
-      </w:pPr>
-    </w:p>
-    <w:p>
+      <w:r>
+        <w:t xml:space="preserve">UDP echo service akan membalas dengan marker </w:t>
+      </w:r>
       <w:r>
         <w:rPr>
-          <w:rFonts w:ascii="Liberation Sans" w:hAnsi="Liberation Sans"/>
-          <w:b w:val="0"/>
+          <w:rFonts w:ascii="Liberation Mono" w:hAnsi="Liberation Mono"/>
         </w:rPr>
-        <w:t>UDP echo service akan mengembalikan marker REDLAB08. Manual packet exchange memberi bukti bahwa service memang menerima datagram, bukan hanya open|filtered inference.</w:t>
+        <w:t xml:space="preserve">REDLAB08 UDP ECHO: hello</w:t>
+      </w:r>
+      <w:r>
+        <w:t xml:space="preserve">. Manual packet exchange ini memberi bukti bahwa service </w:t>
+      </w:r>
+      <w:r>
+        <w:rPr>
+          <w:b/>
+        </w:rPr>
+        <w:t xml:space="preserve">memang menerima datagram</w:t>
+      </w:r>
+      <w:r>
+        <w:t xml:space="preserve"> — bukan cuma inference </w:t>
+      </w:r>
+      <w:r>
+        <w:rPr>
+          <w:rFonts w:ascii="Liberation Mono" w:hAnsi="Liberation Mono"/>
+        </w:rPr>
+        <w:t xml:space="preserve">open|filtered</w:t>
+      </w:r>
+      <w:r>
+        <w:t xml:space="preserve"> dari Nmap.</w:t>
       </w:r>
     </w:p>
     <w:p>
@@ -4598,7 +4830,7 @@
         <w:pStyle w:val="Heading1"/>
       </w:pPr>
       <w:r>
-        <w:t>22. Hands-on Lab 8 - Explicit NSE</w:t>
+        <w:t xml:space="preserve">21. Hands-on Lab 8 — Explicit NSE</w:t>
       </w:r>
     </w:p>
     <w:tbl>
@@ -4606,7 +4838,6 @@
         <w:tblW w:type="auto" w:w="0"/>
         <w:jc w:val="center"/>
         <w:tblLayout w:type="autofit"/>
-        <w:tblLook w:firstColumn="1" w:firstRow="1" w:lastColumn="0" w:lastRow="0" w:noHBand="0" w:noVBand="1" w:val="04A0"/>
       </w:tblPr>
       <w:tblGrid>
         <w:gridCol w:w="9968"/>
@@ -4636,44 +4867,42 @@
                 <w:color w:val="F9FAFB"/>
                 <w:sz w:val="15"/>
               </w:rPr>
-              <w:t>nmap --script-help http-title</w:t>
+              <w:t xml:space="preserve">nmap --script-help http-title</w:t>
             </w:r>
-            <w:r>
-              <w:br/>
-            </w:r>
+          </w:p>
+          <w:p>
+            <w:pPr>
+              <w:spacing w:after="0" w:line="240" w:lineRule="auto"/>
+            </w:pPr>
             <w:r>
               <w:rPr>
                 <w:rFonts w:ascii="Liberation Mono" w:hAnsi="Liberation Mono"/>
                 <w:color w:val="F9FAFB"/>
                 <w:sz w:val="15"/>
               </w:rPr>
-              <w:t>nmap -n -p 80 --script http-title,http-headers 172.31.80.10</w:t>
+              <w:t xml:space="preserve">nmap -n -p 80 --script http-title,http-headers 172.31.80.10</w:t>
             </w:r>
-            <w:r>
-              <w:br/>
-            </w:r>
+          </w:p>
+          <w:p>
+            <w:pPr>
+              <w:spacing w:after="0" w:line="240" w:lineRule="auto"/>
+            </w:pPr>
             <w:r>
               <w:rPr>
                 <w:rFonts w:ascii="Liberation Mono" w:hAnsi="Liberation Mono"/>
                 <w:color w:val="F9FAFB"/>
                 <w:sz w:val="15"/>
               </w:rPr>
-              <w:t>nmap -n -p 6379 --script redis-info 172.31.80.12</w:t>
+              <w:t xml:space="preserve">nmap -n -p 6379 --script redis-info 172.31.80.12</w:t>
             </w:r>
           </w:p>
         </w:tc>
       </w:tr>
     </w:tbl>
-    <w:p>
-      <w:pPr>
-        <w:spacing w:after="20"/>
-      </w:pPr>
-    </w:p>
     <w:tbl>
       <w:tblPr>
         <w:tblW w:type="auto" w:w="0"/>
         <w:jc w:val="center"/>
-        <w:tblLook w:firstColumn="1" w:firstRow="1" w:lastColumn="0" w:lastRow="0" w:noHBand="0" w:noVBand="1" w:val="04A0"/>
       </w:tblPr>
       <w:tblGrid>
         <w:gridCol w:w="9968"/>
@@ -4685,7 +4914,7 @@
         <w:tc>
           <w:tcPr>
             <w:tcW w:type="dxa" w:w="9968"/>
-            <w:shd w:fill="FEF2F2"/>
+            <w:shd w:fill="EFF6FF"/>
             <w:tcMar>
               <w:top w:w="135" w:type="dxa"/>
               <w:start w:w="165" w:type="dxa"/>
@@ -4700,18 +4929,81 @@
             <w:r>
               <w:rPr>
                 <w:b/>
-                <w:color w:val="991B1B"/>
+                <w:color w:val="1D4ED8"/>
                 <w:sz w:val="19"/>
               </w:rPr>
-              <w:t>Read before run</w:t>
+              <w:t xml:space="preserve">Read before run.</w:t>
             </w:r>
           </w:p>
           <w:p>
             <w:pPr>
-              <w:spacing w:after="0" w:line="254" w:lineRule="auto"/>
+              <w:spacing w:after="0"/>
             </w:pPr>
             <w:r>
-              <w:t>Gunakan --script-help sebelum script baru. Hindari kategori all, vuln, exploit, dos, brute, atau intrusive kecuali lab/engagement secara eksplisit memang membutuhkannya dan mengizinkan dampaknya.</w:t>
+              <w:t xml:space="preserve">Selalu </w:t>
+            </w:r>
+            <w:r>
+              <w:rPr>
+                <w:rFonts w:ascii="Liberation Mono" w:hAnsi="Liberation Mono"/>
+              </w:rPr>
+              <w:t xml:space="preserve">--script-help</w:t>
+            </w:r>
+            <w:r>
+              <w:t xml:space="preserve"> dulu untuk script baru. Hindari kategori </w:t>
+            </w:r>
+            <w:r>
+              <w:rPr>
+                <w:rFonts w:ascii="Liberation Mono" w:hAnsi="Liberation Mono"/>
+              </w:rPr>
+              <w:t xml:space="preserve">all</w:t>
+            </w:r>
+            <w:r>
+              <w:t xml:space="preserve">, </w:t>
+            </w:r>
+            <w:r>
+              <w:rPr>
+                <w:rFonts w:ascii="Liberation Mono" w:hAnsi="Liberation Mono"/>
+              </w:rPr>
+              <w:t xml:space="preserve">vuln</w:t>
+            </w:r>
+            <w:r>
+              <w:t xml:space="preserve">, </w:t>
+            </w:r>
+            <w:r>
+              <w:rPr>
+                <w:rFonts w:ascii="Liberation Mono" w:hAnsi="Liberation Mono"/>
+              </w:rPr>
+              <w:t xml:space="preserve">exploit</w:t>
+            </w:r>
+            <w:r>
+              <w:t xml:space="preserve">, </w:t>
+            </w:r>
+            <w:r>
+              <w:rPr>
+                <w:rFonts w:ascii="Liberation Mono" w:hAnsi="Liberation Mono"/>
+              </w:rPr>
+              <w:t xml:space="preserve">dos</w:t>
+            </w:r>
+            <w:r>
+              <w:t xml:space="preserve">, </w:t>
+            </w:r>
+            <w:r>
+              <w:rPr>
+                <w:rFonts w:ascii="Liberation Mono" w:hAnsi="Liberation Mono"/>
+              </w:rPr>
+              <w:t xml:space="preserve">brute</w:t>
+            </w:r>
+            <w:r>
+              <w:t xml:space="preserve">, atau </w:t>
+            </w:r>
+            <w:r>
+              <w:rPr>
+                <w:rFonts w:ascii="Liberation Mono" w:hAnsi="Liberation Mono"/>
+              </w:rPr>
+              <w:t xml:space="preserve">intrusive</w:t>
+            </w:r>
+            <w:r>
+              <w:t xml:space="preserve"> kecuali lab/engagement memang membutuhkannya secara eksplisit dan mengizinkan dampaknya.</w:t>
             </w:r>
           </w:p>
         </w:tc>
@@ -4719,20 +5011,10 @@
     </w:tbl>
     <w:p>
       <w:pPr>
-        <w:spacing w:after="20"/>
-      </w:pPr>
-    </w:p>
-    <w:p>
-      <w:r>
-        <w:br w:type="page"/>
-      </w:r>
-    </w:p>
-    <w:p>
-      <w:pPr>
         <w:pStyle w:val="Heading1"/>
       </w:pPr>
       <w:r>
-        <w:t>23. Hands-on Lab 9 - Structured Evidence</w:t>
+        <w:t xml:space="preserve">22. Hands-on Lab 9 — Structured Evidence</w:t>
       </w:r>
     </w:p>
     <w:tbl>
@@ -4740,7 +5022,6 @@
         <w:tblW w:type="auto" w:w="0"/>
         <w:jc w:val="center"/>
         <w:tblLayout w:type="autofit"/>
-        <w:tblLook w:firstColumn="1" w:firstRow="1" w:lastColumn="0" w:lastRow="0" w:noHBand="0" w:noVBand="1" w:val="04A0"/>
       </w:tblPr>
       <w:tblGrid>
         <w:gridCol w:w="9968"/>
@@ -4770,7 +5051,333 @@
                 <w:color w:val="F9FAFB"/>
                 <w:sz w:val="15"/>
               </w:rPr>
-              <w:t>nmap -n -sV -p 80,6379 -oA module08-enum/02-scans/selected 172.31.80.10 172.31.80.12</w:t>
+              <w:t xml:space="preserve">nmap -n -sV -p 80,6379 -oA module08-enum/02-scans/selected 172.31.80.10 172.31.80.12</w:t>
+            </w:r>
+          </w:p>
+          <w:p>
+            <w:pPr>
+              <w:spacing w:after="0" w:line="240" w:lineRule="auto"/>
+            </w:pPr>
+            <w:r>
+              <w:rPr>
+                <w:rFonts w:ascii="Liberation Mono" w:hAnsi="Liberation Mono"/>
+                <w:color w:val="F9FAFB"/>
+                <w:sz w:val="15"/>
+              </w:rPr>
+              <w:t xml:space="preserve"> </w:t>
+            </w:r>
+          </w:p>
+          <w:p>
+            <w:pPr>
+              <w:spacing w:after="0" w:line="240" w:lineRule="auto"/>
+            </w:pPr>
+            <w:r>
+              <w:rPr>
+                <w:rFonts w:ascii="Liberation Mono" w:hAnsi="Liberation Mono"/>
+                <w:color w:val="F9FAFB"/>
+                <w:sz w:val="15"/>
+              </w:rPr>
+              <w:t xml:space="preserve">python nmap-inventory.py \</w:t>
+            </w:r>
+          </w:p>
+          <w:p>
+            <w:pPr>
+              <w:spacing w:after="0" w:line="240" w:lineRule="auto"/>
+            </w:pPr>
+            <w:r>
+              <w:rPr>
+                <w:rFonts w:ascii="Liberation Mono" w:hAnsi="Liberation Mono"/>
+                <w:color w:val="F9FAFB"/>
+                <w:sz w:val="15"/>
+              </w:rPr>
+              <w:t xml:space="preserve">  module08-enum/02-scans/selected.xml \</w:t>
+            </w:r>
+          </w:p>
+          <w:p>
+            <w:pPr>
+              <w:spacing w:after="0" w:line="240" w:lineRule="auto"/>
+            </w:pPr>
+            <w:r>
+              <w:rPr>
+                <w:rFonts w:ascii="Liberation Mono" w:hAnsi="Liberation Mono"/>
+                <w:color w:val="F9FAFB"/>
+                <w:sz w:val="15"/>
+              </w:rPr>
+              <w:t xml:space="preserve">  --output module08-enum/04-inventory/services.csv</w:t>
+            </w:r>
+          </w:p>
+          <w:p>
+            <w:pPr>
+              <w:spacing w:after="0" w:line="240" w:lineRule="auto"/>
+            </w:pPr>
+            <w:r>
+              <w:rPr>
+                <w:rFonts w:ascii="Liberation Mono" w:hAnsi="Liberation Mono"/>
+                <w:color w:val="F9FAFB"/>
+                <w:sz w:val="15"/>
+              </w:rPr>
+              <w:t xml:space="preserve"> </w:t>
+            </w:r>
+          </w:p>
+          <w:p>
+            <w:pPr>
+              <w:spacing w:after="0" w:line="240" w:lineRule="auto"/>
+            </w:pPr>
+            <w:r>
+              <w:rPr>
+                <w:rFonts w:ascii="Liberation Mono" w:hAnsi="Liberation Mono"/>
+                <w:color w:val="F9FAFB"/>
+                <w:sz w:val="15"/>
+              </w:rPr>
+              <w:t xml:space="preserve">column -s, -t &lt; module08-enum/04-inventory/services.csv | less -S</w:t>
+            </w:r>
+          </w:p>
+        </w:tc>
+      </w:tr>
+    </w:tbl>
+    <w:p>
+      <w:r>
+        <w:rPr>
+          <w:rFonts w:ascii="Liberation Mono" w:hAnsi="Liberation Mono"/>
+        </w:rPr>
+        <w:t xml:space="preserve">nmap-inventory.py</w:t>
+      </w:r>
+      <w:r>
+        <w:t xml:space="preserve"> mem-parse XML (</w:t>
+      </w:r>
+      <w:r>
+        <w:rPr>
+          <w:rFonts w:ascii="Liberation Mono" w:hAnsi="Liberation Mono"/>
+        </w:rPr>
+        <w:t xml:space="preserve">host</w:t>
+      </w:r>
+      <w:r>
+        <w:t xml:space="preserve">, </w:t>
+      </w:r>
+      <w:r>
+        <w:rPr>
+          <w:rFonts w:ascii="Liberation Mono" w:hAnsi="Liberation Mono"/>
+        </w:rPr>
+        <w:t xml:space="preserve">host_state</w:t>
+      </w:r>
+      <w:r>
+        <w:t xml:space="preserve">, </w:t>
+      </w:r>
+      <w:r>
+        <w:rPr>
+          <w:rFonts w:ascii="Liberation Mono" w:hAnsi="Liberation Mono"/>
+        </w:rPr>
+        <w:t xml:space="preserve">protocol</w:t>
+      </w:r>
+      <w:r>
+        <w:t xml:space="preserve">, </w:t>
+      </w:r>
+      <w:r>
+        <w:rPr>
+          <w:rFonts w:ascii="Liberation Mono" w:hAnsi="Liberation Mono"/>
+        </w:rPr>
+        <w:t xml:space="preserve">port</w:t>
+      </w:r>
+      <w:r>
+        <w:t xml:space="preserve">, </w:t>
+      </w:r>
+      <w:r>
+        <w:rPr>
+          <w:rFonts w:ascii="Liberation Mono" w:hAnsi="Liberation Mono"/>
+        </w:rPr>
+        <w:t xml:space="preserve">port_state</w:t>
+      </w:r>
+      <w:r>
+        <w:t xml:space="preserve">, </w:t>
+      </w:r>
+      <w:r>
+        <w:rPr>
+          <w:rFonts w:ascii="Liberation Mono" w:hAnsi="Liberation Mono"/>
+        </w:rPr>
+        <w:t xml:space="preserve">service</w:t>
+      </w:r>
+      <w:r>
+        <w:t xml:space="preserve">, </w:t>
+      </w:r>
+      <w:r>
+        <w:rPr>
+          <w:rFonts w:ascii="Liberation Mono" w:hAnsi="Liberation Mono"/>
+        </w:rPr>
+        <w:t xml:space="preserve">product</w:t>
+      </w:r>
+      <w:r>
+        <w:t xml:space="preserve">, </w:t>
+      </w:r>
+      <w:r>
+        <w:rPr>
+          <w:rFonts w:ascii="Liberation Mono" w:hAnsi="Liberation Mono"/>
+        </w:rPr>
+        <w:t xml:space="preserve">version</w:t>
+      </w:r>
+      <w:r>
+        <w:t xml:space="preserve">, </w:t>
+      </w:r>
+      <w:r>
+        <w:rPr>
+          <w:rFonts w:ascii="Liberation Mono" w:hAnsi="Liberation Mono"/>
+        </w:rPr>
+        <w:t xml:space="preserve">extrainfo</w:t>
+      </w:r>
+      <w:r>
+        <w:t xml:space="preserve">) jadi CSV ternormalisasi. </w:t>
+      </w:r>
+      <w:r>
+        <w:rPr>
+          <w:b/>
+        </w:rPr>
+        <w:t xml:space="preserve">File XML tetap dipertahankan sebagai evidence sumber</w:t>
+      </w:r>
+      <w:r>
+        <w:t xml:space="preserve"> — jangan ganti evidence mentah dengan hasil transformasi.</w:t>
+      </w:r>
+    </w:p>
+    <w:p>
+      <w:pPr>
+        <w:pStyle w:val="Heading1"/>
+      </w:pPr>
+      <w:r>
+        <w:t xml:space="preserve">23. Hands-on Lab 10 — Hypothesis-driven Enumeration (No Walkthrough)</w:t>
+      </w:r>
+    </w:p>
+    <w:p>
+      <w:r>
+        <w:t xml:space="preserve">Tanpa walkthrough, jalankan proses berikut pada keempat target lab dan tulis </w:t>
+      </w:r>
+      <w:r>
+        <w:rPr>
+          <w:b/>
+        </w:rPr>
+        <w:t xml:space="preserve">alasan</w:t>
+      </w:r>
+      <w:r>
+        <w:t xml:space="preserve"> tiap command di notes:</w:t>
+      </w:r>
+    </w:p>
+    <w:p>
+      <w:pPr>
+        <w:numPr>
+          <w:numId w:val="1"/>
+        </w:numPr>
+      </w:pPr>
+      <w:r>
+        <w:t xml:space="preserve">Host discovery pada </w:t>
+      </w:r>
+      <w:r>
+        <w:rPr>
+          <w:rFonts w:ascii="Liberation Mono" w:hAnsi="Liberation Mono"/>
+        </w:rPr>
+        <w:t xml:space="preserve">/28</w:t>
+      </w:r>
+      <w:r>
+        <w:t xml:space="preserve">.</w:t>
+      </w:r>
+    </w:p>
+    <w:p>
+      <w:pPr>
+        <w:numPr>
+          <w:numId w:val="1"/>
+        </w:numPr>
+      </w:pPr>
+      <w:r>
+        <w:t xml:space="preserve">Pilih port scan yang masuk akal untuk setiap host.</w:t>
+      </w:r>
+    </w:p>
+    <w:p>
+      <w:pPr>
+        <w:numPr>
+          <w:numId w:val="1"/>
+        </w:numPr>
+      </w:pPr>
+      <w:r>
+        <w:t xml:space="preserve">Jalankan </w:t>
+      </w:r>
+      <w:r>
+        <w:rPr>
+          <w:rFonts w:ascii="Liberation Mono" w:hAnsi="Liberation Mono"/>
+        </w:rPr>
+        <w:t xml:space="preserve">-sV</w:t>
+      </w:r>
+      <w:r>
+        <w:t xml:space="preserve"> hanya pada port yang relevan.</w:t>
+      </w:r>
+    </w:p>
+    <w:p>
+      <w:pPr>
+        <w:numPr>
+          <w:numId w:val="1"/>
+        </w:numPr>
+      </w:pPr>
+      <w:r>
+        <w:t xml:space="preserve">Pilih maksimal dua NSE script eksplisit untuk HTTP/Redis.</w:t>
+      </w:r>
+    </w:p>
+    <w:p>
+      <w:pPr>
+        <w:numPr>
+          <w:numId w:val="1"/>
+        </w:numPr>
+      </w:pPr>
+      <w:r>
+        <w:t xml:space="preserve">Lakukan manual verification.</w:t>
+      </w:r>
+    </w:p>
+    <w:p>
+      <w:pPr>
+        <w:numPr>
+          <w:numId w:val="1"/>
+        </w:numPr>
+      </w:pPr>
+      <w:r>
+        <w:t xml:space="preserve">Update inventory CSV dan buat summary singkat.</w:t>
+      </w:r>
+    </w:p>
+    <w:tbl>
+      <w:tblPr>
+        <w:tblW w:type="auto" w:w="0"/>
+        <w:jc w:val="center"/>
+      </w:tblPr>
+      <w:tblGrid>
+        <w:gridCol w:w="9968"/>
+      </w:tblGrid>
+      <w:tr>
+        <w:trPr>
+          <w:cantSplit/>
+        </w:trPr>
+        <w:tc>
+          <w:tcPr>
+            <w:tcW w:type="dxa" w:w="9968"/>
+            <w:shd w:fill="ECFDF5"/>
+            <w:tcMar>
+              <w:top w:w="135" w:type="dxa"/>
+              <w:start w:w="165" w:type="dxa"/>
+              <w:bottom w:w="135" w:type="dxa"/>
+              <w:end w:w="165" w:type="dxa"/>
+            </w:tcMar>
+          </w:tcPr>
+          <w:p>
+            <w:pPr>
+              <w:spacing w:after="60"/>
+            </w:pPr>
+            <w:r>
+              <w:rPr>
+                <w:b/>
+                <w:color w:val="047857"/>
+                <w:sz w:val="19"/>
+              </w:rPr>
+              <w:t xml:space="preserve">Success criterion.</w:t>
+            </w:r>
+          </w:p>
+          <w:p>
+            <w:pPr>
+              <w:spacing w:after="0"/>
+            </w:pPr>
+            <w:r>
+              <w:t xml:space="preserve">Lo bisa menjelaskan dari mana setiap kesimpulan berasal: packet/scan output, service probe, NSE, atau manual protocol response — bukan "karena Nmap bilang begitu".</w:t>
             </w:r>
           </w:p>
         </w:tc>
@@ -4778,15 +5385,17 @@
     </w:tbl>
     <w:p>
       <w:pPr>
-        <w:spacing w:after="20"/>
+        <w:pStyle w:val="Heading1"/>
       </w:pPr>
+      <w:r>
+        <w:t xml:space="preserve">24. Mini Project — Enumeration Case File</w:t>
+      </w:r>
     </w:p>
     <w:tbl>
       <w:tblPr>
         <w:tblW w:type="auto" w:w="0"/>
         <w:jc w:val="center"/>
         <w:tblLayout w:type="autofit"/>
-        <w:tblLook w:firstColumn="1" w:firstRow="1" w:lastColumn="0" w:lastRow="0" w:noHBand="0" w:noVBand="1" w:val="04A0"/>
       </w:tblPr>
       <w:tblGrid>
         <w:gridCol w:w="9968"/>
@@ -4816,29 +5425,258 @@
                 <w:color w:val="F9FAFB"/>
                 <w:sz w:val="15"/>
               </w:rPr>
-              <w:t>python labs/nmap-inventory.py \</w:t>
+              <w:t xml:space="preserve">module08-enum/</w:t>
             </w:r>
-            <w:r>
-              <w:br/>
-            </w:r>
+          </w:p>
+          <w:p>
+            <w:pPr>
+              <w:spacing w:after="0" w:line="240" w:lineRule="auto"/>
+            </w:pPr>
             <w:r>
               <w:rPr>
                 <w:rFonts w:ascii="Liberation Mono" w:hAnsi="Liberation Mono"/>
                 <w:color w:val="F9FAFB"/>
                 <w:sz w:val="15"/>
               </w:rPr>
-              <w:t xml:space="preserve">  module08-enum/02-scans/selected.xml \</w:t>
+              <w:t xml:space="preserve">├── 00-scope/</w:t>
             </w:r>
-            <w:r>
-              <w:br/>
-            </w:r>
+          </w:p>
+          <w:p>
+            <w:pPr>
+              <w:spacing w:after="0" w:line="240" w:lineRule="auto"/>
+            </w:pPr>
             <w:r>
               <w:rPr>
                 <w:rFonts w:ascii="Liberation Mono" w:hAnsi="Liberation Mono"/>
                 <w:color w:val="F9FAFB"/>
                 <w:sz w:val="15"/>
               </w:rPr>
-              <w:t xml:space="preserve">  --output module08-enum/04-inventory/services.csv</w:t>
+              <w:t xml:space="preserve">├── 01-discovery/</w:t>
+            </w:r>
+          </w:p>
+          <w:p>
+            <w:pPr>
+              <w:spacing w:after="0" w:line="240" w:lineRule="auto"/>
+            </w:pPr>
+            <w:r>
+              <w:rPr>
+                <w:rFonts w:ascii="Liberation Mono" w:hAnsi="Liberation Mono"/>
+                <w:color w:val="F9FAFB"/>
+                <w:sz w:val="15"/>
+              </w:rPr>
+              <w:t xml:space="preserve">├── 02-scans/</w:t>
+            </w:r>
+          </w:p>
+          <w:p>
+            <w:pPr>
+              <w:spacing w:after="0" w:line="240" w:lineRule="auto"/>
+            </w:pPr>
+            <w:r>
+              <w:rPr>
+                <w:rFonts w:ascii="Liberation Mono" w:hAnsi="Liberation Mono"/>
+                <w:color w:val="F9FAFB"/>
+                <w:sz w:val="15"/>
+              </w:rPr>
+              <w:t xml:space="preserve">├── 03-manual/</w:t>
+            </w:r>
+          </w:p>
+          <w:p>
+            <w:pPr>
+              <w:spacing w:after="0" w:line="240" w:lineRule="auto"/>
+            </w:pPr>
+            <w:r>
+              <w:rPr>
+                <w:rFonts w:ascii="Liberation Mono" w:hAnsi="Liberation Mono"/>
+                <w:color w:val="F9FAFB"/>
+                <w:sz w:val="15"/>
+              </w:rPr>
+              <w:t xml:space="preserve">├── 04-inventory/services.csv</w:t>
+            </w:r>
+          </w:p>
+          <w:p>
+            <w:pPr>
+              <w:spacing w:after="0" w:line="240" w:lineRule="auto"/>
+            </w:pPr>
+            <w:r>
+              <w:rPr>
+                <w:rFonts w:ascii="Liberation Mono" w:hAnsi="Liberation Mono"/>
+                <w:color w:val="F9FAFB"/>
+                <w:sz w:val="15"/>
+              </w:rPr>
+              <w:t xml:space="preserve">├── 05-evidence/</w:t>
+            </w:r>
+          </w:p>
+          <w:p>
+            <w:pPr>
+              <w:spacing w:after="0" w:line="240" w:lineRule="auto"/>
+            </w:pPr>
+            <w:r>
+              <w:rPr>
+                <w:rFonts w:ascii="Liberation Mono" w:hAnsi="Liberation Mono"/>
+                <w:color w:val="F9FAFB"/>
+                <w:sz w:val="15"/>
+              </w:rPr>
+              <w:t xml:space="preserve">└── 06-summary/enumeration-summary.md</w:t>
+            </w:r>
+          </w:p>
+        </w:tc>
+      </w:tr>
+    </w:tbl>
+    <w:p>
+      <w:r>
+        <w:t xml:space="preserve">Summary minimal harus mencantumkan: target, open ports, service/product/version + confidence-nya, manual evidence, unknowns, dan next safe question.</w:t>
+      </w:r>
+    </w:p>
+    <w:p>
+      <w:pPr>
+        <w:pStyle w:val="Heading1"/>
+      </w:pPr>
+      <w:r>
+        <w:t xml:space="preserve">25. Practical Challenge — 45 Menit</w:t>
+      </w:r>
+    </w:p>
+    <w:p>
+      <w:r>
+        <w:t xml:space="preserve">Mulai dari lab yang baru dibuat. Jangan lihat catatan section sebelumnya. Target: buat inventory yang bisa direview orang lain.</w:t>
+      </w:r>
+    </w:p>
+    <w:p>
+      <w:r>
+        <w:t xml:space="preserve">[ ] Buat workspace baru.</w:t>
+      </w:r>
+    </w:p>
+    <w:p>
+      <w:r>
+        <w:t xml:space="preserve">[ ] Discover host pada </w:t>
+      </w:r>
+      <w:r>
+        <w:rPr>
+          <w:rFonts w:ascii="Liberation Mono" w:hAnsi="Liberation Mono"/>
+        </w:rPr>
+        <w:t xml:space="preserve">172.31.80.0/28</w:t>
+      </w:r>
+      <w:r>
+        <w:t xml:space="preserve">.</w:t>
+      </w:r>
+    </w:p>
+    <w:p>
+      <w:r>
+        <w:t xml:space="preserve">[ ] Identifikasi service keempat container.</w:t>
+      </w:r>
+    </w:p>
+    <w:p>
+      <w:r>
+        <w:t xml:space="preserve">[ ] Gunakan minimal satu TCP SYN scan, satu TCP connect scan, dan satu UDP scan.</w:t>
+      </w:r>
+    </w:p>
+    <w:p>
+      <w:r>
+        <w:t xml:space="preserve">[ ] Gunakan </w:t>
+      </w:r>
+      <w:r>
+        <w:rPr>
+          <w:rFonts w:ascii="Liberation Mono" w:hAnsi="Liberation Mono"/>
+        </w:rPr>
+        <w:t xml:space="preserve">-sV</w:t>
+      </w:r>
+      <w:r>
+        <w:t xml:space="preserve"> pada port terpilih.</w:t>
+      </w:r>
+    </w:p>
+    <w:p>
+      <w:r>
+        <w:t xml:space="preserve">[ ] Gunakan explicit NSE hanya setelah baca </w:t>
+      </w:r>
+      <w:r>
+        <w:rPr>
+          <w:rFonts w:ascii="Liberation Mono" w:hAnsi="Liberation Mono"/>
+        </w:rPr>
+        <w:t xml:space="preserve">--script-help</w:t>
+      </w:r>
+      <w:r>
+        <w:t xml:space="preserve">.</w:t>
+      </w:r>
+    </w:p>
+    <w:p>
+      <w:r>
+        <w:t xml:space="preserve">[ ] Manual verify semua service.</w:t>
+      </w:r>
+    </w:p>
+    <w:p>
+      <w:r>
+        <w:t xml:space="preserve">[ ] Export </w:t>
+      </w:r>
+      <w:r>
+        <w:rPr>
+          <w:rFonts w:ascii="Liberation Mono" w:hAnsi="Liberation Mono"/>
+        </w:rPr>
+        <w:t xml:space="preserve">-oA</w:t>
+      </w:r>
+      <w:r>
+        <w:t xml:space="preserve"> dan parse XML ke CSV.</w:t>
+      </w:r>
+    </w:p>
+    <w:p>
+      <w:r>
+        <w:t xml:space="preserve">[ ] Tulis 5–10 baris summary tanpa mengklaim vulnerability yang belum dibuktikan.</w:t>
+      </w:r>
+    </w:p>
+    <w:p>
+      <w:r>
+        <w:t xml:space="preserve">[ ] Cleanup Docker lab.</w:t>
+      </w:r>
+    </w:p>
+    <w:tbl>
+      <w:tblPr>
+        <w:tblW w:type="auto" w:w="0"/>
+        <w:jc w:val="center"/>
+      </w:tblPr>
+      <w:tblGrid>
+        <w:gridCol w:w="9968"/>
+      </w:tblGrid>
+      <w:tr>
+        <w:trPr>
+          <w:cantSplit/>
+        </w:trPr>
+        <w:tc>
+          <w:tcPr>
+            <w:tcW w:type="dxa" w:w="9968"/>
+            <w:shd w:fill="EFF6FF"/>
+            <w:tcMar>
+              <w:top w:w="135" w:type="dxa"/>
+              <w:start w:w="165" w:type="dxa"/>
+              <w:bottom w:w="135" w:type="dxa"/>
+              <w:end w:w="165" w:type="dxa"/>
+            </w:tcMar>
+          </w:tcPr>
+          <w:p>
+            <w:pPr>
+              <w:spacing w:after="60"/>
+            </w:pPr>
+            <w:r>
+              <w:rPr>
+                <w:b/>
+                <w:color w:val="1D4ED8"/>
+                <w:sz w:val="19"/>
+              </w:rPr>
+              <w:t xml:space="preserve">Tidak lulus kalau...</w:t>
+            </w:r>
+          </w:p>
+          <w:p>
+            <w:pPr>
+              <w:spacing w:after="0"/>
+            </w:pPr>
+            <w:r>
+              <w:t xml:space="preserve">lo cuma menjalankan </w:t>
+            </w:r>
+            <w:r>
+              <w:rPr>
+                <w:rFonts w:ascii="Liberation Mono" w:hAnsi="Liberation Mono"/>
+              </w:rPr>
+              <w:t xml:space="preserve">nmap -A</w:t>
+            </w:r>
+            <w:r>
+              <w:t xml:space="preserve"> lalu menyalin output. Goal module ini adalah methodology dan reasoning, bukan satu command serba bisa.</w:t>
             </w:r>
           </w:p>
         </w:tc>
@@ -4846,15 +5684,990 @@
     </w:tbl>
     <w:p>
       <w:pPr>
-        <w:spacing w:after="20"/>
+        <w:pStyle w:val="Heading1"/>
       </w:pPr>
+      <w:r>
+        <w:t xml:space="preserve">26. Common Mistakes</w:t>
+      </w:r>
     </w:p>
     <w:tbl>
       <w:tblPr>
         <w:tblW w:type="auto" w:w="0"/>
         <w:jc w:val="center"/>
         <w:tblLayout w:type="autofit"/>
-        <w:tblLook w:firstColumn="1" w:firstRow="1" w:lastColumn="0" w:lastRow="0" w:noHBand="0" w:noVBand="1" w:val="04A0"/>
+        <w:tblBorders>
+          <w:top w:val="single" w:sz="5" w:space="0" w:color="E5E7EB"/>
+          <w:left w:val="single" w:sz="5" w:space="0" w:color="E5E7EB"/>
+          <w:bottom w:val="single" w:sz="5" w:space="0" w:color="E5E7EB"/>
+          <w:right w:val="single" w:sz="5" w:space="0" w:color="E5E7EB"/>
+          <w:insideH w:val="single" w:sz="5" w:space="0" w:color="E5E7EB"/>
+          <w:insideV w:val="single" w:sz="5" w:space="0" w:color="E5E7EB"/>
+        </w:tblBorders>
+      </w:tblPr>
+      <w:tblGrid>
+        <w:gridCol w:w="3322"/>
+        <w:gridCol w:w="3322"/>
+        <w:gridCol w:w="3322"/>
+      </w:tblGrid>
+      <w:tr>
+        <w:tc>
+          <w:tcPr>
+            <w:tcW w:type="dxa" w:w="3322"/>
+            <w:shd w:fill="111827"/>
+            <w:tcMar>
+              <w:top w:w="85" w:type="dxa"/>
+              <w:start w:w="90" w:type="dxa"/>
+              <w:bottom w:w="85" w:type="dxa"/>
+              <w:end w:w="90" w:type="dxa"/>
+            </w:tcMar>
+            <w:vAlign w:val="center"/>
+          </w:tcPr>
+          <w:p>
+            <w:r>
+              <w:rPr>
+                <w:b/>
+                <w:color w:val="FFFFFF"/>
+                <w:sz w:val="16"/>
+              </w:rPr>
+              <w:t xml:space="preserve">Kesalahan</w:t>
+            </w:r>
+          </w:p>
+        </w:tc>
+        <w:tc>
+          <w:tcPr>
+            <w:tcW w:type="dxa" w:w="3322"/>
+            <w:shd w:fill="111827"/>
+            <w:tcMar>
+              <w:top w:w="85" w:type="dxa"/>
+              <w:start w:w="90" w:type="dxa"/>
+              <w:bottom w:w="85" w:type="dxa"/>
+              <w:end w:w="90" w:type="dxa"/>
+            </w:tcMar>
+            <w:vAlign w:val="center"/>
+          </w:tcPr>
+          <w:p>
+            <w:r>
+              <w:rPr>
+                <w:b/>
+                <w:color w:val="FFFFFF"/>
+                <w:sz w:val="16"/>
+              </w:rPr>
+              <w:t xml:space="preserve">Kenapa bermasalah</w:t>
+            </w:r>
+          </w:p>
+        </w:tc>
+        <w:tc>
+          <w:tcPr>
+            <w:tcW w:type="dxa" w:w="3322"/>
+            <w:shd w:fill="111827"/>
+            <w:tcMar>
+              <w:top w:w="85" w:type="dxa"/>
+              <w:start w:w="90" w:type="dxa"/>
+              <w:bottom w:w="85" w:type="dxa"/>
+              <w:end w:w="90" w:type="dxa"/>
+            </w:tcMar>
+            <w:vAlign w:val="center"/>
+          </w:tcPr>
+          <w:p>
+            <w:r>
+              <w:rPr>
+                <w:b/>
+                <w:color w:val="FFFFFF"/>
+                <w:sz w:val="16"/>
+              </w:rPr>
+              <w:t xml:space="preserve">Perbaikan</w:t>
+            </w:r>
+          </w:p>
+        </w:tc>
+      </w:tr>
+      <w:tr>
+        <w:tc>
+          <w:tcPr>
+            <w:tcW w:type="dxa" w:w="3322"/>
+            <w:tcMar>
+              <w:top w:w="85" w:type="dxa"/>
+              <w:start w:w="90" w:type="dxa"/>
+              <w:bottom w:w="85" w:type="dxa"/>
+              <w:end w:w="90" w:type="dxa"/>
+            </w:tcMar>
+          </w:tcPr>
+          <w:p>
+            <w:r>
+              <w:t xml:space="preserve">Scanning tanpa scope</w:t>
+            </w:r>
+          </w:p>
+        </w:tc>
+        <w:tc>
+          <w:tcPr>
+            <w:tcW w:type="dxa" w:w="3322"/>
+            <w:tcMar>
+              <w:top w:w="85" w:type="dxa"/>
+              <w:start w:w="90" w:type="dxa"/>
+              <w:bottom w:w="85" w:type="dxa"/>
+              <w:end w:w="90" w:type="dxa"/>
+            </w:tcMar>
+          </w:tcPr>
+          <w:p>
+            <w:r>
+              <w:t xml:space="preserve">Risiko legal/operasional</w:t>
+            </w:r>
+          </w:p>
+        </w:tc>
+        <w:tc>
+          <w:tcPr>
+            <w:tcW w:type="dxa" w:w="3322"/>
+            <w:tcMar>
+              <w:top w:w="85" w:type="dxa"/>
+              <w:start w:w="90" w:type="dxa"/>
+              <w:bottom w:w="85" w:type="dxa"/>
+              <w:end w:w="90" w:type="dxa"/>
+            </w:tcMar>
+          </w:tcPr>
+          <w:p>
+            <w:r>
+              <w:t xml:space="preserve">Validasi target list dan RoE dulu</w:t>
+            </w:r>
+          </w:p>
+        </w:tc>
+      </w:tr>
+      <w:tr>
+        <w:tc>
+          <w:tcPr>
+            <w:tcW w:type="dxa" w:w="3322"/>
+            <w:tcMar>
+              <w:top w:w="85" w:type="dxa"/>
+              <w:start w:w="90" w:type="dxa"/>
+              <w:bottom w:w="85" w:type="dxa"/>
+              <w:end w:w="90" w:type="dxa"/>
+            </w:tcMar>
+          </w:tcPr>
+          <w:p>
+            <w:r>
+              <w:t xml:space="preserve">Menganggap port number = service</w:t>
+            </w:r>
+          </w:p>
+        </w:tc>
+        <w:tc>
+          <w:tcPr>
+            <w:tcW w:type="dxa" w:w="3322"/>
+            <w:tcMar>
+              <w:top w:w="85" w:type="dxa"/>
+              <w:start w:w="90" w:type="dxa"/>
+              <w:bottom w:w="85" w:type="dxa"/>
+              <w:end w:w="90" w:type="dxa"/>
+            </w:tcMar>
+          </w:tcPr>
+          <w:p>
+            <w:r>
+              <w:t xml:space="preserve">Service bisa pindah port</w:t>
+            </w:r>
+          </w:p>
+        </w:tc>
+        <w:tc>
+          <w:tcPr>
+            <w:tcW w:type="dxa" w:w="3322"/>
+            <w:tcMar>
+              <w:top w:w="85" w:type="dxa"/>
+              <w:start w:w="90" w:type="dxa"/>
+              <w:bottom w:w="85" w:type="dxa"/>
+              <w:end w:w="90" w:type="dxa"/>
+            </w:tcMar>
+          </w:tcPr>
+          <w:p>
+            <w:r>
+              <w:rPr>
+                <w:rFonts w:ascii="Liberation Mono" w:hAnsi="Liberation Mono"/>
+              </w:rPr>
+              <w:t xml:space="preserve">-sV</w:t>
+            </w:r>
+            <w:r>
+              <w:t xml:space="preserve"> + manual verification</w:t>
+            </w:r>
+          </w:p>
+        </w:tc>
+      </w:tr>
+      <w:tr>
+        <w:tc>
+          <w:tcPr>
+            <w:tcW w:type="dxa" w:w="3322"/>
+            <w:tcMar>
+              <w:top w:w="85" w:type="dxa"/>
+              <w:start w:w="90" w:type="dxa"/>
+              <w:bottom w:w="85" w:type="dxa"/>
+              <w:end w:w="90" w:type="dxa"/>
+            </w:tcMar>
+          </w:tcPr>
+          <w:p>
+            <w:r>
+              <w:t xml:space="preserve">Langsung </w:t>
+            </w:r>
+            <w:r>
+              <w:rPr>
+                <w:rFonts w:ascii="Liberation Mono" w:hAnsi="Liberation Mono"/>
+              </w:rPr>
+              <w:t xml:space="preserve">-A</w:t>
+            </w:r>
+            <w:r>
+              <w:t xml:space="preserve">/</w:t>
+            </w:r>
+            <w:r>
+              <w:rPr>
+                <w:rFonts w:ascii="Liberation Mono" w:hAnsi="Liberation Mono"/>
+              </w:rPr>
+              <w:t xml:space="preserve">-sC</w:t>
+            </w:r>
+            <w:r>
+              <w:t xml:space="preserve"> ke production</w:t>
+            </w:r>
+          </w:p>
+        </w:tc>
+        <w:tc>
+          <w:tcPr>
+            <w:tcW w:type="dxa" w:w="3322"/>
+            <w:tcMar>
+              <w:top w:w="85" w:type="dxa"/>
+              <w:start w:w="90" w:type="dxa"/>
+              <w:bottom w:w="85" w:type="dxa"/>
+              <w:end w:w="90" w:type="dxa"/>
+            </w:tcMar>
+          </w:tcPr>
+          <w:p>
+            <w:r>
+              <w:t xml:space="preserve">Menambah probe/script tanpa review</w:t>
+            </w:r>
+          </w:p>
+        </w:tc>
+        <w:tc>
+          <w:tcPr>
+            <w:tcW w:type="dxa" w:w="3322"/>
+            <w:tcMar>
+              <w:top w:w="85" w:type="dxa"/>
+              <w:start w:w="90" w:type="dxa"/>
+              <w:bottom w:w="85" w:type="dxa"/>
+              <w:end w:w="90" w:type="dxa"/>
+            </w:tcMar>
+          </w:tcPr>
+          <w:p>
+            <w:r>
+              <w:t xml:space="preserve">Pilih fitur eksplisit sesuai tujuan</w:t>
+            </w:r>
+          </w:p>
+        </w:tc>
+      </w:tr>
+      <w:tr>
+        <w:tc>
+          <w:tcPr>
+            <w:tcW w:type="dxa" w:w="3322"/>
+            <w:tcMar>
+              <w:top w:w="85" w:type="dxa"/>
+              <w:start w:w="90" w:type="dxa"/>
+              <w:bottom w:w="85" w:type="dxa"/>
+              <w:end w:w="90" w:type="dxa"/>
+            </w:tcMar>
+          </w:tcPr>
+          <w:p>
+            <w:r>
+              <w:t xml:space="preserve">Mengabaikan UDP</w:t>
+            </w:r>
+          </w:p>
+        </w:tc>
+        <w:tc>
+          <w:tcPr>
+            <w:tcW w:type="dxa" w:w="3322"/>
+            <w:tcMar>
+              <w:top w:w="85" w:type="dxa"/>
+              <w:start w:w="90" w:type="dxa"/>
+              <w:bottom w:w="85" w:type="dxa"/>
+              <w:end w:w="90" w:type="dxa"/>
+            </w:tcMar>
+          </w:tcPr>
+          <w:p>
+            <w:r>
+              <w:t xml:space="preserve">Inventory bisa kehilangan service penting</w:t>
+            </w:r>
+          </w:p>
+        </w:tc>
+        <w:tc>
+          <w:tcPr>
+            <w:tcW w:type="dxa" w:w="3322"/>
+            <w:tcMar>
+              <w:top w:w="85" w:type="dxa"/>
+              <w:start w:w="90" w:type="dxa"/>
+              <w:bottom w:w="85" w:type="dxa"/>
+              <w:end w:w="90" w:type="dxa"/>
+            </w:tcMar>
+          </w:tcPr>
+          <w:p>
+            <w:r>
+              <w:t xml:space="preserve">UDP scan hypothesis-driven</w:t>
+            </w:r>
+          </w:p>
+        </w:tc>
+      </w:tr>
+      <w:tr>
+        <w:tc>
+          <w:tcPr>
+            <w:tcW w:type="dxa" w:w="3322"/>
+            <w:tcMar>
+              <w:top w:w="85" w:type="dxa"/>
+              <w:start w:w="90" w:type="dxa"/>
+              <w:bottom w:w="85" w:type="dxa"/>
+              <w:end w:w="90" w:type="dxa"/>
+            </w:tcMar>
+          </w:tcPr>
+          <w:p>
+            <w:r>
+              <w:t xml:space="preserve">Tidak menyimpan XML</w:t>
+            </w:r>
+          </w:p>
+        </w:tc>
+        <w:tc>
+          <w:tcPr>
+            <w:tcW w:type="dxa" w:w="3322"/>
+            <w:tcMar>
+              <w:top w:w="85" w:type="dxa"/>
+              <w:start w:w="90" w:type="dxa"/>
+              <w:bottom w:w="85" w:type="dxa"/>
+              <w:end w:w="90" w:type="dxa"/>
+            </w:tcMar>
+          </w:tcPr>
+          <w:p>
+            <w:r>
+              <w:t xml:space="preserve">Sulit diotomasi dan diaudit</w:t>
+            </w:r>
+          </w:p>
+        </w:tc>
+        <w:tc>
+          <w:tcPr>
+            <w:tcW w:type="dxa" w:w="3322"/>
+            <w:tcMar>
+              <w:top w:w="85" w:type="dxa"/>
+              <w:start w:w="90" w:type="dxa"/>
+              <w:bottom w:w="85" w:type="dxa"/>
+              <w:end w:w="90" w:type="dxa"/>
+            </w:tcMar>
+          </w:tcPr>
+          <w:p>
+            <w:r>
+              <w:t xml:space="preserve">Selalu pakai </w:t>
+            </w:r>
+            <w:r>
+              <w:rPr>
+                <w:rFonts w:ascii="Liberation Mono" w:hAnsi="Liberation Mono"/>
+              </w:rPr>
+              <w:t xml:space="preserve">-oA</w:t>
+            </w:r>
+          </w:p>
+        </w:tc>
+      </w:tr>
+      <w:tr>
+        <w:tc>
+          <w:tcPr>
+            <w:tcW w:type="dxa" w:w="3322"/>
+            <w:tcMar>
+              <w:top w:w="85" w:type="dxa"/>
+              <w:start w:w="90" w:type="dxa"/>
+              <w:bottom w:w="85" w:type="dxa"/>
+              <w:end w:w="90" w:type="dxa"/>
+            </w:tcMar>
+          </w:tcPr>
+          <w:p>
+            <w:r>
+              <w:t xml:space="preserve">Percaya banner mentah</w:t>
+            </w:r>
+          </w:p>
+        </w:tc>
+        <w:tc>
+          <w:tcPr>
+            <w:tcW w:type="dxa" w:w="3322"/>
+            <w:tcMar>
+              <w:top w:w="85" w:type="dxa"/>
+              <w:start w:w="90" w:type="dxa"/>
+              <w:bottom w:w="85" w:type="dxa"/>
+              <w:end w:w="90" w:type="dxa"/>
+            </w:tcMar>
+          </w:tcPr>
+          <w:p>
+            <w:r>
+              <w:t xml:space="preserve">Banner bisa spoofed/disembunyikan</w:t>
+            </w:r>
+          </w:p>
+        </w:tc>
+        <w:tc>
+          <w:tcPr>
+            <w:tcW w:type="dxa" w:w="3322"/>
+            <w:tcMar>
+              <w:top w:w="85" w:type="dxa"/>
+              <w:start w:w="90" w:type="dxa"/>
+              <w:bottom w:w="85" w:type="dxa"/>
+              <w:end w:w="90" w:type="dxa"/>
+            </w:tcMar>
+          </w:tcPr>
+          <w:p>
+            <w:r>
+              <w:t xml:space="preserve">Cross-check dengan manual verification</w:t>
+            </w:r>
+          </w:p>
+        </w:tc>
+      </w:tr>
+      <w:tr>
+        <w:tc>
+          <w:tcPr>
+            <w:tcW w:type="dxa" w:w="3322"/>
+            <w:tcMar>
+              <w:top w:w="85" w:type="dxa"/>
+              <w:start w:w="90" w:type="dxa"/>
+              <w:bottom w:w="85" w:type="dxa"/>
+              <w:end w:w="90" w:type="dxa"/>
+            </w:tcMar>
+          </w:tcPr>
+          <w:p>
+            <w:r>
+              <w:t xml:space="preserve">Terlalu cepat menaikkan timing</w:t>
+            </w:r>
+          </w:p>
+        </w:tc>
+        <w:tc>
+          <w:tcPr>
+            <w:tcW w:type="dxa" w:w="3322"/>
+            <w:tcMar>
+              <w:top w:w="85" w:type="dxa"/>
+              <w:start w:w="90" w:type="dxa"/>
+              <w:bottom w:w="85" w:type="dxa"/>
+              <w:end w:w="90" w:type="dxa"/>
+            </w:tcMar>
+          </w:tcPr>
+          <w:p>
+            <w:r>
+              <w:t xml:space="preserve">False negative / disruption</w:t>
+            </w:r>
+          </w:p>
+        </w:tc>
+        <w:tc>
+          <w:tcPr>
+            <w:tcW w:type="dxa" w:w="3322"/>
+            <w:tcMar>
+              <w:top w:w="85" w:type="dxa"/>
+              <w:start w:w="90" w:type="dxa"/>
+              <w:bottom w:w="85" w:type="dxa"/>
+              <w:end w:w="90" w:type="dxa"/>
+            </w:tcMar>
+          </w:tcPr>
+          <w:p>
+            <w:r>
+              <w:t xml:space="preserve">Mulai konservatif, ukur, baru naikkan</w:t>
+            </w:r>
+          </w:p>
+        </w:tc>
+      </w:tr>
+    </w:tbl>
+    <w:p>
+      <w:pPr>
+        <w:pStyle w:val="Heading1"/>
+      </w:pPr>
+      <w:r>
+        <w:t xml:space="preserve">27. Knowledge Check</w:t>
+      </w:r>
+    </w:p>
+    <w:p>
+      <w:pPr>
+        <w:numPr>
+          <w:numId w:val="1"/>
+        </w:numPr>
+      </w:pPr>
+      <w:r>
+        <w:t xml:space="preserve">Kenapa state port Nmap bukan properti permanen?</w:t>
+      </w:r>
+    </w:p>
+    <w:p>
+      <w:pPr>
+        <w:numPr>
+          <w:numId w:val="1"/>
+        </w:numPr>
+      </w:pPr>
+      <w:r>
+        <w:t xml:space="preserve">Apa beda </w:t>
+      </w:r>
+      <w:r>
+        <w:rPr>
+          <w:rFonts w:ascii="Liberation Mono" w:hAnsi="Liberation Mono"/>
+        </w:rPr>
+        <w:t xml:space="preserve">-sn</w:t>
+      </w:r>
+      <w:r>
+        <w:t xml:space="preserve"> dan </w:t>
+      </w:r>
+      <w:r>
+        <w:rPr>
+          <w:rFonts w:ascii="Liberation Mono" w:hAnsi="Liberation Mono"/>
+        </w:rPr>
+        <w:t xml:space="preserve">-Pn</w:t>
+      </w:r>
+      <w:r>
+        <w:t xml:space="preserve">?</w:t>
+      </w:r>
+    </w:p>
+    <w:p>
+      <w:pPr>
+        <w:numPr>
+          <w:numId w:val="1"/>
+        </w:numPr>
+      </w:pPr>
+      <w:r>
+        <w:t xml:space="preserve">Kapan </w:t>
+      </w:r>
+      <w:r>
+        <w:rPr>
+          <w:rFonts w:ascii="Liberation Mono" w:hAnsi="Liberation Mono"/>
+        </w:rPr>
+        <w:t xml:space="preserve">-sT</w:t>
+      </w:r>
+      <w:r>
+        <w:t xml:space="preserve"> lebih berguna dibanding </w:t>
+      </w:r>
+      <w:r>
+        <w:rPr>
+          <w:rFonts w:ascii="Liberation Mono" w:hAnsi="Liberation Mono"/>
+        </w:rPr>
+        <w:t xml:space="preserve">-sS</w:t>
+      </w:r>
+      <w:r>
+        <w:t xml:space="preserve">?</w:t>
+      </w:r>
+    </w:p>
+    <w:p>
+      <w:pPr>
+        <w:numPr>
+          <w:numId w:val="1"/>
+        </w:numPr>
+      </w:pPr>
+      <w:r>
+        <w:t xml:space="preserve">Kenapa service detection tidak cukup hanya dari nomor port?</w:t>
+      </w:r>
+    </w:p>
+    <w:p>
+      <w:pPr>
+        <w:numPr>
+          <w:numId w:val="1"/>
+        </w:numPr>
+      </w:pPr>
+      <w:r>
+        <w:t xml:space="preserve">Apa arti </w:t>
+      </w:r>
+      <w:r>
+        <w:rPr>
+          <w:rFonts w:ascii="Liberation Mono" w:hAnsi="Liberation Mono"/>
+        </w:rPr>
+        <w:t xml:space="preserve">open|filtered</w:t>
+      </w:r>
+      <w:r>
+        <w:t xml:space="preserve"> pada UDP?</w:t>
+      </w:r>
+    </w:p>
+    <w:p>
+      <w:pPr>
+        <w:numPr>
+          <w:numId w:val="1"/>
+        </w:numPr>
+      </w:pPr>
+      <w:r>
+        <w:t xml:space="preserve">Kenapa </w:t>
+      </w:r>
+      <w:r>
+        <w:rPr>
+          <w:rFonts w:ascii="Liberation Mono" w:hAnsi="Liberation Mono"/>
+        </w:rPr>
+        <w:t xml:space="preserve">-sC</w:t>
+      </w:r>
+      <w:r>
+        <w:t xml:space="preserve"> perlu diperlakukan hati-hati?</w:t>
+      </w:r>
+    </w:p>
+    <w:p>
+      <w:pPr>
+        <w:numPr>
+          <w:numId w:val="1"/>
+        </w:numPr>
+      </w:pPr>
+      <w:r>
+        <w:t xml:space="preserve">Apa keuntungan </w:t>
+      </w:r>
+      <w:r>
+        <w:rPr>
+          <w:rFonts w:ascii="Liberation Mono" w:hAnsi="Liberation Mono"/>
+        </w:rPr>
+        <w:t xml:space="preserve">-oA</w:t>
+      </w:r>
+      <w:r>
+        <w:t xml:space="preserve"> dan format XML dibanding </w:t>
+      </w:r>
+      <w:r>
+        <w:rPr>
+          <w:rFonts w:ascii="Liberation Mono" w:hAnsi="Liberation Mono"/>
+        </w:rPr>
+        <w:t xml:space="preserve">.nmap</w:t>
+      </w:r>
+      <w:r>
+        <w:t xml:space="preserve">/</w:t>
+      </w:r>
+      <w:r>
+        <w:rPr>
+          <w:rFonts w:ascii="Liberation Mono" w:hAnsi="Liberation Mono"/>
+        </w:rPr>
+        <w:t xml:space="preserve">.gnmap</w:t>
+      </w:r>
+      <w:r>
+        <w:t xml:space="preserve">?</w:t>
+      </w:r>
+    </w:p>
+    <w:p>
+      <w:pPr>
+        <w:numPr>
+          <w:numId w:val="1"/>
+        </w:numPr>
+      </w:pPr>
+      <w:r>
+        <w:t xml:space="preserve">Kenapa manual verification tetap wajib setelah </w:t>
+      </w:r>
+      <w:r>
+        <w:rPr>
+          <w:rFonts w:ascii="Liberation Mono" w:hAnsi="Liberation Mono"/>
+        </w:rPr>
+        <w:t xml:space="preserve">-sV</w:t>
+      </w:r>
+      <w:r>
+        <w:t xml:space="preserve">?</w:t>
+      </w:r>
+    </w:p>
+    <w:p>
+      <w:pPr>
+        <w:numPr>
+          <w:numId w:val="1"/>
+        </w:numPr>
+      </w:pPr>
+      <w:r>
+        <w:t xml:space="preserve">Kenapa </w:t>
+      </w:r>
+      <w:r>
+        <w:rPr>
+          <w:rFonts w:ascii="Liberation Mono" w:hAnsi="Liberation Mono"/>
+        </w:rPr>
+        <w:t xml:space="preserve">-T5</w:t>
+      </w:r>
+      <w:r>
+        <w:t xml:space="preserve"> bukan default yang baik untuk semua kasus?</w:t>
+      </w:r>
+    </w:p>
+    <w:p>
+      <w:pPr>
+        <w:numPr>
+          <w:numId w:val="1"/>
+        </w:numPr>
+      </w:pPr>
+      <w:r>
+        <w:t xml:space="preserve">Apa beda discovery, enumeration, dan vulnerability validation?</w:t>
+      </w:r>
+    </w:p>
+    <w:p>
+      <w:pPr>
+        <w:pStyle w:val="Heading1"/>
+      </w:pPr>
+      <w:r>
+        <w:t xml:space="preserve">28. Exit Criteria</w:t>
+      </w:r>
+    </w:p>
+    <w:p>
+      <w:r>
+        <w:t xml:space="preserve">[ ] Bisa menjelaskan enam Nmap port states.</w:t>
+      </w:r>
+    </w:p>
+    <w:p>
+      <w:r>
+        <w:t xml:space="preserve">[ ] Bisa menjalankan host discovery dan port scan pada lab authorized.</w:t>
+      </w:r>
+    </w:p>
+    <w:p>
+      <w:r>
+        <w:t xml:space="preserve">[ ] Paham perbedaan </w:t>
+      </w:r>
+      <w:r>
+        <w:rPr>
+          <w:rFonts w:ascii="Liberation Mono" w:hAnsi="Liberation Mono"/>
+        </w:rPr>
+        <w:t xml:space="preserve">-sT</w:t>
+      </w:r>
+      <w:r>
+        <w:t xml:space="preserve">, </w:t>
+      </w:r>
+      <w:r>
+        <w:rPr>
+          <w:rFonts w:ascii="Liberation Mono" w:hAnsi="Liberation Mono"/>
+        </w:rPr>
+        <w:t xml:space="preserve">-sS</w:t>
+      </w:r>
+      <w:r>
+        <w:t xml:space="preserve">, dan </w:t>
+      </w:r>
+      <w:r>
+        <w:rPr>
+          <w:rFonts w:ascii="Liberation Mono" w:hAnsi="Liberation Mono"/>
+        </w:rPr>
+        <w:t xml:space="preserve">-sU</w:t>
+      </w:r>
+      <w:r>
+        <w:t xml:space="preserve">.</w:t>
+      </w:r>
+    </w:p>
+    <w:p>
+      <w:r>
+        <w:t xml:space="preserve">[ ] Bisa pakai </w:t>
+      </w:r>
+      <w:r>
+        <w:rPr>
+          <w:rFonts w:ascii="Liberation Mono" w:hAnsi="Liberation Mono"/>
+        </w:rPr>
+        <w:t xml:space="preserve">-sV</w:t>
+      </w:r>
+      <w:r>
+        <w:t xml:space="preserve"> tanpa memperlakukan output sebagai kebenaran absolut.</w:t>
+      </w:r>
+    </w:p>
+    <w:p>
+      <w:r>
+        <w:t xml:space="preserve">[ ] Bisa membaca </w:t>
+      </w:r>
+      <w:r>
+        <w:rPr>
+          <w:rFonts w:ascii="Liberation Mono" w:hAnsi="Liberation Mono"/>
+        </w:rPr>
+        <w:t xml:space="preserve">--script-help</w:t>
+      </w:r>
+      <w:r>
+        <w:t xml:space="preserve"> dan memilih NSE script secara eksplisit.</w:t>
+      </w:r>
+    </w:p>
+    <w:p>
+      <w:r>
+        <w:t xml:space="preserve">[ ] Bisa menyimpan </w:t>
+      </w:r>
+      <w:r>
+        <w:rPr>
+          <w:rFonts w:ascii="Liberation Mono" w:hAnsi="Liberation Mono"/>
+        </w:rPr>
+        <w:t xml:space="preserve">-oA</w:t>
+      </w:r>
+      <w:r>
+        <w:t xml:space="preserve"> dan parse XML ke CSV.</w:t>
+      </w:r>
+    </w:p>
+    <w:p>
+      <w:r>
+        <w:t xml:space="preserve">[ ] Bisa manual-verify HTTP, Redis, dan UDP echo di lab.</w:t>
+      </w:r>
+    </w:p>
+    <w:p>
+      <w:r>
+        <w:t xml:space="preserve">[ ] Memahami bahwa scanning tetap harus mengikuti scope dan RoE.</w:t>
+      </w:r>
+    </w:p>
+    <w:p>
+      <w:pPr>
+        <w:pStyle w:val="Heading1"/>
+      </w:pPr>
+      <w:r>
+        <w:t xml:space="preserve">29. Deliverables</w:t>
+      </w:r>
+    </w:p>
+    <w:p>
+      <w:pPr>
+        <w:numPr>
+          <w:numId w:val="1"/>
+        </w:numPr>
+      </w:pPr>
+      <w:r>
+        <w:rPr>
+          <w:rFonts w:ascii="Liberation Mono" w:hAnsi="Liberation Mono"/>
+        </w:rPr>
+        <w:t xml:space="preserve">docx/Red-Team-Module-08-Network-Scanning-Enumeration-Omarchy.docx</w:t>
+      </w:r>
+      <w:r>
+        <w:t xml:space="preserve"> — versi editable</w:t>
+      </w:r>
+    </w:p>
+    <w:p>
+      <w:pPr>
+        <w:numPr>
+          <w:numId w:val="1"/>
+        </w:numPr>
+      </w:pPr>
+      <w:r>
+        <w:rPr>
+          <w:rFonts w:ascii="Liberation Mono" w:hAnsi="Liberation Mono"/>
+        </w:rPr>
+        <w:t xml:space="preserve">pdf/Red-Team-Module-08-Network-Scanning-Enumeration-Omarchy.pdf</w:t>
+      </w:r>
+      <w:r>
+        <w:t xml:space="preserve"> — versi final</w:t>
+      </w:r>
+    </w:p>
+    <w:p>
+      <w:pPr>
+        <w:numPr>
+          <w:numId w:val="1"/>
+        </w:numPr>
+      </w:pPr>
+      <w:r>
+        <w:rPr>
+          <w:rFonts w:ascii="Liberation Mono" w:hAnsi="Liberation Mono"/>
+        </w:rPr>
+        <w:t xml:space="preserve">labs/</w:t>
+      </w:r>
+      <w:r>
+        <w:t xml:space="preserve">:</w:t>
+      </w:r>
+    </w:p>
+    <w:p>
+      <w:pPr>
+        <w:numPr>
+          <w:numId w:val="1"/>
+        </w:numPr>
+      </w:pPr>
+      <w:r>
+        <w:rPr>
+          <w:rFonts w:ascii="Liberation Mono" w:hAnsi="Liberation Mono"/>
+        </w:rPr>
+        <w:t xml:space="preserve">lab-init.sh</w:t>
+      </w:r>
+      <w:r>
+        <w:t xml:space="preserve"> — membuat workspace enumeration (</w:t>
+      </w:r>
+      <w:r>
+        <w:rPr>
+          <w:rFonts w:ascii="Liberation Mono" w:hAnsi="Liberation Mono"/>
+        </w:rPr>
+        <w:t xml:space="preserve">00-scope</w:t>
+      </w:r>
+      <w:r>
+        <w:t xml:space="preserve"> … </w:t>
+      </w:r>
+      <w:r>
+        <w:rPr>
+          <w:rFonts w:ascii="Liberation Mono" w:hAnsi="Liberation Mono"/>
+        </w:rPr>
+        <w:t xml:space="preserve">06-summary</w:t>
+      </w:r>
+      <w:r>
+        <w:t xml:space="preserve">)</w:t>
+      </w:r>
+    </w:p>
+    <w:p>
+      <w:pPr>
+        <w:numPr>
+          <w:numId w:val="1"/>
+        </w:numPr>
+      </w:pPr>
+      <w:r>
+        <w:rPr>
+          <w:rFonts w:ascii="Liberation Mono" w:hAnsi="Liberation Mono"/>
+        </w:rPr>
+        <w:t xml:space="preserve">multi-service-lab.sh</w:t>
+      </w:r>
+      <w:r>
+        <w:t xml:space="preserve"> — membuat/menghapus isolated Docker lab (nginx, Apache, Redis, UDP echo)</w:t>
+      </w:r>
+    </w:p>
+    <w:p>
+      <w:pPr>
+        <w:numPr>
+          <w:numId w:val="1"/>
+        </w:numPr>
+      </w:pPr>
+      <w:r>
+        <w:rPr>
+          <w:rFonts w:ascii="Liberation Mono" w:hAnsi="Liberation Mono"/>
+        </w:rPr>
+        <w:t xml:space="preserve">udp-echo.py</w:t>
+      </w:r>
+      <w:r>
+        <w:t xml:space="preserve"> — UDP echo service custom untuk training</w:t>
+      </w:r>
+    </w:p>
+    <w:p>
+      <w:pPr>
+        <w:numPr>
+          <w:numId w:val="1"/>
+        </w:numPr>
+      </w:pPr>
+      <w:r>
+        <w:rPr>
+          <w:rFonts w:ascii="Liberation Mono" w:hAnsi="Liberation Mono"/>
+        </w:rPr>
+        <w:t xml:space="preserve">lab-nmap.py</w:t>
+      </w:r>
+      <w:r>
+        <w:t xml:space="preserve"> — Nmap safety wrapper, hanya menerima </w:t>
+      </w:r>
+      <w:r>
+        <w:rPr>
+          <w:rFonts w:ascii="Liberation Mono" w:hAnsi="Liberation Mono"/>
+        </w:rPr>
+        <w:t xml:space="preserve">127.0.0.0/8</w:t>
+      </w:r>
+      <w:r>
+        <w:t xml:space="preserve"> + </w:t>
+      </w:r>
+      <w:r>
+        <w:rPr>
+          <w:rFonts w:ascii="Liberation Mono" w:hAnsi="Liberation Mono"/>
+        </w:rPr>
+        <w:t xml:space="preserve">172.31.80.0/24</w:t>
+      </w:r>
+    </w:p>
+    <w:p>
+      <w:pPr>
+        <w:numPr>
+          <w:numId w:val="1"/>
+        </w:numPr>
+      </w:pPr>
+      <w:r>
+        <w:rPr>
+          <w:rFonts w:ascii="Liberation Mono" w:hAnsi="Liberation Mono"/>
+        </w:rPr>
+        <w:t xml:space="preserve">nmap-inventory.py</w:t>
+      </w:r>
+      <w:r>
+        <w:t xml:space="preserve"> — parse Nmap XML menjadi CSV inventory</w:t>
+      </w:r>
+    </w:p>
+    <w:p>
+      <w:pPr>
+        <w:numPr>
+          <w:numId w:val="1"/>
+        </w:numPr>
+      </w:pPr>
+      <w:r>
+        <w:rPr>
+          <w:rFonts w:ascii="Liberation Mono" w:hAnsi="Liberation Mono"/>
+        </w:rPr>
+        <w:t xml:space="preserve">manual-verify.sh</w:t>
+      </w:r>
+      <w:r>
+        <w:t xml:space="preserve"> — manual protocol verification (HTTP, Redis, UDP)</w:t>
+      </w:r>
+    </w:p>
+    <w:p>
+      <w:pPr>
+        <w:pStyle w:val="Heading1"/>
+      </w:pPr>
+      <w:r>
+        <w:t xml:space="preserve">30. Cheat Sheet</w:t>
+      </w:r>
+    </w:p>
+    <w:tbl>
+      <w:tblPr>
+        <w:tblW w:type="auto" w:w="0"/>
+        <w:jc w:val="center"/>
+        <w:tblLayout w:type="autofit"/>
       </w:tblPr>
       <w:tblGrid>
         <w:gridCol w:w="9968"/>
@@ -4884,7 +6697,293 @@
                 <w:color w:val="F9FAFB"/>
                 <w:sz w:val="15"/>
               </w:rPr>
-              <w:t>column -s, -t &lt; module08-enum/04-inventory/services.csv | less -S</w:t>
+              <w:t xml:space="preserve"># Host discovery</w:t>
+            </w:r>
+          </w:p>
+          <w:p>
+            <w:pPr>
+              <w:spacing w:after="0" w:line="240" w:lineRule="auto"/>
+            </w:pPr>
+            <w:r>
+              <w:rPr>
+                <w:rFonts w:ascii="Liberation Mono" w:hAnsi="Liberation Mono"/>
+                <w:color w:val="F9FAFB"/>
+                <w:sz w:val="15"/>
+              </w:rPr>
+              <w:t xml:space="preserve">nmap -sn -n 172.31.80.0/28</w:t>
+            </w:r>
+          </w:p>
+          <w:p>
+            <w:pPr>
+              <w:spacing w:after="0" w:line="240" w:lineRule="auto"/>
+            </w:pPr>
+            <w:r>
+              <w:rPr>
+                <w:rFonts w:ascii="Liberation Mono" w:hAnsi="Liberation Mono"/>
+                <w:color w:val="F9FAFB"/>
+                <w:sz w:val="15"/>
+              </w:rPr>
+              <w:t xml:space="preserve"> </w:t>
+            </w:r>
+          </w:p>
+          <w:p>
+            <w:pPr>
+              <w:spacing w:after="0" w:line="240" w:lineRule="auto"/>
+            </w:pPr>
+            <w:r>
+              <w:rPr>
+                <w:rFonts w:ascii="Liberation Mono" w:hAnsi="Liberation Mono"/>
+                <w:color w:val="F9FAFB"/>
+                <w:sz w:val="15"/>
+              </w:rPr>
+              <w:t xml:space="preserve"># TCP connect / SYN</w:t>
+            </w:r>
+          </w:p>
+          <w:p>
+            <w:pPr>
+              <w:spacing w:after="0" w:line="240" w:lineRule="auto"/>
+            </w:pPr>
+            <w:r>
+              <w:rPr>
+                <w:rFonts w:ascii="Liberation Mono" w:hAnsi="Liberation Mono"/>
+                <w:color w:val="F9FAFB"/>
+                <w:sz w:val="15"/>
+              </w:rPr>
+              <w:t xml:space="preserve">nmap -sT -n -p 80 172.31.80.10</w:t>
+            </w:r>
+          </w:p>
+          <w:p>
+            <w:pPr>
+              <w:spacing w:after="0" w:line="240" w:lineRule="auto"/>
+            </w:pPr>
+            <w:r>
+              <w:rPr>
+                <w:rFonts w:ascii="Liberation Mono" w:hAnsi="Liberation Mono"/>
+                <w:color w:val="F9FAFB"/>
+                <w:sz w:val="15"/>
+              </w:rPr>
+              <w:t xml:space="preserve">sudo nmap -sS -n -p 80 172.31.80.10</w:t>
+            </w:r>
+          </w:p>
+          <w:p>
+            <w:pPr>
+              <w:spacing w:after="0" w:line="240" w:lineRule="auto"/>
+            </w:pPr>
+            <w:r>
+              <w:rPr>
+                <w:rFonts w:ascii="Liberation Mono" w:hAnsi="Liberation Mono"/>
+                <w:color w:val="F9FAFB"/>
+                <w:sz w:val="15"/>
+              </w:rPr>
+              <w:t xml:space="preserve"> </w:t>
+            </w:r>
+          </w:p>
+          <w:p>
+            <w:pPr>
+              <w:spacing w:after="0" w:line="240" w:lineRule="auto"/>
+            </w:pPr>
+            <w:r>
+              <w:rPr>
+                <w:rFonts w:ascii="Liberation Mono" w:hAnsi="Liberation Mono"/>
+                <w:color w:val="F9FAFB"/>
+                <w:sz w:val="15"/>
+              </w:rPr>
+              <w:t xml:space="preserve"># Service detection</w:t>
+            </w:r>
+          </w:p>
+          <w:p>
+            <w:pPr>
+              <w:spacing w:after="0" w:line="240" w:lineRule="auto"/>
+            </w:pPr>
+            <w:r>
+              <w:rPr>
+                <w:rFonts w:ascii="Liberation Mono" w:hAnsi="Liberation Mono"/>
+                <w:color w:val="F9FAFB"/>
+                <w:sz w:val="15"/>
+              </w:rPr>
+              <w:t xml:space="preserve">nmap -sV -n -p 80,6379 TARGET</w:t>
+            </w:r>
+          </w:p>
+          <w:p>
+            <w:pPr>
+              <w:spacing w:after="0" w:line="240" w:lineRule="auto"/>
+            </w:pPr>
+            <w:r>
+              <w:rPr>
+                <w:rFonts w:ascii="Liberation Mono" w:hAnsi="Liberation Mono"/>
+                <w:color w:val="F9FAFB"/>
+                <w:sz w:val="15"/>
+              </w:rPr>
+              <w:t xml:space="preserve"> </w:t>
+            </w:r>
+          </w:p>
+          <w:p>
+            <w:pPr>
+              <w:spacing w:after="0" w:line="240" w:lineRule="auto"/>
+            </w:pPr>
+            <w:r>
+              <w:rPr>
+                <w:rFonts w:ascii="Liberation Mono" w:hAnsi="Liberation Mono"/>
+                <w:color w:val="F9FAFB"/>
+                <w:sz w:val="15"/>
+              </w:rPr>
+              <w:t xml:space="preserve"># UDP</w:t>
+            </w:r>
+          </w:p>
+          <w:p>
+            <w:pPr>
+              <w:spacing w:after="0" w:line="240" w:lineRule="auto"/>
+            </w:pPr>
+            <w:r>
+              <w:rPr>
+                <w:rFonts w:ascii="Liberation Mono" w:hAnsi="Liberation Mono"/>
+                <w:color w:val="F9FAFB"/>
+                <w:sz w:val="15"/>
+              </w:rPr>
+              <w:t xml:space="preserve">sudo nmap -sU -n -p 9999 172.31.80.13</w:t>
+            </w:r>
+          </w:p>
+          <w:p>
+            <w:pPr>
+              <w:spacing w:after="0" w:line="240" w:lineRule="auto"/>
+            </w:pPr>
+            <w:r>
+              <w:rPr>
+                <w:rFonts w:ascii="Liberation Mono" w:hAnsi="Liberation Mono"/>
+                <w:color w:val="F9FAFB"/>
+                <w:sz w:val="15"/>
+              </w:rPr>
+              <w:t xml:space="preserve"> </w:t>
+            </w:r>
+          </w:p>
+          <w:p>
+            <w:pPr>
+              <w:spacing w:after="0" w:line="240" w:lineRule="auto"/>
+            </w:pPr>
+            <w:r>
+              <w:rPr>
+                <w:rFonts w:ascii="Liberation Mono" w:hAnsi="Liberation Mono"/>
+                <w:color w:val="F9FAFB"/>
+                <w:sz w:val="15"/>
+              </w:rPr>
+              <w:t xml:space="preserve"># Explicit NSE</w:t>
+            </w:r>
+          </w:p>
+          <w:p>
+            <w:pPr>
+              <w:spacing w:after="0" w:line="240" w:lineRule="auto"/>
+            </w:pPr>
+            <w:r>
+              <w:rPr>
+                <w:rFonts w:ascii="Liberation Mono" w:hAnsi="Liberation Mono"/>
+                <w:color w:val="F9FAFB"/>
+                <w:sz w:val="15"/>
+              </w:rPr>
+              <w:t xml:space="preserve">nmap --script-help http-title</w:t>
+            </w:r>
+          </w:p>
+          <w:p>
+            <w:pPr>
+              <w:spacing w:after="0" w:line="240" w:lineRule="auto"/>
+            </w:pPr>
+            <w:r>
+              <w:rPr>
+                <w:rFonts w:ascii="Liberation Mono" w:hAnsi="Liberation Mono"/>
+                <w:color w:val="F9FAFB"/>
+                <w:sz w:val="15"/>
+              </w:rPr>
+              <w:t xml:space="preserve">nmap -p 80 --script http-title,http-headers TARGET</w:t>
+            </w:r>
+          </w:p>
+          <w:p>
+            <w:pPr>
+              <w:spacing w:after="0" w:line="240" w:lineRule="auto"/>
+            </w:pPr>
+            <w:r>
+              <w:rPr>
+                <w:rFonts w:ascii="Liberation Mono" w:hAnsi="Liberation Mono"/>
+                <w:color w:val="F9FAFB"/>
+                <w:sz w:val="15"/>
+              </w:rPr>
+              <w:t xml:space="preserve"> </w:t>
+            </w:r>
+          </w:p>
+          <w:p>
+            <w:pPr>
+              <w:spacing w:after="0" w:line="240" w:lineRule="auto"/>
+            </w:pPr>
+            <w:r>
+              <w:rPr>
+                <w:rFonts w:ascii="Liberation Mono" w:hAnsi="Liberation Mono"/>
+                <w:color w:val="F9FAFB"/>
+                <w:sz w:val="15"/>
+              </w:rPr>
+              <w:t xml:space="preserve"># Evidence</w:t>
+            </w:r>
+          </w:p>
+          <w:p>
+            <w:pPr>
+              <w:spacing w:after="0" w:line="240" w:lineRule="auto"/>
+            </w:pPr>
+            <w:r>
+              <w:rPr>
+                <w:rFonts w:ascii="Liberation Mono" w:hAnsi="Liberation Mono"/>
+                <w:color w:val="F9FAFB"/>
+                <w:sz w:val="15"/>
+              </w:rPr>
+              <w:t xml:space="preserve">nmap -sV -oA scan-name TARGET</w:t>
+            </w:r>
+          </w:p>
+          <w:p>
+            <w:pPr>
+              <w:spacing w:after="0" w:line="240" w:lineRule="auto"/>
+            </w:pPr>
+            <w:r>
+              <w:rPr>
+                <w:rFonts w:ascii="Liberation Mono" w:hAnsi="Liberation Mono"/>
+                <w:color w:val="F9FAFB"/>
+                <w:sz w:val="15"/>
+              </w:rPr>
+              <w:t xml:space="preserve">python labs/nmap-inventory.py scan-name.xml --output services.csv</w:t>
+            </w:r>
+          </w:p>
+          <w:p>
+            <w:pPr>
+              <w:spacing w:after="0" w:line="240" w:lineRule="auto"/>
+            </w:pPr>
+            <w:r>
+              <w:rPr>
+                <w:rFonts w:ascii="Liberation Mono" w:hAnsi="Liberation Mono"/>
+                <w:color w:val="F9FAFB"/>
+                <w:sz w:val="15"/>
+              </w:rPr>
+              <w:t xml:space="preserve"> </w:t>
+            </w:r>
+          </w:p>
+          <w:p>
+            <w:pPr>
+              <w:spacing w:after="0" w:line="240" w:lineRule="auto"/>
+            </w:pPr>
+            <w:r>
+              <w:rPr>
+                <w:rFonts w:ascii="Liberation Mono" w:hAnsi="Liberation Mono"/>
+                <w:color w:val="F9FAFB"/>
+                <w:sz w:val="15"/>
+              </w:rPr>
+              <w:t xml:space="preserve"># Cleanup</w:t>
+            </w:r>
+          </w:p>
+          <w:p>
+            <w:pPr>
+              <w:spacing w:after="0" w:line="240" w:lineRule="auto"/>
+            </w:pPr>
+            <w:r>
+              <w:rPr>
+                <w:rFonts w:ascii="Liberation Mono" w:hAnsi="Liberation Mono"/>
+                <w:color w:val="F9FAFB"/>
+                <w:sz w:val="15"/>
+              </w:rPr>
+              <w:t xml:space="preserve">./labs/multi-service-lab.sh cleanup</w:t>
             </w:r>
           </w:p>
         </w:tc>
@@ -4892,88 +6991,86 @@
     </w:tbl>
     <w:p>
       <w:pPr>
-        <w:spacing w:after="20"/>
+        <w:pStyle w:val="Heading1"/>
       </w:pPr>
-    </w:p>
-    <w:p>
       <w:r>
-        <w:rPr>
-          <w:rFonts w:ascii="Liberation Sans" w:hAnsi="Liberation Sans"/>
-          <w:b w:val="0"/>
-        </w:rPr>
-        <w:t>CSV adalah normalized inventory; file XML tetap dipertahankan sebagai evidence sumber. Jangan mengganti evidence mentah dengan hasil transformasi.</w:t>
+        <w:t xml:space="preserve">31. References</w:t>
       </w:r>
     </w:p>
     <w:p>
       <w:pPr>
-        <w:pStyle w:val="Heading1"/>
+        <w:numPr>
+          <w:numId w:val="1"/>
+        </w:numPr>
       </w:pPr>
       <w:r>
-        <w:t>24. Hands-on Lab 10 - Hypothesis-driven Enumeration</w:t>
-      </w:r>
-    </w:p>
-    <w:p>
-      <w:r>
-        <w:rPr>
-          <w:rFonts w:ascii="Liberation Sans" w:hAnsi="Liberation Sans"/>
-          <w:b w:val="0"/>
-        </w:rPr>
-        <w:t>Tanpa walkthrough, lakukan proses berikut pada keempat target lab dan tulis alasan tiap command di notes:</w:t>
+        <w:t xml:space="preserve">Nmap — Port Scanning Basics — https://nmap.org/book/man-port-scanning-basics.html</w:t>
       </w:r>
     </w:p>
     <w:p>
       <w:pPr>
-        <w:spacing w:after="40"/>
+        <w:numPr>
+          <w:numId w:val="1"/>
+        </w:numPr>
       </w:pPr>
       <w:r>
-        <w:t>1. Host discovery pada /28.</w:t>
+        <w:t xml:space="preserve">Nmap — Host Discovery — https://nmap.org/book/man-host-discovery.html</w:t>
       </w:r>
     </w:p>
     <w:p>
       <w:pPr>
-        <w:spacing w:after="40"/>
+        <w:numPr>
+          <w:numId w:val="1"/>
+        </w:numPr>
       </w:pPr>
       <w:r>
-        <w:t>2. Pilih port scan yang masuk akal untuk setiap host.</w:t>
+        <w:t xml:space="preserve">Nmap — Service and Version Detection — https://nmap.org/book/man-version-detection.html</w:t>
       </w:r>
     </w:p>
     <w:p>
       <w:pPr>
-        <w:spacing w:after="40"/>
+        <w:numPr>
+          <w:numId w:val="1"/>
+        </w:numPr>
       </w:pPr>
       <w:r>
-        <w:t>3. Jalankan -sV hanya pada port yang relevan.</w:t>
+        <w:t xml:space="preserve">Nmap — UDP Scan — https://nmap.org/book/scan-methods-udp-scan.html</w:t>
       </w:r>
     </w:p>
     <w:p>
       <w:pPr>
-        <w:spacing w:after="40"/>
+        <w:numPr>
+          <w:numId w:val="1"/>
+        </w:numPr>
       </w:pPr>
       <w:r>
-        <w:t>4. Pilih maksimal dua NSE scripts eksplisit untuk HTTP/Redis.</w:t>
+        <w:t xml:space="preserve">Nmap — Scripting Engine (NSE) — https://nmap.org/book/man-nse.html</w:t>
       </w:r>
     </w:p>
     <w:p>
       <w:pPr>
-        <w:spacing w:after="40"/>
+        <w:numPr>
+          <w:numId w:val="1"/>
+        </w:numPr>
       </w:pPr>
       <w:r>
-        <w:t>5. Lakukan manual verification.</w:t>
+        <w:t xml:space="preserve">Arch Linux — nmap package — https://archlinux.org/packages/extra/x86_64/nmap/</w:t>
       </w:r>
     </w:p>
     <w:p>
       <w:pPr>
-        <w:spacing w:after="40"/>
+        <w:numPr>
+          <w:numId w:val="1"/>
+        </w:numPr>
       </w:pPr>
       <w:r>
-        <w:t>6. Update inventory CSV dan buat summary singkat.</w:t>
+        <w:t xml:space="preserve">Docker — Bridge network driver — https://docs.docker.com/engine/network/drivers/bridge/</w:t>
       </w:r>
     </w:p>
     <w:tbl>
       <w:tblPr>
         <w:tblW w:type="auto" w:w="0"/>
         <w:jc w:val="center"/>
-        <w:tblLook w:firstColumn="1" w:firstRow="1" w:lastColumn="0" w:lastRow="0" w:noHBand="0" w:noVBand="1" w:val="04A0"/>
       </w:tblPr>
       <w:tblGrid>
         <w:gridCol w:w="9968"/>
@@ -4985,7 +7082,7 @@
         <w:tc>
           <w:tcPr>
             <w:tcW w:type="dxa" w:w="9968"/>
-            <w:shd w:fill="ECFDF5"/>
+            <w:shd w:fill="EFF6FF"/>
             <w:tcMar>
               <w:top w:w="135" w:type="dxa"/>
               <w:start w:w="165" w:type="dxa"/>
@@ -5000,1616 +7097,23 @@
             <w:r>
               <w:rPr>
                 <w:b/>
-                <w:color w:val="047857"/>
+                <w:color w:val="1D4ED8"/>
                 <w:sz w:val="19"/>
               </w:rPr>
-              <w:t>Success criterion</w:t>
+              <w:t xml:space="preserve">Next module:</w:t>
             </w:r>
           </w:p>
           <w:p>
             <w:pPr>
-              <w:spacing w:after="0" w:line="254" w:lineRule="auto"/>
+              <w:spacing w:after="0"/>
             </w:pPr>
             <w:r>
-              <w:t>Lo bisa menjelaskan dari mana setiap kesimpulan berasal: packet/scan output, service probe, NSE, atau manual protocol response.</w:t>
+              <w:t xml:space="preserve">09-vulnerability-assessment — CVE, CWE, CVSS, scanner output, false positives, version correlation, reachability, manual validation, prioritization, dan remediation.</w:t>
             </w:r>
           </w:p>
         </w:tc>
       </w:tr>
     </w:tbl>
-    <w:p>
-      <w:pPr>
-        <w:spacing w:after="20"/>
-      </w:pPr>
-    </w:p>
-    <w:p>
-      <w:pPr>
-        <w:pStyle w:val="Heading1"/>
-      </w:pPr>
-      <w:r>
-        <w:t>25. Mini Project - Enumeration Case File</w:t>
-      </w:r>
-    </w:p>
-    <w:p>
-      <w:r>
-        <w:rPr>
-          <w:rFonts w:ascii="Liberation Sans" w:hAnsi="Liberation Sans"/>
-          <w:b w:val="0"/>
-        </w:rPr>
-        <w:t>Buat deliverable lokal berikut:</w:t>
-      </w:r>
-    </w:p>
-    <w:tbl>
-      <w:tblPr>
-        <w:tblW w:type="auto" w:w="0"/>
-        <w:jc w:val="center"/>
-        <w:tblLayout w:type="autofit"/>
-        <w:tblLook w:firstColumn="1" w:firstRow="1" w:lastColumn="0" w:lastRow="0" w:noHBand="0" w:noVBand="1" w:val="04A0"/>
-      </w:tblPr>
-      <w:tblGrid>
-        <w:gridCol w:w="9968"/>
-      </w:tblGrid>
-      <w:tr>
-        <w:trPr>
-          <w:cantSplit/>
-        </w:trPr>
-        <w:tc>
-          <w:tcPr>
-            <w:tcW w:type="dxa" w:w="9968"/>
-            <w:shd w:fill="111827"/>
-            <w:tcMar>
-              <w:top w:w="125" w:type="dxa"/>
-              <w:start w:w="155" w:type="dxa"/>
-              <w:bottom w:w="125" w:type="dxa"/>
-              <w:end w:w="155" w:type="dxa"/>
-            </w:tcMar>
-          </w:tcPr>
-          <w:p>
-            <w:pPr>
-              <w:spacing w:after="0" w:line="240" w:lineRule="auto"/>
-            </w:pPr>
-            <w:r>
-              <w:rPr>
-                <w:rFonts w:ascii="Liberation Mono" w:hAnsi="Liberation Mono"/>
-                <w:color w:val="F9FAFB"/>
-                <w:sz w:val="15"/>
-              </w:rPr>
-              <w:t>module08-enum/</w:t>
-            </w:r>
-            <w:r>
-              <w:br/>
-            </w:r>
-            <w:r>
-              <w:rPr>
-                <w:rFonts w:ascii="Liberation Mono" w:hAnsi="Liberation Mono"/>
-                <w:color w:val="F9FAFB"/>
-                <w:sz w:val="15"/>
-              </w:rPr>
-              <w:t>├── 00-scope/</w:t>
-            </w:r>
-            <w:r>
-              <w:br/>
-            </w:r>
-            <w:r>
-              <w:rPr>
-                <w:rFonts w:ascii="Liberation Mono" w:hAnsi="Liberation Mono"/>
-                <w:color w:val="F9FAFB"/>
-                <w:sz w:val="15"/>
-              </w:rPr>
-              <w:t>├── 01-discovery/</w:t>
-            </w:r>
-            <w:r>
-              <w:br/>
-            </w:r>
-            <w:r>
-              <w:rPr>
-                <w:rFonts w:ascii="Liberation Mono" w:hAnsi="Liberation Mono"/>
-                <w:color w:val="F9FAFB"/>
-                <w:sz w:val="15"/>
-              </w:rPr>
-              <w:t>├── 02-scans/</w:t>
-            </w:r>
-            <w:r>
-              <w:br/>
-            </w:r>
-            <w:r>
-              <w:rPr>
-                <w:rFonts w:ascii="Liberation Mono" w:hAnsi="Liberation Mono"/>
-                <w:color w:val="F9FAFB"/>
-                <w:sz w:val="15"/>
-              </w:rPr>
-              <w:t>├── 03-manual/</w:t>
-            </w:r>
-            <w:r>
-              <w:br/>
-            </w:r>
-            <w:r>
-              <w:rPr>
-                <w:rFonts w:ascii="Liberation Mono" w:hAnsi="Liberation Mono"/>
-                <w:color w:val="F9FAFB"/>
-                <w:sz w:val="15"/>
-              </w:rPr>
-              <w:t>├── 04-inventory/services.csv</w:t>
-            </w:r>
-            <w:r>
-              <w:br/>
-            </w:r>
-            <w:r>
-              <w:rPr>
-                <w:rFonts w:ascii="Liberation Mono" w:hAnsi="Liberation Mono"/>
-                <w:color w:val="F9FAFB"/>
-                <w:sz w:val="15"/>
-              </w:rPr>
-              <w:t>├── 05-evidence/</w:t>
-            </w:r>
-            <w:r>
-              <w:br/>
-            </w:r>
-            <w:r>
-              <w:rPr>
-                <w:rFonts w:ascii="Liberation Mono" w:hAnsi="Liberation Mono"/>
-                <w:color w:val="F9FAFB"/>
-                <w:sz w:val="15"/>
-              </w:rPr>
-              <w:t>└── 06-summary/enumeration-summary.md</w:t>
-            </w:r>
-          </w:p>
-        </w:tc>
-      </w:tr>
-    </w:tbl>
-    <w:p>
-      <w:pPr>
-        <w:spacing w:after="20"/>
-      </w:pPr>
-    </w:p>
-    <w:p>
-      <w:r>
-        <w:rPr>
-          <w:rFonts w:ascii="Liberation Sans" w:hAnsi="Liberation Sans"/>
-          <w:b w:val="0"/>
-        </w:rPr>
-        <w:t>Summary minimal harus mencantumkan target, open ports, service/product/version confidence, manual evidence, unknowns, dan next safe question.</w:t>
-      </w:r>
-    </w:p>
-    <w:p>
-      <w:r>
-        <w:br w:type="page"/>
-      </w:r>
-    </w:p>
-    <w:p>
-      <w:pPr>
-        <w:pStyle w:val="Heading1"/>
-      </w:pPr>
-      <w:r>
-        <w:t>26. Practical Challenge - 45 Menit</w:t>
-      </w:r>
-    </w:p>
-    <w:p>
-      <w:r>
-        <w:rPr>
-          <w:rFonts w:ascii="Liberation Sans" w:hAnsi="Liberation Sans"/>
-          <w:b w:val="0"/>
-        </w:rPr>
-        <w:t>Mulai dari lab yang baru dibuat. Jangan melihat section hasil yang sudah lo tulis sebelumnya. Target challenge: buat inventory yang dapat direview orang lain.</w:t>
-      </w:r>
-    </w:p>
-    <w:p>
-      <w:r>
-        <w:rPr>
-          <w:rFonts w:ascii="Liberation Sans" w:hAnsi="Liberation Sans"/>
-          <w:b w:val="0"/>
-        </w:rPr>
-        <w:t>[ ] Buat workspace baru.</w:t>
-      </w:r>
-    </w:p>
-    <w:p>
-      <w:r>
-        <w:rPr>
-          <w:rFonts w:ascii="Liberation Sans" w:hAnsi="Liberation Sans"/>
-          <w:b w:val="0"/>
-        </w:rPr>
-        <w:t>[ ] Discover host pada 172.31.80.0/28.</w:t>
-      </w:r>
-    </w:p>
-    <w:p>
-      <w:r>
-        <w:rPr>
-          <w:rFonts w:ascii="Liberation Sans" w:hAnsi="Liberation Sans"/>
-          <w:b w:val="0"/>
-        </w:rPr>
-        <w:t>[ ] Identifikasi service keempat container.</w:t>
-      </w:r>
-    </w:p>
-    <w:p>
-      <w:r>
-        <w:rPr>
-          <w:rFonts w:ascii="Liberation Sans" w:hAnsi="Liberation Sans"/>
-          <w:b w:val="0"/>
-        </w:rPr>
-        <w:t>[ ] Gunakan minimal satu TCP SYN scan, satu TCP connect scan, dan satu UDP scan.</w:t>
-      </w:r>
-    </w:p>
-    <w:p>
-      <w:r>
-        <w:rPr>
-          <w:rFonts w:ascii="Liberation Sans" w:hAnsi="Liberation Sans"/>
-          <w:b w:val="0"/>
-        </w:rPr>
-        <w:t>[ ] Gunakan -sV pada port terpilih.</w:t>
-      </w:r>
-    </w:p>
-    <w:p>
-      <w:r>
-        <w:rPr>
-          <w:rFonts w:ascii="Liberation Sans" w:hAnsi="Liberation Sans"/>
-          <w:b w:val="0"/>
-        </w:rPr>
-        <w:t>[ ] Gunakan explicit NSE hanya setelah membaca --script-help.</w:t>
-      </w:r>
-    </w:p>
-    <w:p>
-      <w:r>
-        <w:rPr>
-          <w:rFonts w:ascii="Liberation Sans" w:hAnsi="Liberation Sans"/>
-          <w:b w:val="0"/>
-        </w:rPr>
-        <w:t>[ ] Manual verify semua service.</w:t>
-      </w:r>
-    </w:p>
-    <w:p>
-      <w:r>
-        <w:rPr>
-          <w:rFonts w:ascii="Liberation Sans" w:hAnsi="Liberation Sans"/>
-          <w:b w:val="0"/>
-        </w:rPr>
-        <w:t>[ ] Export -oA dan parse XML ke CSV.</w:t>
-      </w:r>
-    </w:p>
-    <w:p>
-      <w:r>
-        <w:rPr>
-          <w:rFonts w:ascii="Liberation Sans" w:hAnsi="Liberation Sans"/>
-          <w:b w:val="0"/>
-        </w:rPr>
-        <w:t>[ ] Tulis 5-10 baris summary tanpa mengklaim vulnerability yang belum dibuktikan.</w:t>
-      </w:r>
-    </w:p>
-    <w:p>
-      <w:r>
-        <w:rPr>
-          <w:rFonts w:ascii="Liberation Sans" w:hAnsi="Liberation Sans"/>
-          <w:b w:val="0"/>
-        </w:rPr>
-        <w:t>[ ] Cleanup Docker lab.</w:t>
-      </w:r>
-    </w:p>
-    <w:tbl>
-      <w:tblPr>
-        <w:tblW w:type="auto" w:w="0"/>
-        <w:jc w:val="center"/>
-        <w:tblLook w:firstColumn="1" w:firstRow="1" w:lastColumn="0" w:lastRow="0" w:noHBand="0" w:noVBand="1" w:val="04A0"/>
-      </w:tblPr>
-      <w:tblGrid>
-        <w:gridCol w:w="9968"/>
-      </w:tblGrid>
-      <w:tr>
-        <w:trPr>
-          <w:cantSplit/>
-        </w:trPr>
-        <w:tc>
-          <w:tcPr>
-            <w:tcW w:type="dxa" w:w="9968"/>
-            <w:shd w:fill="FFFBEB"/>
-            <w:tcMar>
-              <w:top w:w="135" w:type="dxa"/>
-              <w:start w:w="165" w:type="dxa"/>
-              <w:bottom w:w="135" w:type="dxa"/>
-              <w:end w:w="165" w:type="dxa"/>
-            </w:tcMar>
-          </w:tcPr>
-          <w:p>
-            <w:pPr>
-              <w:spacing w:after="60"/>
-            </w:pPr>
-            <w:r>
-              <w:rPr>
-                <w:b/>
-                <w:color w:val="92400E"/>
-                <w:sz w:val="19"/>
-              </w:rPr>
-              <w:t>Tidak lulus kalau...</w:t>
-            </w:r>
-          </w:p>
-          <w:p>
-            <w:pPr>
-              <w:spacing w:after="0" w:line="254" w:lineRule="auto"/>
-            </w:pPr>
-            <w:r>
-              <w:t>Lo hanya menjalankan nmap -A lalu menyalin output. Goal module ini adalah methodology dan reasoning, bukan satu command serba bisa.</w:t>
-            </w:r>
-          </w:p>
-        </w:tc>
-      </w:tr>
-    </w:tbl>
-    <w:p>
-      <w:pPr>
-        <w:spacing w:after="20"/>
-      </w:pPr>
-    </w:p>
-    <w:p>
-      <w:pPr>
-        <w:pStyle w:val="Heading1"/>
-      </w:pPr>
-      <w:r>
-        <w:t>27. Common Mistakes</w:t>
-      </w:r>
-    </w:p>
-    <w:tbl>
-      <w:tblPr>
-        <w:tblW w:type="auto" w:w="0"/>
-        <w:jc w:val="center"/>
-        <w:tblLayout w:type="autofit"/>
-        <w:tblLook w:firstColumn="1" w:firstRow="1" w:lastColumn="0" w:lastRow="0" w:noHBand="0" w:noVBand="1" w:val="04A0"/>
-        <w:tblBorders>
-          <w:top w:val="single" w:sz="5" w:space="0" w:color="E5E7EB"/>
-          <w:left w:val="single" w:sz="5" w:space="0" w:color="E5E7EB"/>
-          <w:bottom w:val="single" w:sz="5" w:space="0" w:color="E5E7EB"/>
-          <w:right w:val="single" w:sz="5" w:space="0" w:color="E5E7EB"/>
-          <w:insideH w:val="single" w:sz="5" w:space="0" w:color="E5E7EB"/>
-          <w:insideV w:val="single" w:sz="5" w:space="0" w:color="E5E7EB"/>
-        </w:tblBorders>
-      </w:tblPr>
-      <w:tblGrid>
-        <w:gridCol w:w="3323"/>
-        <w:gridCol w:w="3323"/>
-        <w:gridCol w:w="3323"/>
-      </w:tblGrid>
-      <w:tr>
-        <w:tc>
-          <w:tcPr>
-            <w:tcW w:type="dxa" w:w="3323"/>
-            <w:shd w:fill="111827"/>
-            <w:tcMar>
-              <w:top w:w="85" w:type="dxa"/>
-              <w:start w:w="90" w:type="dxa"/>
-              <w:bottom w:w="85" w:type="dxa"/>
-              <w:end w:w="90" w:type="dxa"/>
-            </w:tcMar>
-            <w:vAlign w:val="center"/>
-          </w:tcPr>
-          <w:p>
-            <w:pPr>
-              <w:spacing w:after="0"/>
-            </w:pPr>
-            <w:r>
-              <w:rPr>
-                <w:b/>
-                <w:color w:val="FFFFFF"/>
-                <w:sz w:val="16"/>
-              </w:rPr>
-              <w:t>Kesalahan</w:t>
-            </w:r>
-          </w:p>
-        </w:tc>
-        <w:tc>
-          <w:tcPr>
-            <w:tcW w:type="dxa" w:w="3323"/>
-            <w:shd w:fill="111827"/>
-            <w:tcMar>
-              <w:top w:w="85" w:type="dxa"/>
-              <w:start w:w="90" w:type="dxa"/>
-              <w:bottom w:w="85" w:type="dxa"/>
-              <w:end w:w="90" w:type="dxa"/>
-            </w:tcMar>
-            <w:vAlign w:val="center"/>
-          </w:tcPr>
-          <w:p>
-            <w:pPr>
-              <w:spacing w:after="0"/>
-            </w:pPr>
-            <w:r>
-              <w:rPr>
-                <w:b/>
-                <w:color w:val="FFFFFF"/>
-                <w:sz w:val="16"/>
-              </w:rPr>
-              <w:t>Kenapa bermasalah</w:t>
-            </w:r>
-          </w:p>
-        </w:tc>
-        <w:tc>
-          <w:tcPr>
-            <w:tcW w:type="dxa" w:w="3323"/>
-            <w:shd w:fill="111827"/>
-            <w:tcMar>
-              <w:top w:w="85" w:type="dxa"/>
-              <w:start w:w="90" w:type="dxa"/>
-              <w:bottom w:w="85" w:type="dxa"/>
-              <w:end w:w="90" w:type="dxa"/>
-            </w:tcMar>
-            <w:vAlign w:val="center"/>
-          </w:tcPr>
-          <w:p>
-            <w:pPr>
-              <w:spacing w:after="0"/>
-            </w:pPr>
-            <w:r>
-              <w:rPr>
-                <w:b/>
-                <w:color w:val="FFFFFF"/>
-                <w:sz w:val="16"/>
-              </w:rPr>
-              <w:t>Perbaikan</w:t>
-            </w:r>
-          </w:p>
-        </w:tc>
-      </w:tr>
-      <w:tr>
-        <w:tc>
-          <w:tcPr>
-            <w:tcW w:type="dxa" w:w="3323"/>
-            <w:tcMar>
-              <w:top w:w="70" w:type="dxa"/>
-              <w:start w:w="80" w:type="dxa"/>
-              <w:bottom w:w="70" w:type="dxa"/>
-              <w:end w:w="80" w:type="dxa"/>
-            </w:tcMar>
-          </w:tcPr>
-          <w:p>
-            <w:pPr>
-              <w:spacing w:after="0"/>
-            </w:pPr>
-            <w:r>
-              <w:rPr>
-                <w:sz w:val="15"/>
-              </w:rPr>
-              <w:t>Scanning tanpa scope</w:t>
-            </w:r>
-          </w:p>
-        </w:tc>
-        <w:tc>
-          <w:tcPr>
-            <w:tcW w:type="dxa" w:w="3323"/>
-            <w:tcMar>
-              <w:top w:w="70" w:type="dxa"/>
-              <w:start w:w="80" w:type="dxa"/>
-              <w:bottom w:w="70" w:type="dxa"/>
-              <w:end w:w="80" w:type="dxa"/>
-            </w:tcMar>
-          </w:tcPr>
-          <w:p>
-            <w:pPr>
-              <w:spacing w:after="0"/>
-            </w:pPr>
-            <w:r>
-              <w:rPr>
-                <w:sz w:val="15"/>
-              </w:rPr>
-              <w:t>Legal/operational risk</w:t>
-            </w:r>
-          </w:p>
-        </w:tc>
-        <w:tc>
-          <w:tcPr>
-            <w:tcW w:type="dxa" w:w="3323"/>
-            <w:tcMar>
-              <w:top w:w="70" w:type="dxa"/>
-              <w:start w:w="80" w:type="dxa"/>
-              <w:bottom w:w="70" w:type="dxa"/>
-              <w:end w:w="80" w:type="dxa"/>
-            </w:tcMar>
-          </w:tcPr>
-          <w:p>
-            <w:pPr>
-              <w:spacing w:after="0"/>
-            </w:pPr>
-            <w:r>
-              <w:rPr>
-                <w:sz w:val="15"/>
-              </w:rPr>
-              <w:t>Validasi target list dan RoE dahulu.</w:t>
-            </w:r>
-          </w:p>
-        </w:tc>
-      </w:tr>
-      <w:tr>
-        <w:tc>
-          <w:tcPr>
-            <w:tcW w:type="dxa" w:w="3323"/>
-            <w:tcMar>
-              <w:top w:w="70" w:type="dxa"/>
-              <w:start w:w="80" w:type="dxa"/>
-              <w:bottom w:w="70" w:type="dxa"/>
-              <w:end w:w="80" w:type="dxa"/>
-            </w:tcMar>
-          </w:tcPr>
-          <w:p>
-            <w:pPr>
-              <w:spacing w:after="0"/>
-            </w:pPr>
-            <w:r>
-              <w:rPr>
-                <w:sz w:val="15"/>
-              </w:rPr>
-              <w:t>Menganggap port number = service</w:t>
-            </w:r>
-          </w:p>
-        </w:tc>
-        <w:tc>
-          <w:tcPr>
-            <w:tcW w:type="dxa" w:w="3323"/>
-            <w:tcMar>
-              <w:top w:w="70" w:type="dxa"/>
-              <w:start w:w="80" w:type="dxa"/>
-              <w:bottom w:w="70" w:type="dxa"/>
-              <w:end w:w="80" w:type="dxa"/>
-            </w:tcMar>
-          </w:tcPr>
-          <w:p>
-            <w:pPr>
-              <w:spacing w:after="0"/>
-            </w:pPr>
-            <w:r>
-              <w:rPr>
-                <w:sz w:val="15"/>
-              </w:rPr>
-              <w:t>Service bisa pindah port</w:t>
-            </w:r>
-          </w:p>
-        </w:tc>
-        <w:tc>
-          <w:tcPr>
-            <w:tcW w:type="dxa" w:w="3323"/>
-            <w:tcMar>
-              <w:top w:w="70" w:type="dxa"/>
-              <w:start w:w="80" w:type="dxa"/>
-              <w:bottom w:w="70" w:type="dxa"/>
-              <w:end w:w="80" w:type="dxa"/>
-            </w:tcMar>
-          </w:tcPr>
-          <w:p>
-            <w:pPr>
-              <w:spacing w:after="0"/>
-            </w:pPr>
-            <w:r>
-              <w:rPr>
-                <w:sz w:val="15"/>
-              </w:rPr>
-              <w:t>Gunakan -sV + manual verification.</w:t>
-            </w:r>
-          </w:p>
-        </w:tc>
-      </w:tr>
-      <w:tr>
-        <w:tc>
-          <w:tcPr>
-            <w:tcW w:type="dxa" w:w="3323"/>
-            <w:tcMar>
-              <w:top w:w="70" w:type="dxa"/>
-              <w:start w:w="80" w:type="dxa"/>
-              <w:bottom w:w="70" w:type="dxa"/>
-              <w:end w:w="80" w:type="dxa"/>
-            </w:tcMar>
-          </w:tcPr>
-          <w:p>
-            <w:pPr>
-              <w:spacing w:after="0"/>
-            </w:pPr>
-            <w:r>
-              <w:rPr>
-                <w:sz w:val="15"/>
-              </w:rPr>
-              <w:t>Langsung -A/-sC ke production</w:t>
-            </w:r>
-          </w:p>
-        </w:tc>
-        <w:tc>
-          <w:tcPr>
-            <w:tcW w:type="dxa" w:w="3323"/>
-            <w:tcMar>
-              <w:top w:w="70" w:type="dxa"/>
-              <w:start w:w="80" w:type="dxa"/>
-              <w:bottom w:w="70" w:type="dxa"/>
-              <w:end w:w="80" w:type="dxa"/>
-            </w:tcMar>
-          </w:tcPr>
-          <w:p>
-            <w:pPr>
-              <w:spacing w:after="0"/>
-            </w:pPr>
-            <w:r>
-              <w:rPr>
-                <w:sz w:val="15"/>
-              </w:rPr>
-              <w:t>Menambah probes/script tanpa review</w:t>
-            </w:r>
-          </w:p>
-        </w:tc>
-        <w:tc>
-          <w:tcPr>
-            <w:tcW w:type="dxa" w:w="3323"/>
-            <w:tcMar>
-              <w:top w:w="70" w:type="dxa"/>
-              <w:start w:w="80" w:type="dxa"/>
-              <w:bottom w:w="70" w:type="dxa"/>
-              <w:end w:w="80" w:type="dxa"/>
-            </w:tcMar>
-          </w:tcPr>
-          <w:p>
-            <w:pPr>
-              <w:spacing w:after="0"/>
-            </w:pPr>
-            <w:r>
-              <w:rPr>
-                <w:sz w:val="15"/>
-              </w:rPr>
-              <w:t>Pilih fitur eksplisit berdasarkan tujuan.</w:t>
-            </w:r>
-          </w:p>
-        </w:tc>
-      </w:tr>
-      <w:tr>
-        <w:tc>
-          <w:tcPr>
-            <w:tcW w:type="dxa" w:w="3323"/>
-            <w:tcMar>
-              <w:top w:w="70" w:type="dxa"/>
-              <w:start w:w="80" w:type="dxa"/>
-              <w:bottom w:w="70" w:type="dxa"/>
-              <w:end w:w="80" w:type="dxa"/>
-            </w:tcMar>
-          </w:tcPr>
-          <w:p>
-            <w:pPr>
-              <w:spacing w:after="0"/>
-            </w:pPr>
-            <w:r>
-              <w:rPr>
-                <w:sz w:val="15"/>
-              </w:rPr>
-              <w:t>Mengabaikan UDP</w:t>
-            </w:r>
-          </w:p>
-        </w:tc>
-        <w:tc>
-          <w:tcPr>
-            <w:tcW w:type="dxa" w:w="3323"/>
-            <w:tcMar>
-              <w:top w:w="70" w:type="dxa"/>
-              <w:start w:w="80" w:type="dxa"/>
-              <w:bottom w:w="70" w:type="dxa"/>
-              <w:end w:w="80" w:type="dxa"/>
-            </w:tcMar>
-          </w:tcPr>
-          <w:p>
-            <w:pPr>
-              <w:spacing w:after="0"/>
-            </w:pPr>
-            <w:r>
-              <w:rPr>
-                <w:sz w:val="15"/>
-              </w:rPr>
-              <w:t>Inventory dapat kehilangan service penting</w:t>
-            </w:r>
-          </w:p>
-        </w:tc>
-        <w:tc>
-          <w:tcPr>
-            <w:tcW w:type="dxa" w:w="3323"/>
-            <w:tcMar>
-              <w:top w:w="70" w:type="dxa"/>
-              <w:start w:w="80" w:type="dxa"/>
-              <w:bottom w:w="70" w:type="dxa"/>
-              <w:end w:w="80" w:type="dxa"/>
-            </w:tcMar>
-          </w:tcPr>
-          <w:p>
-            <w:pPr>
-              <w:spacing w:after="0"/>
-            </w:pPr>
-            <w:r>
-              <w:rPr>
-                <w:sz w:val="15"/>
-              </w:rPr>
-              <w:t>Lakukan UDP hypothesis-driven.</w:t>
-            </w:r>
-          </w:p>
-        </w:tc>
-      </w:tr>
-      <w:tr>
-        <w:tc>
-          <w:tcPr>
-            <w:tcW w:type="dxa" w:w="3323"/>
-            <w:tcMar>
-              <w:top w:w="70" w:type="dxa"/>
-              <w:start w:w="80" w:type="dxa"/>
-              <w:bottom w:w="70" w:type="dxa"/>
-              <w:end w:w="80" w:type="dxa"/>
-            </w:tcMar>
-          </w:tcPr>
-          <w:p>
-            <w:pPr>
-              <w:spacing w:after="0"/>
-            </w:pPr>
-            <w:r>
-              <w:rPr>
-                <w:sz w:val="15"/>
-              </w:rPr>
-              <w:t>Tidak menyimpan XML</w:t>
-            </w:r>
-          </w:p>
-        </w:tc>
-        <w:tc>
-          <w:tcPr>
-            <w:tcW w:type="dxa" w:w="3323"/>
-            <w:tcMar>
-              <w:top w:w="70" w:type="dxa"/>
-              <w:start w:w="80" w:type="dxa"/>
-              <w:bottom w:w="70" w:type="dxa"/>
-              <w:end w:w="80" w:type="dxa"/>
-            </w:tcMar>
-          </w:tcPr>
-          <w:p>
-            <w:pPr>
-              <w:spacing w:after="0"/>
-            </w:pPr>
-            <w:r>
-              <w:rPr>
-                <w:sz w:val="15"/>
-              </w:rPr>
-              <w:t>Sulit diotomasi dan diaudit</w:t>
-            </w:r>
-          </w:p>
-        </w:tc>
-        <w:tc>
-          <w:tcPr>
-            <w:tcW w:type="dxa" w:w="3323"/>
-            <w:tcMar>
-              <w:top w:w="70" w:type="dxa"/>
-              <w:start w:w="80" w:type="dxa"/>
-              <w:bottom w:w="70" w:type="dxa"/>
-              <w:end w:w="80" w:type="dxa"/>
-            </w:tcMar>
-          </w:tcPr>
-          <w:p>
-            <w:pPr>
-              <w:spacing w:after="0"/>
-            </w:pPr>
-            <w:r>
-              <w:rPr>
-                <w:sz w:val="15"/>
-              </w:rPr>
-              <w:t>Gunakan -oA / XML.</w:t>
-            </w:r>
-          </w:p>
-        </w:tc>
-      </w:tr>
-      <w:tr>
-        <w:tc>
-          <w:tcPr>
-            <w:tcW w:type="dxa" w:w="3323"/>
-            <w:tcMar>
-              <w:top w:w="70" w:type="dxa"/>
-              <w:start w:w="80" w:type="dxa"/>
-              <w:bottom w:w="70" w:type="dxa"/>
-              <w:end w:w="80" w:type="dxa"/>
-            </w:tcMar>
-          </w:tcPr>
-          <w:p>
-            <w:pPr>
-              <w:spacing w:after="0"/>
-            </w:pPr>
-            <w:r>
-              <w:rPr>
-                <w:sz w:val="15"/>
-              </w:rPr>
-              <w:t>Percaya banner mentah</w:t>
-            </w:r>
-          </w:p>
-        </w:tc>
-        <w:tc>
-          <w:tcPr>
-            <w:tcW w:type="dxa" w:w="3323"/>
-            <w:tcMar>
-              <w:top w:w="70" w:type="dxa"/>
-              <w:start w:w="80" w:type="dxa"/>
-              <w:bottom w:w="70" w:type="dxa"/>
-              <w:end w:w="80" w:type="dxa"/>
-            </w:tcMar>
-          </w:tcPr>
-          <w:p>
-            <w:pPr>
-              <w:spacing w:after="0"/>
-            </w:pPr>
-            <w:r>
-              <w:rPr>
-                <w:sz w:val="15"/>
-              </w:rPr>
-              <w:t>Banner bisa spoofed/hidden</w:t>
-            </w:r>
-          </w:p>
-        </w:tc>
-        <w:tc>
-          <w:tcPr>
-            <w:tcW w:type="dxa" w:w="3323"/>
-            <w:tcMar>
-              <w:top w:w="70" w:type="dxa"/>
-              <w:start w:w="80" w:type="dxa"/>
-              <w:bottom w:w="70" w:type="dxa"/>
-              <w:end w:w="80" w:type="dxa"/>
-            </w:tcMar>
-          </w:tcPr>
-          <w:p>
-            <w:pPr>
-              <w:spacing w:after="0"/>
-            </w:pPr>
-            <w:r>
-              <w:rPr>
-                <w:sz w:val="15"/>
-              </w:rPr>
-              <w:t>Cross-check behavior.</w:t>
-            </w:r>
-          </w:p>
-        </w:tc>
-      </w:tr>
-      <w:tr>
-        <w:tc>
-          <w:tcPr>
-            <w:tcW w:type="dxa" w:w="3323"/>
-            <w:tcMar>
-              <w:top w:w="70" w:type="dxa"/>
-              <w:start w:w="80" w:type="dxa"/>
-              <w:bottom w:w="70" w:type="dxa"/>
-              <w:end w:w="80" w:type="dxa"/>
-            </w:tcMar>
-          </w:tcPr>
-          <w:p>
-            <w:pPr>
-              <w:spacing w:after="0"/>
-            </w:pPr>
-            <w:r>
-              <w:rPr>
-                <w:sz w:val="15"/>
-              </w:rPr>
-              <w:t>Terlalu cepat menaikkan timing</w:t>
-            </w:r>
-          </w:p>
-        </w:tc>
-        <w:tc>
-          <w:tcPr>
-            <w:tcW w:type="dxa" w:w="3323"/>
-            <w:tcMar>
-              <w:top w:w="70" w:type="dxa"/>
-              <w:start w:w="80" w:type="dxa"/>
-              <w:bottom w:w="70" w:type="dxa"/>
-              <w:end w:w="80" w:type="dxa"/>
-            </w:tcMar>
-          </w:tcPr>
-          <w:p>
-            <w:pPr>
-              <w:spacing w:after="0"/>
-            </w:pPr>
-            <w:r>
-              <w:rPr>
-                <w:sz w:val="15"/>
-              </w:rPr>
-              <w:t>False negative / disruption</w:t>
-            </w:r>
-          </w:p>
-        </w:tc>
-        <w:tc>
-          <w:tcPr>
-            <w:tcW w:type="dxa" w:w="3323"/>
-            <w:tcMar>
-              <w:top w:w="70" w:type="dxa"/>
-              <w:start w:w="80" w:type="dxa"/>
-              <w:bottom w:w="70" w:type="dxa"/>
-              <w:end w:w="80" w:type="dxa"/>
-            </w:tcMar>
-          </w:tcPr>
-          <w:p>
-            <w:pPr>
-              <w:spacing w:after="0"/>
-            </w:pPr>
-            <w:r>
-              <w:rPr>
-                <w:sz w:val="15"/>
-              </w:rPr>
-              <w:t>Mulai konservatif dan ukur.</w:t>
-            </w:r>
-          </w:p>
-        </w:tc>
-      </w:tr>
-    </w:tbl>
-    <w:p>
-      <w:pPr>
-        <w:spacing w:after="20"/>
-      </w:pPr>
-    </w:p>
-    <w:p>
-      <w:pPr>
-        <w:pStyle w:val="Heading1"/>
-      </w:pPr>
-      <w:r>
-        <w:t>28. Knowledge Check</w:t>
-      </w:r>
-    </w:p>
-    <w:p>
-      <w:r>
-        <w:rPr>
-          <w:rFonts w:ascii="Liberation Sans" w:hAnsi="Liberation Sans"/>
-          <w:b w:val="0"/>
-        </w:rPr>
-        <w:t>1. Kenapa state port Nmap bukan properti permanen?</w:t>
-      </w:r>
-    </w:p>
-    <w:p>
-      <w:r>
-        <w:rPr>
-          <w:rFonts w:ascii="Liberation Sans" w:hAnsi="Liberation Sans"/>
-          <w:b w:val="0"/>
-        </w:rPr>
-        <w:t>2. Apa beda -sn dan -Pn?</w:t>
-      </w:r>
-    </w:p>
-    <w:p>
-      <w:r>
-        <w:rPr>
-          <w:rFonts w:ascii="Liberation Sans" w:hAnsi="Liberation Sans"/>
-          <w:b w:val="0"/>
-        </w:rPr>
-        <w:t>3. Kapan -sT berguna dibanding -sS?</w:t>
-      </w:r>
-    </w:p>
-    <w:p>
-      <w:r>
-        <w:rPr>
-          <w:rFonts w:ascii="Liberation Sans" w:hAnsi="Liberation Sans"/>
-          <w:b w:val="0"/>
-        </w:rPr>
-        <w:t>4. Kenapa service detection tidak cukup hanya dari nomor port?</w:t>
-      </w:r>
-    </w:p>
-    <w:p>
-      <w:r>
-        <w:rPr>
-          <w:rFonts w:ascii="Liberation Sans" w:hAnsi="Liberation Sans"/>
-          <w:b w:val="0"/>
-        </w:rPr>
-        <w:t>5. Apa arti open|filtered pada UDP?</w:t>
-      </w:r>
-    </w:p>
-    <w:p>
-      <w:r>
-        <w:rPr>
-          <w:rFonts w:ascii="Liberation Sans" w:hAnsi="Liberation Sans"/>
-          <w:b w:val="0"/>
-        </w:rPr>
-        <w:t>6. Kenapa -sC perlu diperlakukan hati-hati?</w:t>
-      </w:r>
-    </w:p>
-    <w:p>
-      <w:r>
-        <w:rPr>
-          <w:rFonts w:ascii="Liberation Sans" w:hAnsi="Liberation Sans"/>
-          <w:b w:val="0"/>
-        </w:rPr>
-        <w:t>7. Apa keuntungan -oA dan XML?</w:t>
-      </w:r>
-    </w:p>
-    <w:p>
-      <w:r>
-        <w:rPr>
-          <w:rFonts w:ascii="Liberation Sans" w:hAnsi="Liberation Sans"/>
-          <w:b w:val="0"/>
-        </w:rPr>
-        <w:t>8. Kenapa manual verification tetap wajib setelah -sV?</w:t>
-      </w:r>
-    </w:p>
-    <w:p>
-      <w:r>
-        <w:rPr>
-          <w:rFonts w:ascii="Liberation Sans" w:hAnsi="Liberation Sans"/>
-          <w:b w:val="0"/>
-        </w:rPr>
-        <w:t>9. Kenapa -T5 bukan default terbaik?</w:t>
-      </w:r>
-    </w:p>
-    <w:p>
-      <w:r>
-        <w:rPr>
-          <w:rFonts w:ascii="Liberation Sans" w:hAnsi="Liberation Sans"/>
-          <w:b w:val="0"/>
-        </w:rPr>
-        <w:t>10. Apa bedanya discovery, enumeration, dan vulnerability validation?</w:t>
-      </w:r>
-    </w:p>
-    <w:p>
-      <w:r>
-        <w:br w:type="page"/>
-      </w:r>
-    </w:p>
-    <w:p>
-      <w:pPr>
-        <w:pStyle w:val="Heading1"/>
-      </w:pPr>
-      <w:r>
-        <w:t>29. Exit Criteria</w:t>
-      </w:r>
-    </w:p>
-    <w:p>
-      <w:r>
-        <w:rPr>
-          <w:rFonts w:ascii="Liberation Sans" w:hAnsi="Liberation Sans"/>
-          <w:b w:val="0"/>
-        </w:rPr>
-        <w:t>[ ] Saya bisa menjelaskan enam Nmap port states.</w:t>
-      </w:r>
-    </w:p>
-    <w:p>
-      <w:r>
-        <w:rPr>
-          <w:rFonts w:ascii="Liberation Sans" w:hAnsi="Liberation Sans"/>
-          <w:b w:val="0"/>
-        </w:rPr>
-        <w:t>[ ] Saya bisa menjalankan host discovery dan port scan pada lab authorized.</w:t>
-      </w:r>
-    </w:p>
-    <w:p>
-      <w:r>
-        <w:rPr>
-          <w:rFonts w:ascii="Liberation Sans" w:hAnsi="Liberation Sans"/>
-          <w:b w:val="0"/>
-        </w:rPr>
-        <w:t>[ ] Saya paham perbedaan -sT, -sS, dan -sU.</w:t>
-      </w:r>
-    </w:p>
-    <w:p>
-      <w:r>
-        <w:rPr>
-          <w:rFonts w:ascii="Liberation Sans" w:hAnsi="Liberation Sans"/>
-          <w:b w:val="0"/>
-        </w:rPr>
-        <w:t>[ ] Saya bisa menggunakan -sV tanpa memperlakukan output sebagai kebenaran absolut.</w:t>
-      </w:r>
-    </w:p>
-    <w:p>
-      <w:r>
-        <w:rPr>
-          <w:rFonts w:ascii="Liberation Sans" w:hAnsi="Liberation Sans"/>
-          <w:b w:val="0"/>
-        </w:rPr>
-        <w:t>[ ] Saya bisa membaca --script-help dan memilih NSE script eksplisit.</w:t>
-      </w:r>
-    </w:p>
-    <w:p>
-      <w:r>
-        <w:rPr>
-          <w:rFonts w:ascii="Liberation Sans" w:hAnsi="Liberation Sans"/>
-          <w:b w:val="0"/>
-        </w:rPr>
-        <w:t>[ ] Saya bisa menyimpan -oA dan parse XML ke CSV.</w:t>
-      </w:r>
-    </w:p>
-    <w:p>
-      <w:r>
-        <w:rPr>
-          <w:rFonts w:ascii="Liberation Sans" w:hAnsi="Liberation Sans"/>
-          <w:b w:val="0"/>
-        </w:rPr>
-        <w:t>[ ] Saya bisa manual verify HTTP, Redis, dan UDP echo di lab.</w:t>
-      </w:r>
-    </w:p>
-    <w:p>
-      <w:r>
-        <w:rPr>
-          <w:rFonts w:ascii="Liberation Sans" w:hAnsi="Liberation Sans"/>
-          <w:b w:val="0"/>
-        </w:rPr>
-        <w:t>[ ] Saya memahami bahwa scanning tetap harus mengikuti scope dan RoE.</w:t>
-      </w:r>
-    </w:p>
-    <w:p>
-      <w:pPr>
-        <w:pStyle w:val="Heading1"/>
-      </w:pPr>
-      <w:r>
-        <w:t>30. Cheat Sheet</w:t>
-      </w:r>
-    </w:p>
-    <w:tbl>
-      <w:tblPr>
-        <w:tblW w:type="auto" w:w="0"/>
-        <w:jc w:val="center"/>
-        <w:tblLayout w:type="autofit"/>
-        <w:tblLook w:firstColumn="1" w:firstRow="1" w:lastColumn="0" w:lastRow="0" w:noHBand="0" w:noVBand="1" w:val="04A0"/>
-      </w:tblPr>
-      <w:tblGrid>
-        <w:gridCol w:w="9968"/>
-      </w:tblGrid>
-      <w:tr>
-        <w:trPr>
-          <w:cantSplit/>
-        </w:trPr>
-        <w:tc>
-          <w:tcPr>
-            <w:tcW w:type="dxa" w:w="9968"/>
-            <w:shd w:fill="111827"/>
-            <w:tcMar>
-              <w:top w:w="125" w:type="dxa"/>
-              <w:start w:w="155" w:type="dxa"/>
-              <w:bottom w:w="125" w:type="dxa"/>
-              <w:end w:w="155" w:type="dxa"/>
-            </w:tcMar>
-          </w:tcPr>
-          <w:p>
-            <w:pPr>
-              <w:spacing w:after="0" w:line="240" w:lineRule="auto"/>
-            </w:pPr>
-            <w:r>
-              <w:rPr>
-                <w:rFonts w:ascii="Liberation Mono" w:hAnsi="Liberation Mono"/>
-                <w:color w:val="F9FAFB"/>
-                <w:sz w:val="15"/>
-              </w:rPr>
-              <w:t># Host discovery</w:t>
-            </w:r>
-            <w:r>
-              <w:br/>
-            </w:r>
-            <w:r>
-              <w:rPr>
-                <w:rFonts w:ascii="Liberation Mono" w:hAnsi="Liberation Mono"/>
-                <w:color w:val="F9FAFB"/>
-                <w:sz w:val="15"/>
-              </w:rPr>
-              <w:t>nmap -sn -n 172.31.80.0/28</w:t>
-            </w:r>
-            <w:r>
-              <w:br/>
-            </w:r>
-            <w:r>
-              <w:rPr>
-                <w:rFonts w:ascii="Liberation Mono" w:hAnsi="Liberation Mono"/>
-                <w:color w:val="F9FAFB"/>
-                <w:sz w:val="15"/>
-              </w:rPr>
-            </w:r>
-            <w:r>
-              <w:br/>
-            </w:r>
-            <w:r>
-              <w:rPr>
-                <w:rFonts w:ascii="Liberation Mono" w:hAnsi="Liberation Mono"/>
-                <w:color w:val="F9FAFB"/>
-                <w:sz w:val="15"/>
-              </w:rPr>
-              <w:t># TCP connect / SYN</w:t>
-            </w:r>
-            <w:r>
-              <w:br/>
-            </w:r>
-            <w:r>
-              <w:rPr>
-                <w:rFonts w:ascii="Liberation Mono" w:hAnsi="Liberation Mono"/>
-                <w:color w:val="F9FAFB"/>
-                <w:sz w:val="15"/>
-              </w:rPr>
-              <w:t>nmap -sT -n -p 80 172.31.80.10</w:t>
-            </w:r>
-            <w:r>
-              <w:br/>
-            </w:r>
-            <w:r>
-              <w:rPr>
-                <w:rFonts w:ascii="Liberation Mono" w:hAnsi="Liberation Mono"/>
-                <w:color w:val="F9FAFB"/>
-                <w:sz w:val="15"/>
-              </w:rPr>
-              <w:t>sudo nmap -sS -n -p 80 172.31.80.10</w:t>
-            </w:r>
-            <w:r>
-              <w:br/>
-            </w:r>
-            <w:r>
-              <w:rPr>
-                <w:rFonts w:ascii="Liberation Mono" w:hAnsi="Liberation Mono"/>
-                <w:color w:val="F9FAFB"/>
-                <w:sz w:val="15"/>
-              </w:rPr>
-            </w:r>
-            <w:r>
-              <w:br/>
-            </w:r>
-            <w:r>
-              <w:rPr>
-                <w:rFonts w:ascii="Liberation Mono" w:hAnsi="Liberation Mono"/>
-                <w:color w:val="F9FAFB"/>
-                <w:sz w:val="15"/>
-              </w:rPr>
-              <w:t># Service detection</w:t>
-            </w:r>
-            <w:r>
-              <w:br/>
-            </w:r>
-            <w:r>
-              <w:rPr>
-                <w:rFonts w:ascii="Liberation Mono" w:hAnsi="Liberation Mono"/>
-                <w:color w:val="F9FAFB"/>
-                <w:sz w:val="15"/>
-              </w:rPr>
-              <w:t>nmap -sV -n -p 80,6379 TARGET</w:t>
-            </w:r>
-            <w:r>
-              <w:br/>
-            </w:r>
-            <w:r>
-              <w:rPr>
-                <w:rFonts w:ascii="Liberation Mono" w:hAnsi="Liberation Mono"/>
-                <w:color w:val="F9FAFB"/>
-                <w:sz w:val="15"/>
-              </w:rPr>
-            </w:r>
-            <w:r>
-              <w:br/>
-            </w:r>
-            <w:r>
-              <w:rPr>
-                <w:rFonts w:ascii="Liberation Mono" w:hAnsi="Liberation Mono"/>
-                <w:color w:val="F9FAFB"/>
-                <w:sz w:val="15"/>
-              </w:rPr>
-              <w:t># UDP</w:t>
-            </w:r>
-            <w:r>
-              <w:br/>
-            </w:r>
-            <w:r>
-              <w:rPr>
-                <w:rFonts w:ascii="Liberation Mono" w:hAnsi="Liberation Mono"/>
-                <w:color w:val="F9FAFB"/>
-                <w:sz w:val="15"/>
-              </w:rPr>
-              <w:t>sudo nmap -sU -n -p 9999 172.31.80.13</w:t>
-            </w:r>
-            <w:r>
-              <w:br/>
-            </w:r>
-            <w:r>
-              <w:rPr>
-                <w:rFonts w:ascii="Liberation Mono" w:hAnsi="Liberation Mono"/>
-                <w:color w:val="F9FAFB"/>
-                <w:sz w:val="15"/>
-              </w:rPr>
-            </w:r>
-            <w:r>
-              <w:br/>
-            </w:r>
-            <w:r>
-              <w:rPr>
-                <w:rFonts w:ascii="Liberation Mono" w:hAnsi="Liberation Mono"/>
-                <w:color w:val="F9FAFB"/>
-                <w:sz w:val="15"/>
-              </w:rPr>
-              <w:t># Explicit NSE</w:t>
-            </w:r>
-            <w:r>
-              <w:br/>
-            </w:r>
-            <w:r>
-              <w:rPr>
-                <w:rFonts w:ascii="Liberation Mono" w:hAnsi="Liberation Mono"/>
-                <w:color w:val="F9FAFB"/>
-                <w:sz w:val="15"/>
-              </w:rPr>
-              <w:t>nmap --script-help http-title</w:t>
-            </w:r>
-            <w:r>
-              <w:br/>
-            </w:r>
-            <w:r>
-              <w:rPr>
-                <w:rFonts w:ascii="Liberation Mono" w:hAnsi="Liberation Mono"/>
-                <w:color w:val="F9FAFB"/>
-                <w:sz w:val="15"/>
-              </w:rPr>
-              <w:t>nmap -p 80 --script http-title,http-headers TARGET</w:t>
-            </w:r>
-            <w:r>
-              <w:br/>
-            </w:r>
-            <w:r>
-              <w:rPr>
-                <w:rFonts w:ascii="Liberation Mono" w:hAnsi="Liberation Mono"/>
-                <w:color w:val="F9FAFB"/>
-                <w:sz w:val="15"/>
-              </w:rPr>
-            </w:r>
-            <w:r>
-              <w:br/>
-            </w:r>
-            <w:r>
-              <w:rPr>
-                <w:rFonts w:ascii="Liberation Mono" w:hAnsi="Liberation Mono"/>
-                <w:color w:val="F9FAFB"/>
-                <w:sz w:val="15"/>
-              </w:rPr>
-              <w:t># Evidence</w:t>
-            </w:r>
-            <w:r>
-              <w:br/>
-            </w:r>
-            <w:r>
-              <w:rPr>
-                <w:rFonts w:ascii="Liberation Mono" w:hAnsi="Liberation Mono"/>
-                <w:color w:val="F9FAFB"/>
-                <w:sz w:val="15"/>
-              </w:rPr>
-              <w:t>nmap -sV -oA scan-name TARGET</w:t>
-            </w:r>
-            <w:r>
-              <w:br/>
-            </w:r>
-            <w:r>
-              <w:rPr>
-                <w:rFonts w:ascii="Liberation Mono" w:hAnsi="Liberation Mono"/>
-                <w:color w:val="F9FAFB"/>
-                <w:sz w:val="15"/>
-              </w:rPr>
-              <w:t>python labs/nmap-inventory.py scan-name.xml --output services.csv</w:t>
-            </w:r>
-          </w:p>
-        </w:tc>
-      </w:tr>
-    </w:tbl>
-    <w:p>
-      <w:pPr>
-        <w:spacing w:after="20"/>
-      </w:pPr>
-    </w:p>
-    <w:p>
-      <w:pPr>
-        <w:pStyle w:val="Heading1"/>
-      </w:pPr>
-      <w:r>
-        <w:t>31. Referensi Utama</w:t>
-      </w:r>
-    </w:p>
-    <w:p>
-      <w:pPr>
-        <w:spacing w:after="80"/>
-      </w:pPr>
-      <w:r>
-        <w:rPr>
-          <w:b/>
-        </w:rPr>
-        <w:t>Nmap - Port Scanning Basics</w:t>
-      </w:r>
-      <w:r>
-        <w:t xml:space="preserve"> - Port states dan core scanning concepts.</w:t>
-      </w:r>
-      <w:r>
-        <w:br/>
-      </w:r>
-      <w:hyperlink r:id="rId111">
-        <w:r>
-          <w:rPr>
-            <w:color w:val="1D4ED8"/>
-            <w:u w:val="single"/>
-          </w:rPr>
-          <w:t>https://nmap.org/book/man-port-scanning-basics.html</w:t>
-        </w:r>
-      </w:hyperlink>
-    </w:p>
-    <w:p>
-      <w:pPr>
-        <w:spacing w:after="80"/>
-      </w:pPr>
-      <w:r>
-        <w:rPr>
-          <w:b/>
-        </w:rPr>
-        <w:t>Nmap - Host Discovery</w:t>
-      </w:r>
-      <w:r>
-        <w:t xml:space="preserve"> - -sn, -Pn, discovery probes, dan local ARP behavior.</w:t>
-      </w:r>
-      <w:r>
-        <w:br/>
-      </w:r>
-      <w:hyperlink r:id="rId112">
-        <w:r>
-          <w:rPr>
-            <w:color w:val="1D4ED8"/>
-            <w:u w:val="single"/>
-          </w:rPr>
-          <w:t>https://nmap.org/book/man-host-discovery.html</w:t>
-        </w:r>
-      </w:hyperlink>
-    </w:p>
-    <w:p>
-      <w:pPr>
-        <w:spacing w:after="80"/>
-      </w:pPr>
-      <w:r>
-        <w:rPr>
-          <w:b/>
-        </w:rPr>
-        <w:t>Nmap - Service and Version Detection</w:t>
-      </w:r>
-      <w:r>
-        <w:t xml:space="preserve"> - -sV dan service probes.</w:t>
-      </w:r>
-      <w:r>
-        <w:br/>
-      </w:r>
-      <w:hyperlink r:id="rId113">
-        <w:r>
-          <w:rPr>
-            <w:color w:val="1D4ED8"/>
-            <w:u w:val="single"/>
-          </w:rPr>
-          <w:t>https://nmap.org/book/man-version-detection.html</w:t>
-        </w:r>
-      </w:hyperlink>
-    </w:p>
-    <w:p>
-      <w:pPr>
-        <w:spacing w:after="80"/>
-      </w:pPr>
-      <w:r>
-        <w:rPr>
-          <w:b/>
-        </w:rPr>
-        <w:t>Nmap - UDP Scan</w:t>
-      </w:r>
-      <w:r>
-        <w:t xml:space="preserve"> - Cara Nmap menginterpretasikan UDP responses.</w:t>
-      </w:r>
-      <w:r>
-        <w:br/>
-      </w:r>
-      <w:hyperlink r:id="rId114">
-        <w:r>
-          <w:rPr>
-            <w:color w:val="1D4ED8"/>
-            <w:u w:val="single"/>
-          </w:rPr>
-          <w:t>https://nmap.org/book/scan-methods-udp-scan.html</w:t>
-        </w:r>
-      </w:hyperlink>
-    </w:p>
-    <w:p>
-      <w:pPr>
-        <w:spacing w:after="80"/>
-      </w:pPr>
-      <w:r>
-        <w:rPr>
-          <w:b/>
-        </w:rPr>
-        <w:t>Nmap - Scripting Engine</w:t>
-      </w:r>
-      <w:r>
-        <w:t xml:space="preserve"> - NSE categories, -sC, script selection, dan safety warning.</w:t>
-      </w:r>
-      <w:r>
-        <w:br/>
-      </w:r>
-      <w:hyperlink r:id="rId115">
-        <w:r>
-          <w:rPr>
-            <w:color w:val="1D4ED8"/>
-            <w:u w:val="single"/>
-          </w:rPr>
-          <w:t>https://nmap.org/book/man-nse.html</w:t>
-        </w:r>
-      </w:hyperlink>
-    </w:p>
-    <w:p>
-      <w:pPr>
-        <w:spacing w:after="80"/>
-      </w:pPr>
-      <w:r>
-        <w:rPr>
-          <w:b/>
-        </w:rPr>
-        <w:t>Arch Linux - nmap package</w:t>
-      </w:r>
-      <w:r>
-        <w:t xml:space="preserve"> - Package resmi Arch untuk network discovery/security auditing.</w:t>
-      </w:r>
-      <w:r>
-        <w:br/>
-      </w:r>
-      <w:hyperlink r:id="rId35">
-        <w:r>
-          <w:rPr>
-            <w:color w:val="1D4ED8"/>
-            <w:u w:val="single"/>
-          </w:rPr>
-          <w:t>https://archlinux.org/packages/extra/x86_64/nmap/</w:t>
-        </w:r>
-      </w:hyperlink>
-    </w:p>
-    <w:p>
-      <w:pPr>
-        <w:spacing w:after="80"/>
-      </w:pPr>
-      <w:r>
-        <w:rPr>
-          <w:b/>
-        </w:rPr>
-        <w:t>Docker - Bridge network driver</w:t>
-      </w:r>
-      <w:r>
-        <w:t xml:space="preserve"> - User-defined bridge networking untuk isolated local lab.</w:t>
-      </w:r>
-      <w:r>
-        <w:br/>
-      </w:r>
-      <w:hyperlink r:id="rId36">
-        <w:r>
-          <w:rPr>
-            <w:color w:val="1D4ED8"/>
-            <w:u w:val="single"/>
-          </w:rPr>
-          <w:t>https://docs.docker.com/engine/network/drivers/bridge/</w:t>
-        </w:r>
-      </w:hyperlink>
-    </w:p>
-    <w:tbl>
-      <w:tblPr>
-        <w:tblW w:type="auto" w:w="0"/>
-        <w:jc w:val="center"/>
-        <w:tblLook w:firstColumn="1" w:firstRow="1" w:lastColumn="0" w:lastRow="0" w:noHBand="0" w:noVBand="1" w:val="04A0"/>
-      </w:tblPr>
-      <w:tblGrid>
-        <w:gridCol w:w="9968"/>
-      </w:tblGrid>
-      <w:tr>
-        <w:trPr>
-          <w:cantSplit/>
-        </w:trPr>
-        <w:tc>
-          <w:tcPr>
-            <w:tcW w:type="dxa" w:w="9968"/>
-            <w:shd w:fill="ECFDF5"/>
-            <w:tcMar>
-              <w:top w:w="135" w:type="dxa"/>
-              <w:start w:w="165" w:type="dxa"/>
-              <w:bottom w:w="135" w:type="dxa"/>
-              <w:end w:w="165" w:type="dxa"/>
-            </w:tcMar>
-          </w:tcPr>
-          <w:p>
-            <w:pPr>
-              <w:spacing w:after="60"/>
-            </w:pPr>
-            <w:r>
-              <w:rPr>
-                <w:b/>
-                <w:color w:val="047857"/>
-                <w:sz w:val="19"/>
-              </w:rPr>
-              <w:t>Next module</w:t>
-            </w:r>
-          </w:p>
-          <w:p>
-            <w:pPr>
-              <w:spacing w:after="0" w:line="254" w:lineRule="auto"/>
-            </w:pPr>
-            <w:r>
-              <w:t>Module 09 - Vulnerability Assessment: CVE, CWE, CVSS, scanner output, false positives, version correlation, reachability, manual validation, prioritization, dan remediation.</w:t>
-            </w:r>
-          </w:p>
-        </w:tc>
-      </w:tr>
-    </w:tbl>
-    <w:p>
-      <w:pPr>
-        <w:spacing w:after="20"/>
-      </w:pPr>
-    </w:p>
     <w:sectPr>
       <w:headerReference w:type="default" r:id="rId9"/>
       <w:footerReference w:type="default" r:id="rId10"/>
